--- a/Resume-November-2015 edits bf.docx
+++ b/Resume-November-2015 edits bf.docx
@@ -964,6 +964,14 @@
           <w:sz w:val="20"/>
           <w:szCs w:val="20"/>
         </w:rPr>
+        <w:t xml:space="preserve">Factory </w:t>
+      </w:r>
+      <w:r>
+        <w:rPr>
+          <w:rFonts w:asciiTheme="majorHAnsi" w:hAnsiTheme="majorHAnsi" w:cs="Times New Roman"/>
+          <w:sz w:val="20"/>
+          <w:szCs w:val="20"/>
+        </w:rPr>
         <w:t>using Velocity (Java template language), Boot</w:t>
       </w:r>
       <w:r>
@@ -1320,7 +1328,15 @@
           <w:sz w:val="20"/>
           <w:szCs w:val="20"/>
         </w:rPr>
-        <w:t>Conducted user reviews. Use “lean startup” principles to react quickly to user feedback.</w:t>
+        <w:t>Conduct</w:t>
+      </w:r>
+      <w:r>
+        <w:rPr>
+          <w:rFonts w:asciiTheme="majorHAnsi" w:hAnsiTheme="majorHAnsi" w:cs="Times New Roman"/>
+          <w:sz w:val="20"/>
+          <w:szCs w:val="20"/>
+        </w:rPr>
+        <w:t xml:space="preserve"> user reviews. Use “lean startup” principles to react quickly to user feedback.</w:t>
       </w:r>
       <w:r>
         <w:rPr>
@@ -1990,12 +2006,19 @@
           <w:sz w:val="20"/>
           <w:szCs w:val="20"/>
         </w:rPr>
-        <w:t xml:space="preserve"> help of </w:t>
-      </w:r>
-      <w:r>
-        <w:rPr>
-          <w:rFonts w:asciiTheme="majorHAnsi" w:hAnsiTheme="majorHAnsi" w:cs="Times New Roman"/>
-          <w:color w:val="FF0000"/>
+        <w:t xml:space="preserve"> help </w:t>
+      </w:r>
+      <w:r>
+        <w:rPr>
+          <w:rFonts w:asciiTheme="majorHAnsi" w:hAnsiTheme="majorHAnsi" w:cs="Times New Roman"/>
+          <w:sz w:val="20"/>
+          <w:szCs w:val="20"/>
+        </w:rPr>
+        <w:t xml:space="preserve">of </w:t>
+      </w:r>
+      <w:r>
+        <w:rPr>
+          <w:rFonts w:asciiTheme="majorHAnsi" w:hAnsiTheme="majorHAnsi" w:cs="Times New Roman"/>
           <w:sz w:val="20"/>
           <w:szCs w:val="20"/>
         </w:rPr>
@@ -2007,7 +2030,15 @@
           <w:sz w:val="20"/>
           <w:szCs w:val="20"/>
         </w:rPr>
-        <w:t xml:space="preserve"> developers from around the world</w:t>
+        <w:t xml:space="preserve"> developers</w:t>
+      </w:r>
+      <w:r>
+        <w:rPr>
+          <w:rFonts w:asciiTheme="majorHAnsi" w:hAnsiTheme="majorHAnsi" w:cs="Times New Roman"/>
+          <w:sz w:val="20"/>
+          <w:szCs w:val="20"/>
+        </w:rPr>
+        <w:t xml:space="preserve"> from around the world</w:t>
       </w:r>
       <w:r>
         <w:rPr>
@@ -2839,8 +2870,6 @@
         </w:rPr>
         <w:t xml:space="preserve"> </w:t>
       </w:r>
-      <w:bookmarkStart w:id="0" w:name="_GoBack"/>
-      <w:bookmarkEnd w:id="0"/>
     </w:p>
     <w:p>
       <w:pPr>
@@ -2927,6 +2956,16 @@
         <w:t>Jaluit</w:t>
       </w:r>
       <w:proofErr w:type="spellEnd"/>
+      <w:r>
+        <w:rPr>
+          <w:rFonts w:asciiTheme="majorHAnsi" w:hAnsiTheme="majorHAnsi"/>
+          <w:sz w:val="20"/>
+          <w:szCs w:val="20"/>
+        </w:rPr>
+        <w:t>, Marshall Islands</w:t>
+      </w:r>
+      <w:bookmarkStart w:id="0" w:name="_GoBack"/>
+      <w:bookmarkEnd w:id="0"/>
       <w:r>
         <w:rPr>
           <w:rFonts w:asciiTheme="majorHAnsi" w:hAnsiTheme="majorHAnsi"/>
@@ -5680,7 +5719,7 @@
 </file>
 
 <file path=customXml/itemProps1.xml><?xml version="1.0" encoding="utf-8"?>
-<ds:datastoreItem xmlns:ds="http://schemas.openxmlformats.org/officeDocument/2006/customXml" ds:itemID="{3A16912E-4936-A94E-A425-95BE66CD7589}">
+<ds:datastoreItem xmlns:ds="http://schemas.openxmlformats.org/officeDocument/2006/customXml" ds:itemID="{4903F47B-C60B-D349-BC44-5C3418481262}">
   <ds:schemaRefs>
     <ds:schemaRef ds:uri="http://schemas.openxmlformats.org/officeDocument/2006/bibliography"/>
   </ds:schemaRefs>

--- a/Resume-November-2015 edits bf.docx
+++ b/Resume-November-2015 edits bf.docx
@@ -74,8 +74,6 @@
         </w:rPr>
         <w:t xml:space="preserve"> </w:t>
       </w:r>
-      <w:bookmarkStart w:id="0" w:name="_GoBack"/>
-      <w:bookmarkEnd w:id="0"/>
       <w:r>
         <w:rPr>
           <w:rFonts w:ascii="Calibri" w:hAnsi="Calibri"/>
@@ -2469,43 +2467,7 @@
           <w:sz w:val="22"/>
           <w:szCs w:val="22"/>
         </w:rPr>
-        <w:t xml:space="preserve">Don Bosco </w:t>
-      </w:r>
-      <w:r>
-        <w:rPr>
-          <w:rFonts w:asciiTheme="majorHAnsi" w:hAnsiTheme="majorHAnsi"/>
-          <w:b/>
-          <w:sz w:val="22"/>
-          <w:szCs w:val="22"/>
-        </w:rPr>
-        <w:t>High School</w:t>
-      </w:r>
-      <w:r>
-        <w:rPr>
-          <w:rFonts w:asciiTheme="majorHAnsi" w:hAnsiTheme="majorHAnsi"/>
-          <w:b/>
-          <w:sz w:val="22"/>
-          <w:szCs w:val="22"/>
-        </w:rPr>
-        <w:t xml:space="preserve"> and </w:t>
-      </w:r>
-      <w:r>
-        <w:rPr>
-          <w:rFonts w:asciiTheme="majorHAnsi" w:hAnsiTheme="majorHAnsi"/>
-          <w:b/>
-          <w:sz w:val="22"/>
-          <w:szCs w:val="22"/>
-        </w:rPr>
-        <w:t xml:space="preserve">Jaluit </w:t>
-      </w:r>
-      <w:r>
-        <w:rPr>
-          <w:rFonts w:asciiTheme="majorHAnsi" w:hAnsiTheme="majorHAnsi"/>
-          <w:b/>
-          <w:sz w:val="22"/>
-          <w:szCs w:val="22"/>
-        </w:rPr>
-        <w:t>High School</w:t>
+        <w:t>High School English Teacher</w:t>
       </w:r>
       <w:r>
         <w:rPr>
@@ -2544,6 +2506,23 @@
       <w:r>
         <w:rPr>
           <w:rFonts w:asciiTheme="majorHAnsi" w:hAnsiTheme="majorHAnsi"/>
+          <w:sz w:val="22"/>
+          <w:szCs w:val="22"/>
+        </w:rPr>
+        <w:tab/>
+      </w:r>
+      <w:r>
+        <w:rPr>
+          <w:rFonts w:asciiTheme="majorHAnsi" w:hAnsiTheme="majorHAnsi"/>
+          <w:sz w:val="22"/>
+          <w:szCs w:val="22"/>
+        </w:rPr>
+        <w:tab/>
+        <w:t xml:space="preserve">            </w:t>
+      </w:r>
+      <w:r>
+        <w:rPr>
+          <w:rFonts w:asciiTheme="majorHAnsi" w:hAnsiTheme="majorHAnsi"/>
           <w:b/>
           <w:sz w:val="21"/>
           <w:szCs w:val="21"/>
@@ -2557,39 +2536,7 @@
           <w:sz w:val="21"/>
           <w:szCs w:val="21"/>
         </w:rPr>
-        <w:t>10-2013</w:t>
-      </w:r>
-    </w:p>
-    <w:p>
-      <w:pPr>
-        <w:ind w:right="-1350"/>
-        <w:rPr>
-          <w:rFonts w:asciiTheme="majorHAnsi" w:hAnsiTheme="majorHAnsi"/>
-          <w:b/>
-          <w:i/>
-          <w:sz w:val="21"/>
-          <w:szCs w:val="21"/>
-        </w:rPr>
-      </w:pPr>
-      <w:r>
-        <w:rPr>
-          <w:rFonts w:asciiTheme="majorHAnsi" w:hAnsiTheme="majorHAnsi"/>
-          <w:b/>
-          <w:i/>
-          <w:sz w:val="21"/>
-          <w:szCs w:val="21"/>
-        </w:rPr>
-        <w:t>English Teacher</w:t>
-      </w:r>
-      <w:r>
-        <w:rPr>
-          <w:rFonts w:asciiTheme="majorHAnsi" w:hAnsiTheme="majorHAnsi"/>
-          <w:b/>
-          <w:i/>
-          <w:sz w:val="21"/>
-          <w:szCs w:val="21"/>
-        </w:rPr>
-        <w:t xml:space="preserve"> </w:t>
+        <w:t>10-2012</w:t>
       </w:r>
     </w:p>
     <w:p>
@@ -2727,7 +2674,17 @@
           <w:sz w:val="20"/>
           <w:szCs w:val="20"/>
         </w:rPr>
-        <w:t>After my class, DC students outperformed growth of honor-student peers on school network exam in English.</w:t>
+        <w:t xml:space="preserve">After my class, </w:t>
+      </w:r>
+      <w:bookmarkStart w:id="0" w:name="_GoBack"/>
+      <w:bookmarkEnd w:id="0"/>
+      <w:r>
+        <w:rPr>
+          <w:rFonts w:asciiTheme="majorHAnsi" w:hAnsiTheme="majorHAnsi"/>
+          <w:sz w:val="20"/>
+          <w:szCs w:val="20"/>
+        </w:rPr>
+        <w:t>students outperformed growth of honor-student peers on school network exam in English.</w:t>
       </w:r>
     </w:p>
     <w:p>
@@ -5398,7 +5355,7 @@
 </file>
 
 <file path=customXml/itemProps1.xml><?xml version="1.0" encoding="utf-8"?>
-<ds:datastoreItem xmlns:ds="http://schemas.openxmlformats.org/officeDocument/2006/customXml" ds:itemID="{1F9E7698-985D-7941-BC94-A6599202FB94}">
+<ds:datastoreItem xmlns:ds="http://schemas.openxmlformats.org/officeDocument/2006/customXml" ds:itemID="{06214052-4510-CB44-A746-F60E2488129E}">
   <ds:schemaRefs>
     <ds:schemaRef ds:uri="http://schemas.openxmlformats.org/officeDocument/2006/bibliography"/>
   </ds:schemaRefs>

--- a/Resume-November-2015 edits bf.docx
+++ b/Resume-November-2015 edits bf.docx
@@ -21,8 +21,20 @@
           <w:sz w:val="36"/>
           <w:szCs w:val="36"/>
         </w:rPr>
-        <w:t>Alex Rivadeneira</w:t>
-      </w:r>
+        <w:t xml:space="preserve">Alex </w:t>
+      </w:r>
+      <w:proofErr w:type="spellStart"/>
+      <w:r>
+        <w:rPr>
+          <w:rFonts w:asciiTheme="majorHAnsi" w:hAnsiTheme="majorHAnsi"/>
+          <w:b/>
+          <w:smallCaps/>
+          <w:sz w:val="36"/>
+          <w:szCs w:val="36"/>
+        </w:rPr>
+        <w:t>Rivadeneira</w:t>
+      </w:r>
+      <w:proofErr w:type="spellEnd"/>
     </w:p>
     <w:p>
       <w:pPr>
@@ -50,6 +62,8 @@
         </w:rPr>
         <w:sym w:font="Symbol" w:char="F0B7"/>
       </w:r>
+      <w:bookmarkStart w:id="0" w:name="_GoBack"/>
+      <w:bookmarkEnd w:id="0"/>
       <w:r>
         <w:rPr>
           <w:rFonts w:ascii="Calibri" w:hAnsi="Calibri"/>
@@ -553,6 +567,7 @@
           <w:szCs w:val="21"/>
         </w:rPr>
       </w:pPr>
+      <w:proofErr w:type="spellStart"/>
       <w:r>
         <w:rPr>
           <w:rFonts w:asciiTheme="majorHAnsi" w:hAnsiTheme="majorHAnsi"/>
@@ -562,6 +577,7 @@
         </w:rPr>
         <w:t>IdeaScale</w:t>
       </w:r>
+      <w:proofErr w:type="spellEnd"/>
       <w:r>
         <w:rPr>
           <w:rFonts w:asciiTheme="majorHAnsi" w:hAnsiTheme="majorHAnsi"/>
@@ -749,15 +765,51 @@
           <w:sz w:val="20"/>
           <w:szCs w:val="20"/>
         </w:rPr>
-        <w:t xml:space="preserve"> with international development team via Github. </w:t>
-      </w:r>
-      <w:r>
-        <w:rPr>
-          <w:rFonts w:asciiTheme="majorHAnsi" w:hAnsiTheme="majorHAnsi" w:cs="Times New Roman"/>
-          <w:sz w:val="20"/>
-          <w:szCs w:val="20"/>
-        </w:rPr>
-        <w:t xml:space="preserve">Currently IdeaScale’s first and only US-based developer. </w:t>
+        <w:t xml:space="preserve"> with international development team via </w:t>
+      </w:r>
+      <w:proofErr w:type="spellStart"/>
+      <w:r>
+        <w:rPr>
+          <w:rFonts w:asciiTheme="majorHAnsi" w:hAnsiTheme="majorHAnsi" w:cs="Times New Roman"/>
+          <w:sz w:val="20"/>
+          <w:szCs w:val="20"/>
+        </w:rPr>
+        <w:t>Github</w:t>
+      </w:r>
+      <w:proofErr w:type="spellEnd"/>
+      <w:r>
+        <w:rPr>
+          <w:rFonts w:asciiTheme="majorHAnsi" w:hAnsiTheme="majorHAnsi" w:cs="Times New Roman"/>
+          <w:sz w:val="20"/>
+          <w:szCs w:val="20"/>
+        </w:rPr>
+        <w:t xml:space="preserve">. </w:t>
+      </w:r>
+      <w:r>
+        <w:rPr>
+          <w:rFonts w:asciiTheme="majorHAnsi" w:hAnsiTheme="majorHAnsi" w:cs="Times New Roman"/>
+          <w:sz w:val="20"/>
+          <w:szCs w:val="20"/>
+        </w:rPr>
+        <w:t xml:space="preserve">Currently </w:t>
+      </w:r>
+      <w:proofErr w:type="spellStart"/>
+      <w:r>
+        <w:rPr>
+          <w:rFonts w:asciiTheme="majorHAnsi" w:hAnsiTheme="majorHAnsi" w:cs="Times New Roman"/>
+          <w:sz w:val="20"/>
+          <w:szCs w:val="20"/>
+        </w:rPr>
+        <w:t>IdeaScale’s</w:t>
+      </w:r>
+      <w:proofErr w:type="spellEnd"/>
+      <w:r>
+        <w:rPr>
+          <w:rFonts w:asciiTheme="majorHAnsi" w:hAnsiTheme="majorHAnsi" w:cs="Times New Roman"/>
+          <w:sz w:val="20"/>
+          <w:szCs w:val="20"/>
+        </w:rPr>
+        <w:t xml:space="preserve"> first and only US-based developer. </w:t>
       </w:r>
     </w:p>
     <w:p>
@@ -834,15 +886,15 @@
           <w:sz w:val="20"/>
           <w:szCs w:val="20"/>
         </w:rPr>
-        <w:t xml:space="preserve">including the U.S. Department of Energy and the Cheesecake </w:t>
-      </w:r>
-      <w:r>
-        <w:rPr>
-          <w:rFonts w:asciiTheme="majorHAnsi" w:hAnsiTheme="majorHAnsi" w:cs="Times New Roman"/>
-          <w:sz w:val="20"/>
-          <w:szCs w:val="20"/>
-        </w:rPr>
-        <w:t xml:space="preserve">Factory </w:t>
+        <w:t xml:space="preserve">including the U.S. Department of Energy and the </w:t>
+      </w:r>
+      <w:r>
+        <w:rPr>
+          <w:rFonts w:asciiTheme="majorHAnsi" w:hAnsiTheme="majorHAnsi" w:cs="Times New Roman"/>
+          <w:sz w:val="20"/>
+          <w:szCs w:val="20"/>
+        </w:rPr>
+        <w:t xml:space="preserve">National Institute for Cancer Research </w:t>
       </w:r>
       <w:r>
         <w:rPr>
@@ -874,7 +926,7 @@
           <w:sz w:val="20"/>
           <w:szCs w:val="20"/>
         </w:rPr>
-        <w:t xml:space="preserve"> and LESS/CSS</w:t>
+        <w:t xml:space="preserve"> and LESS</w:t>
       </w:r>
       <w:r>
         <w:rPr>
@@ -967,8 +1019,19 @@
           <w:sz w:val="22"/>
           <w:szCs w:val="22"/>
         </w:rPr>
-        <w:t>Sherlock Homies</w:t>
-      </w:r>
+        <w:t xml:space="preserve">Sherlock </w:t>
+      </w:r>
+      <w:proofErr w:type="spellStart"/>
+      <w:r>
+        <w:rPr>
+          <w:rFonts w:asciiTheme="majorHAnsi" w:hAnsiTheme="majorHAnsi"/>
+          <w:b/>
+          <w:sz w:val="22"/>
+          <w:szCs w:val="22"/>
+        </w:rPr>
+        <w:t>Homies</w:t>
+      </w:r>
+      <w:proofErr w:type="spellEnd"/>
       <w:r>
         <w:rPr>
           <w:rFonts w:asciiTheme="majorHAnsi" w:hAnsiTheme="majorHAnsi"/>
@@ -1267,6 +1330,7 @@
         </w:rPr>
         <w:t xml:space="preserve"> Active Model </w:t>
       </w:r>
+      <w:proofErr w:type="spellStart"/>
       <w:r>
         <w:rPr>
           <w:rFonts w:asciiTheme="majorHAnsi" w:hAnsiTheme="majorHAnsi" w:cs="Times New Roman"/>
@@ -1275,6 +1339,7 @@
         </w:rPr>
         <w:t>Serializers</w:t>
       </w:r>
+      <w:proofErr w:type="spellEnd"/>
       <w:r>
         <w:rPr>
           <w:rFonts w:asciiTheme="majorHAnsi" w:hAnsiTheme="majorHAnsi" w:cs="Times New Roman"/>
@@ -1497,6 +1562,7 @@
           <w:szCs w:val="20"/>
         </w:rPr>
       </w:pPr>
+      <w:proofErr w:type="spellStart"/>
       <w:r>
         <w:rPr>
           <w:rFonts w:asciiTheme="majorHAnsi" w:hAnsiTheme="majorHAnsi" w:cs="Times New Roman"/>
@@ -1505,14 +1571,61 @@
         </w:rPr>
         <w:t>Javascript</w:t>
       </w:r>
-      <w:r>
-        <w:rPr>
-          <w:rFonts w:asciiTheme="majorHAnsi" w:hAnsiTheme="majorHAnsi" w:cs="Times New Roman"/>
-          <w:sz w:val="20"/>
-          <w:szCs w:val="20"/>
-        </w:rPr>
-        <w:t>, JQuery, HTML/CSS, Git, Github</w:t>
-      </w:r>
+      <w:proofErr w:type="spellEnd"/>
+      <w:r>
+        <w:rPr>
+          <w:rFonts w:asciiTheme="majorHAnsi" w:hAnsiTheme="majorHAnsi" w:cs="Times New Roman"/>
+          <w:sz w:val="20"/>
+          <w:szCs w:val="20"/>
+        </w:rPr>
+        <w:t xml:space="preserve">, </w:t>
+      </w:r>
+      <w:proofErr w:type="spellStart"/>
+      <w:r>
+        <w:rPr>
+          <w:rFonts w:asciiTheme="majorHAnsi" w:hAnsiTheme="majorHAnsi" w:cs="Times New Roman"/>
+          <w:sz w:val="20"/>
+          <w:szCs w:val="20"/>
+        </w:rPr>
+        <w:t>JQuery</w:t>
+      </w:r>
+      <w:proofErr w:type="spellEnd"/>
+      <w:r>
+        <w:rPr>
+          <w:rFonts w:asciiTheme="majorHAnsi" w:hAnsiTheme="majorHAnsi" w:cs="Times New Roman"/>
+          <w:sz w:val="20"/>
+          <w:szCs w:val="20"/>
+        </w:rPr>
+        <w:t xml:space="preserve">, HTML/CSS, </w:t>
+      </w:r>
+      <w:proofErr w:type="spellStart"/>
+      <w:r>
+        <w:rPr>
+          <w:rFonts w:asciiTheme="majorHAnsi" w:hAnsiTheme="majorHAnsi" w:cs="Times New Roman"/>
+          <w:sz w:val="20"/>
+          <w:szCs w:val="20"/>
+        </w:rPr>
+        <w:t>Git</w:t>
+      </w:r>
+      <w:proofErr w:type="spellEnd"/>
+      <w:r>
+        <w:rPr>
+          <w:rFonts w:asciiTheme="majorHAnsi" w:hAnsiTheme="majorHAnsi" w:cs="Times New Roman"/>
+          <w:sz w:val="20"/>
+          <w:szCs w:val="20"/>
+        </w:rPr>
+        <w:t xml:space="preserve">, </w:t>
+      </w:r>
+      <w:proofErr w:type="spellStart"/>
+      <w:r>
+        <w:rPr>
+          <w:rFonts w:asciiTheme="majorHAnsi" w:hAnsiTheme="majorHAnsi" w:cs="Times New Roman"/>
+          <w:sz w:val="20"/>
+          <w:szCs w:val="20"/>
+        </w:rPr>
+        <w:t>Github</w:t>
+      </w:r>
+      <w:proofErr w:type="spellEnd"/>
     </w:p>
     <w:p>
       <w:pPr>
@@ -1535,14 +1648,25 @@
           <w:szCs w:val="21"/>
         </w:rPr>
       </w:pPr>
-      <w:r>
-        <w:rPr>
-          <w:rFonts w:asciiTheme="majorHAnsi" w:hAnsiTheme="majorHAnsi"/>
-          <w:b/>
-          <w:sz w:val="22"/>
-          <w:szCs w:val="22"/>
-        </w:rPr>
-        <w:t>Myst Obsession</w:t>
+      <w:proofErr w:type="spellStart"/>
+      <w:r>
+        <w:rPr>
+          <w:rFonts w:asciiTheme="majorHAnsi" w:hAnsiTheme="majorHAnsi"/>
+          <w:b/>
+          <w:sz w:val="22"/>
+          <w:szCs w:val="22"/>
+        </w:rPr>
+        <w:t>Myst</w:t>
+      </w:r>
+      <w:proofErr w:type="spellEnd"/>
+      <w:r>
+        <w:rPr>
+          <w:rFonts w:asciiTheme="majorHAnsi" w:hAnsiTheme="majorHAnsi"/>
+          <w:b/>
+          <w:sz w:val="22"/>
+          <w:szCs w:val="22"/>
+        </w:rPr>
+        <w:t xml:space="preserve"> Obsession</w:t>
       </w:r>
       <w:r>
         <w:rPr>
@@ -1754,7 +1878,25 @@
           <w:sz w:val="20"/>
           <w:szCs w:val="20"/>
         </w:rPr>
-        <w:t xml:space="preserve"> dedicated to Myst computer game</w:t>
+        <w:t xml:space="preserve"> dedicated to </w:t>
+      </w:r>
+      <w:proofErr w:type="spellStart"/>
+      <w:r>
+        <w:rPr>
+          <w:rFonts w:asciiTheme="majorHAnsi" w:hAnsiTheme="majorHAnsi" w:cs="Times New Roman"/>
+          <w:sz w:val="20"/>
+          <w:szCs w:val="20"/>
+        </w:rPr>
+        <w:t>Myst</w:t>
+      </w:r>
+      <w:proofErr w:type="spellEnd"/>
+      <w:r>
+        <w:rPr>
+          <w:rFonts w:asciiTheme="majorHAnsi" w:hAnsiTheme="majorHAnsi" w:cs="Times New Roman"/>
+          <w:sz w:val="20"/>
+          <w:szCs w:val="20"/>
+        </w:rPr>
+        <w:t xml:space="preserve"> computer game</w:t>
       </w:r>
       <w:r>
         <w:rPr>
@@ -1866,15 +2008,51 @@
           <w:sz w:val="20"/>
           <w:szCs w:val="20"/>
         </w:rPr>
-        <w:t xml:space="preserve">. Myst Obsession </w:t>
-      </w:r>
-      <w:r>
-        <w:rPr>
-          <w:rFonts w:asciiTheme="majorHAnsi" w:hAnsiTheme="majorHAnsi" w:cs="Times New Roman"/>
-          <w:sz w:val="20"/>
-          <w:szCs w:val="20"/>
-        </w:rPr>
-        <w:t>became the definitive website dedicated to Myst with a thriving community of</w:t>
+        <w:t xml:space="preserve">. </w:t>
+      </w:r>
+      <w:proofErr w:type="spellStart"/>
+      <w:r>
+        <w:rPr>
+          <w:rFonts w:asciiTheme="majorHAnsi" w:hAnsiTheme="majorHAnsi" w:cs="Times New Roman"/>
+          <w:sz w:val="20"/>
+          <w:szCs w:val="20"/>
+        </w:rPr>
+        <w:t>Myst</w:t>
+      </w:r>
+      <w:proofErr w:type="spellEnd"/>
+      <w:r>
+        <w:rPr>
+          <w:rFonts w:asciiTheme="majorHAnsi" w:hAnsiTheme="majorHAnsi" w:cs="Times New Roman"/>
+          <w:sz w:val="20"/>
+          <w:szCs w:val="20"/>
+        </w:rPr>
+        <w:t xml:space="preserve"> Obsession </w:t>
+      </w:r>
+      <w:r>
+        <w:rPr>
+          <w:rFonts w:asciiTheme="majorHAnsi" w:hAnsiTheme="majorHAnsi" w:cs="Times New Roman"/>
+          <w:sz w:val="20"/>
+          <w:szCs w:val="20"/>
+        </w:rPr>
+        <w:t xml:space="preserve">became the definitive website dedicated to </w:t>
+      </w:r>
+      <w:proofErr w:type="spellStart"/>
+      <w:r>
+        <w:rPr>
+          <w:rFonts w:asciiTheme="majorHAnsi" w:hAnsiTheme="majorHAnsi" w:cs="Times New Roman"/>
+          <w:sz w:val="20"/>
+          <w:szCs w:val="20"/>
+        </w:rPr>
+        <w:t>Myst</w:t>
+      </w:r>
+      <w:proofErr w:type="spellEnd"/>
+      <w:r>
+        <w:rPr>
+          <w:rFonts w:asciiTheme="majorHAnsi" w:hAnsiTheme="majorHAnsi" w:cs="Times New Roman"/>
+          <w:sz w:val="20"/>
+          <w:szCs w:val="20"/>
+        </w:rPr>
+        <w:t xml:space="preserve"> with a thriving community of</w:t>
       </w:r>
       <w:r>
         <w:rPr>
@@ -2460,6 +2638,7 @@
           <w:szCs w:val="21"/>
         </w:rPr>
       </w:pPr>
+      <w:proofErr w:type="gramStart"/>
       <w:r>
         <w:rPr>
           <w:rFonts w:asciiTheme="majorHAnsi" w:hAnsiTheme="majorHAnsi"/>
@@ -2486,6 +2665,7 @@
         </w:rPr>
         <w:t>Marshall Islands &amp; Washington, D.C.</w:t>
       </w:r>
+      <w:proofErr w:type="gramEnd"/>
       <w:r>
         <w:rPr>
           <w:rFonts w:asciiTheme="majorHAnsi" w:hAnsiTheme="majorHAnsi"/>
@@ -2612,8 +2792,18 @@
           <w:sz w:val="20"/>
           <w:szCs w:val="20"/>
         </w:rPr>
-        <w:t xml:space="preserve"> first student from Jaluit</w:t>
-      </w:r>
+        <w:t xml:space="preserve"> first student from </w:t>
+      </w:r>
+      <w:proofErr w:type="spellStart"/>
+      <w:r>
+        <w:rPr>
+          <w:rFonts w:asciiTheme="majorHAnsi" w:hAnsiTheme="majorHAnsi"/>
+          <w:sz w:val="20"/>
+          <w:szCs w:val="20"/>
+        </w:rPr>
+        <w:t>Jaluit</w:t>
+      </w:r>
+      <w:proofErr w:type="spellEnd"/>
       <w:r>
         <w:rPr>
           <w:rFonts w:asciiTheme="majorHAnsi" w:hAnsiTheme="majorHAnsi"/>
@@ -2676,8 +2866,6 @@
         </w:rPr>
         <w:t xml:space="preserve">After my class, </w:t>
       </w:r>
-      <w:bookmarkStart w:id="0" w:name="_GoBack"/>
-      <w:bookmarkEnd w:id="0"/>
       <w:r>
         <w:rPr>
           <w:rFonts w:asciiTheme="majorHAnsi" w:hAnsiTheme="majorHAnsi"/>
@@ -2791,21 +2979,55 @@
           <w:szCs w:val="20"/>
         </w:rPr>
       </w:pPr>
-      <w:r>
-        <w:rPr>
-          <w:rFonts w:asciiTheme="majorHAnsi" w:hAnsiTheme="majorHAnsi"/>
-          <w:sz w:val="20"/>
-          <w:szCs w:val="20"/>
-        </w:rPr>
-        <w:t>TubeTube -</w:t>
-      </w:r>
-      <w:r>
-        <w:rPr>
-          <w:rFonts w:asciiTheme="majorHAnsi" w:hAnsiTheme="majorHAnsi"/>
-          <w:sz w:val="20"/>
-          <w:szCs w:val="20"/>
-        </w:rPr>
-        <w:t xml:space="preserve"> http://tube2.herokuapp.com/ “Perfectly-timed videos for your commute.” - Ruby on Rails, YouTube API.</w:t>
+      <w:proofErr w:type="spellStart"/>
+      <w:r>
+        <w:rPr>
+          <w:rFonts w:asciiTheme="majorHAnsi" w:hAnsiTheme="majorHAnsi"/>
+          <w:sz w:val="20"/>
+          <w:szCs w:val="20"/>
+        </w:rPr>
+        <w:t>TubeTube</w:t>
+      </w:r>
+      <w:proofErr w:type="spellEnd"/>
+      <w:r>
+        <w:rPr>
+          <w:rFonts w:asciiTheme="majorHAnsi" w:hAnsiTheme="majorHAnsi"/>
+          <w:sz w:val="20"/>
+          <w:szCs w:val="20"/>
+        </w:rPr>
+        <w:t xml:space="preserve"> -</w:t>
+      </w:r>
+      <w:r>
+        <w:rPr>
+          <w:rFonts w:asciiTheme="majorHAnsi" w:hAnsiTheme="majorHAnsi"/>
+          <w:sz w:val="20"/>
+          <w:szCs w:val="20"/>
+        </w:rPr>
+        <w:t xml:space="preserve"> http://</w:t>
+      </w:r>
+      <w:r>
+        <w:rPr>
+          <w:rFonts w:asciiTheme="majorHAnsi" w:hAnsiTheme="majorHAnsi"/>
+          <w:sz w:val="20"/>
+          <w:szCs w:val="20"/>
+        </w:rPr>
+        <w:t>tubetubedc</w:t>
+      </w:r>
+      <w:r>
+        <w:rPr>
+          <w:rFonts w:asciiTheme="majorHAnsi" w:hAnsiTheme="majorHAnsi"/>
+          <w:sz w:val="20"/>
+          <w:szCs w:val="20"/>
+        </w:rPr>
+        <w:t>.herokuapp.com/ “Perfectly-timed videos for your commute.” - Ruby on Rails, YouTube API</w:t>
+      </w:r>
+      <w:r>
+        <w:rPr>
+          <w:rFonts w:asciiTheme="majorHAnsi" w:hAnsiTheme="majorHAnsi"/>
+          <w:sz w:val="20"/>
+          <w:szCs w:val="20"/>
+        </w:rPr>
+        <w:t>, WMATA transit API</w:t>
       </w:r>
     </w:p>
     <w:p>
@@ -2816,69 +3038,30 @@
           <w:numId w:val="3"/>
         </w:numPr>
         <w:ind w:right="-1350"/>
-        <w:jc w:val="both"/>
-        <w:rPr>
-          <w:rFonts w:asciiTheme="majorHAnsi" w:hAnsiTheme="majorHAnsi"/>
-          <w:b/>
-          <w:sz w:val="20"/>
-          <w:szCs w:val="20"/>
-        </w:rPr>
-      </w:pPr>
-      <w:r>
-        <w:rPr>
-          <w:rFonts w:asciiTheme="majorHAnsi" w:hAnsiTheme="majorHAnsi"/>
-          <w:sz w:val="20"/>
-          <w:szCs w:val="20"/>
-        </w:rPr>
-        <w:t xml:space="preserve">Calculator Race - </w:t>
-      </w:r>
-      <w:r>
-        <w:rPr>
-          <w:rFonts w:asciiTheme="majorHAnsi" w:hAnsiTheme="majorHAnsi"/>
-          <w:sz w:val="20"/>
-          <w:szCs w:val="20"/>
-        </w:rPr>
-        <w:t>http://alexrivadeneira2.meteor.com/</w:t>
-      </w:r>
-      <w:r>
-        <w:rPr>
-          <w:rFonts w:asciiTheme="majorHAnsi" w:hAnsiTheme="majorHAnsi"/>
-          <w:sz w:val="20"/>
-          <w:szCs w:val="20"/>
-        </w:rPr>
-        <w:t xml:space="preserve"> –Meteor JS, </w:t>
-      </w:r>
-      <w:r>
-        <w:rPr>
-          <w:rFonts w:asciiTheme="majorHAnsi" w:hAnsiTheme="majorHAnsi"/>
-          <w:sz w:val="20"/>
-          <w:szCs w:val="20"/>
-        </w:rPr>
-        <w:t>JavaScript, MongoDB</w:t>
-      </w:r>
-    </w:p>
-    <w:p>
-      <w:pPr>
-        <w:pStyle w:val="ListParagraph"/>
-        <w:numPr>
-          <w:ilvl w:val="0"/>
-          <w:numId w:val="3"/>
-        </w:numPr>
-        <w:ind w:right="-1350"/>
-        <w:rPr>
-          <w:rFonts w:asciiTheme="majorHAnsi" w:hAnsiTheme="majorHAnsi"/>
-          <w:b/>
-          <w:sz w:val="20"/>
-          <w:szCs w:val="20"/>
-        </w:rPr>
-      </w:pPr>
-      <w:r>
-        <w:rPr>
-          <w:rFonts w:asciiTheme="majorHAnsi" w:hAnsiTheme="majorHAnsi"/>
-          <w:sz w:val="20"/>
-          <w:szCs w:val="20"/>
-        </w:rPr>
-        <w:t xml:space="preserve">Coursera </w:t>
+        <w:rPr>
+          <w:rFonts w:asciiTheme="majorHAnsi" w:hAnsiTheme="majorHAnsi"/>
+          <w:b/>
+          <w:sz w:val="20"/>
+          <w:szCs w:val="20"/>
+        </w:rPr>
+      </w:pPr>
+      <w:proofErr w:type="spellStart"/>
+      <w:r>
+        <w:rPr>
+          <w:rFonts w:asciiTheme="majorHAnsi" w:hAnsiTheme="majorHAnsi"/>
+          <w:sz w:val="20"/>
+          <w:szCs w:val="20"/>
+        </w:rPr>
+        <w:t>Coursera</w:t>
+      </w:r>
+      <w:proofErr w:type="spellEnd"/>
+      <w:r>
+        <w:rPr>
+          <w:rFonts w:asciiTheme="majorHAnsi" w:hAnsiTheme="majorHAnsi"/>
+          <w:sz w:val="20"/>
+          <w:szCs w:val="20"/>
+        </w:rPr>
+        <w:t xml:space="preserve"> </w:t>
       </w:r>
       <w:r>
         <w:rPr>
@@ -5355,7 +5538,7 @@
 </file>
 
 <file path=customXml/itemProps1.xml><?xml version="1.0" encoding="utf-8"?>
-<ds:datastoreItem xmlns:ds="http://schemas.openxmlformats.org/officeDocument/2006/customXml" ds:itemID="{06214052-4510-CB44-A746-F60E2488129E}">
+<ds:datastoreItem xmlns:ds="http://schemas.openxmlformats.org/officeDocument/2006/customXml" ds:itemID="{20D097F4-5F0D-B047-B97D-5E12A1120866}">
   <ds:schemaRefs>
     <ds:schemaRef ds:uri="http://schemas.openxmlformats.org/officeDocument/2006/bibliography"/>
   </ds:schemaRefs>

--- a/Resume-November-2015 edits bf.docx
+++ b/Resume-November-2015 edits bf.docx
@@ -21,20 +21,8 @@
           <w:sz w:val="36"/>
           <w:szCs w:val="36"/>
         </w:rPr>
-        <w:t xml:space="preserve">Alex </w:t>
-      </w:r>
-      <w:proofErr w:type="spellStart"/>
-      <w:r>
-        <w:rPr>
-          <w:rFonts w:asciiTheme="majorHAnsi" w:hAnsiTheme="majorHAnsi"/>
-          <w:b/>
-          <w:smallCaps/>
-          <w:sz w:val="36"/>
-          <w:szCs w:val="36"/>
-        </w:rPr>
-        <w:t>Rivadeneira</w:t>
-      </w:r>
-      <w:proofErr w:type="spellEnd"/>
+        <w:t>Alex Rivadeneira</w:t>
+      </w:r>
     </w:p>
     <w:p>
       <w:pPr>
@@ -62,113 +50,104 @@
         </w:rPr>
         <w:sym w:font="Symbol" w:char="F0B7"/>
       </w:r>
+      <w:r>
+        <w:rPr>
+          <w:rFonts w:ascii="Calibri" w:hAnsi="Calibri"/>
+          <w:sz w:val="21"/>
+          <w:szCs w:val="21"/>
+        </w:rPr>
+        <w:t xml:space="preserve"> http://www.github.com/alexrivadeneira </w:t>
+      </w:r>
+      <w:r>
+        <w:rPr>
+          <w:rFonts w:ascii="Calibri" w:hAnsi="Calibri"/>
+          <w:sz w:val="21"/>
+          <w:szCs w:val="21"/>
+        </w:rPr>
+        <w:sym w:font="Symbol" w:char="F0B7"/>
+      </w:r>
+      <w:r>
+        <w:rPr>
+          <w:rFonts w:ascii="Calibri" w:hAnsi="Calibri"/>
+          <w:sz w:val="21"/>
+          <w:szCs w:val="21"/>
+        </w:rPr>
+        <w:t xml:space="preserve"> </w:t>
+      </w:r>
+      <w:r>
+        <w:rPr>
+          <w:rFonts w:ascii="Calibri" w:hAnsi="Calibri"/>
+          <w:sz w:val="21"/>
+          <w:szCs w:val="21"/>
+        </w:rPr>
+        <w:t>alexrivs@gmail.com</w:t>
+      </w:r>
+    </w:p>
+    <w:p>
+      <w:pPr>
+        <w:jc w:val="center"/>
+        <w:rPr>
+          <w:rFonts w:asciiTheme="majorHAnsi" w:hAnsiTheme="majorHAnsi"/>
+          <w:i/>
+          <w:sz w:val="21"/>
+          <w:szCs w:val="21"/>
+        </w:rPr>
+      </w:pPr>
+      <w:r>
+        <w:rPr>
+          <w:rFonts w:asciiTheme="majorHAnsi" w:hAnsiTheme="majorHAnsi"/>
+          <w:i/>
+          <w:sz w:val="21"/>
+          <w:szCs w:val="21"/>
+        </w:rPr>
+        <w:t xml:space="preserve"> </w:t>
+      </w:r>
+      <w:r>
+        <w:rPr>
+          <w:rFonts w:asciiTheme="majorHAnsi" w:hAnsiTheme="majorHAnsi"/>
+          <w:i/>
+          <w:sz w:val="21"/>
+          <w:szCs w:val="21"/>
+        </w:rPr>
+        <w:t>Self</w:t>
+      </w:r>
+      <w:r>
+        <w:rPr>
+          <w:rFonts w:asciiTheme="majorHAnsi" w:hAnsiTheme="majorHAnsi"/>
+          <w:i/>
+          <w:sz w:val="21"/>
+          <w:szCs w:val="21"/>
+        </w:rPr>
+        <w:t>-</w:t>
+      </w:r>
+      <w:r>
+        <w:rPr>
+          <w:rFonts w:asciiTheme="majorHAnsi" w:hAnsiTheme="majorHAnsi"/>
+          <w:i/>
+          <w:sz w:val="21"/>
+          <w:szCs w:val="21"/>
+        </w:rPr>
+        <w:t xml:space="preserve">taught web developer </w:t>
+      </w:r>
+      <w:r>
+        <w:rPr>
+          <w:rFonts w:asciiTheme="majorHAnsi" w:hAnsiTheme="majorHAnsi"/>
+          <w:i/>
+          <w:sz w:val="21"/>
+          <w:szCs w:val="21"/>
+        </w:rPr>
+        <w:t>interested in intersection of humanities and technology.</w:t>
+      </w:r>
       <w:bookmarkStart w:id="0" w:name="_GoBack"/>
       <w:bookmarkEnd w:id="0"/>
       <w:r>
         <w:rPr>
-          <w:rFonts w:ascii="Calibri" w:hAnsi="Calibri"/>
-          <w:sz w:val="21"/>
-          <w:szCs w:val="21"/>
-        </w:rPr>
-        <w:t xml:space="preserve"> http://www.github.com/alexrivadeneira </w:t>
-      </w:r>
-      <w:r>
-        <w:rPr>
-          <w:rFonts w:ascii="Calibri" w:hAnsi="Calibri"/>
-          <w:sz w:val="21"/>
-          <w:szCs w:val="21"/>
-        </w:rPr>
-        <w:sym w:font="Symbol" w:char="F0B7"/>
-      </w:r>
-      <w:r>
-        <w:rPr>
-          <w:rFonts w:ascii="Calibri" w:hAnsi="Calibri"/>
+          <w:rFonts w:asciiTheme="majorHAnsi" w:hAnsiTheme="majorHAnsi"/>
+          <w:i/>
           <w:sz w:val="21"/>
           <w:szCs w:val="21"/>
         </w:rPr>
         <w:t xml:space="preserve"> </w:t>
-      </w:r>
-      <w:r>
-        <w:rPr>
-          <w:rFonts w:ascii="Calibri" w:hAnsi="Calibri"/>
-          <w:sz w:val="21"/>
-          <w:szCs w:val="21"/>
-        </w:rPr>
-        <w:t>alexrivs@gmail.com</w:t>
-      </w:r>
-    </w:p>
-    <w:p>
-      <w:pPr>
-        <w:jc w:val="center"/>
-        <w:rPr>
-          <w:rFonts w:asciiTheme="majorHAnsi" w:hAnsiTheme="majorHAnsi"/>
-          <w:i/>
-          <w:sz w:val="21"/>
-          <w:szCs w:val="21"/>
-        </w:rPr>
-      </w:pPr>
-      <w:r>
-        <w:rPr>
-          <w:rFonts w:asciiTheme="majorHAnsi" w:hAnsiTheme="majorHAnsi"/>
-          <w:i/>
-          <w:sz w:val="21"/>
-          <w:szCs w:val="21"/>
-        </w:rPr>
-        <w:t xml:space="preserve"> </w:t>
-      </w:r>
-      <w:r>
-        <w:rPr>
-          <w:rFonts w:asciiTheme="majorHAnsi" w:hAnsiTheme="majorHAnsi"/>
-          <w:i/>
-          <w:sz w:val="21"/>
-          <w:szCs w:val="21"/>
-        </w:rPr>
-        <w:t>Self</w:t>
-      </w:r>
-      <w:r>
-        <w:rPr>
-          <w:rFonts w:asciiTheme="majorHAnsi" w:hAnsiTheme="majorHAnsi"/>
-          <w:i/>
-          <w:sz w:val="21"/>
-          <w:szCs w:val="21"/>
-        </w:rPr>
-        <w:t>-</w:t>
-      </w:r>
-      <w:r>
-        <w:rPr>
-          <w:rFonts w:asciiTheme="majorHAnsi" w:hAnsiTheme="majorHAnsi"/>
-          <w:i/>
-          <w:sz w:val="21"/>
-          <w:szCs w:val="21"/>
-        </w:rPr>
-        <w:t xml:space="preserve">taught web developer </w:t>
-      </w:r>
-      <w:r>
-        <w:rPr>
-          <w:rFonts w:asciiTheme="majorHAnsi" w:hAnsiTheme="majorHAnsi"/>
-          <w:i/>
-          <w:sz w:val="21"/>
-          <w:szCs w:val="21"/>
-        </w:rPr>
-        <w:t>with a</w:t>
-      </w:r>
-      <w:r>
-        <w:rPr>
-          <w:rFonts w:asciiTheme="majorHAnsi" w:hAnsiTheme="majorHAnsi"/>
-          <w:i/>
-          <w:sz w:val="21"/>
-          <w:szCs w:val="21"/>
-        </w:rPr>
-        <w:t xml:space="preserve">n eye for </w:t>
-      </w:r>
-      <w:r>
-        <w:rPr>
-          <w:rFonts w:asciiTheme="majorHAnsi" w:hAnsiTheme="majorHAnsi"/>
-          <w:i/>
-          <w:sz w:val="21"/>
-          <w:szCs w:val="21"/>
-        </w:rPr>
-        <w:t xml:space="preserve">design and usability. </w:t>
       </w:r>
     </w:p>
     <w:tbl>
@@ -567,7 +546,6 @@
           <w:szCs w:val="21"/>
         </w:rPr>
       </w:pPr>
-      <w:proofErr w:type="spellStart"/>
       <w:r>
         <w:rPr>
           <w:rFonts w:asciiTheme="majorHAnsi" w:hAnsiTheme="majorHAnsi"/>
@@ -577,7 +555,6 @@
         </w:rPr>
         <w:t>IdeaScale</w:t>
       </w:r>
-      <w:proofErr w:type="spellEnd"/>
       <w:r>
         <w:rPr>
           <w:rFonts w:asciiTheme="majorHAnsi" w:hAnsiTheme="majorHAnsi"/>
@@ -765,51 +742,15 @@
           <w:sz w:val="20"/>
           <w:szCs w:val="20"/>
         </w:rPr>
-        <w:t xml:space="preserve"> with international development team via </w:t>
-      </w:r>
-      <w:proofErr w:type="spellStart"/>
-      <w:r>
-        <w:rPr>
-          <w:rFonts w:asciiTheme="majorHAnsi" w:hAnsiTheme="majorHAnsi" w:cs="Times New Roman"/>
-          <w:sz w:val="20"/>
-          <w:szCs w:val="20"/>
-        </w:rPr>
-        <w:t>Github</w:t>
-      </w:r>
-      <w:proofErr w:type="spellEnd"/>
-      <w:r>
-        <w:rPr>
-          <w:rFonts w:asciiTheme="majorHAnsi" w:hAnsiTheme="majorHAnsi" w:cs="Times New Roman"/>
-          <w:sz w:val="20"/>
-          <w:szCs w:val="20"/>
-        </w:rPr>
-        <w:t xml:space="preserve">. </w:t>
-      </w:r>
-      <w:r>
-        <w:rPr>
-          <w:rFonts w:asciiTheme="majorHAnsi" w:hAnsiTheme="majorHAnsi" w:cs="Times New Roman"/>
-          <w:sz w:val="20"/>
-          <w:szCs w:val="20"/>
-        </w:rPr>
-        <w:t xml:space="preserve">Currently </w:t>
-      </w:r>
-      <w:proofErr w:type="spellStart"/>
-      <w:r>
-        <w:rPr>
-          <w:rFonts w:asciiTheme="majorHAnsi" w:hAnsiTheme="majorHAnsi" w:cs="Times New Roman"/>
-          <w:sz w:val="20"/>
-          <w:szCs w:val="20"/>
-        </w:rPr>
-        <w:t>IdeaScale’s</w:t>
-      </w:r>
-      <w:proofErr w:type="spellEnd"/>
-      <w:r>
-        <w:rPr>
-          <w:rFonts w:asciiTheme="majorHAnsi" w:hAnsiTheme="majorHAnsi" w:cs="Times New Roman"/>
-          <w:sz w:val="20"/>
-          <w:szCs w:val="20"/>
-        </w:rPr>
-        <w:t xml:space="preserve"> first and only US-based developer. </w:t>
+        <w:t xml:space="preserve"> with international development team via Github. </w:t>
+      </w:r>
+      <w:r>
+        <w:rPr>
+          <w:rFonts w:asciiTheme="majorHAnsi" w:hAnsiTheme="majorHAnsi" w:cs="Times New Roman"/>
+          <w:sz w:val="20"/>
+          <w:szCs w:val="20"/>
+        </w:rPr>
+        <w:t xml:space="preserve">Currently IdeaScale’s first and only US-based developer. </w:t>
       </w:r>
     </w:p>
     <w:p>
@@ -1019,19 +960,8 @@
           <w:sz w:val="22"/>
           <w:szCs w:val="22"/>
         </w:rPr>
-        <w:t xml:space="preserve">Sherlock </w:t>
-      </w:r>
-      <w:proofErr w:type="spellStart"/>
-      <w:r>
-        <w:rPr>
-          <w:rFonts w:asciiTheme="majorHAnsi" w:hAnsiTheme="majorHAnsi"/>
-          <w:b/>
-          <w:sz w:val="22"/>
-          <w:szCs w:val="22"/>
-        </w:rPr>
-        <w:t>Homies</w:t>
-      </w:r>
-      <w:proofErr w:type="spellEnd"/>
+        <w:t>Sherlock Homies</w:t>
+      </w:r>
       <w:r>
         <w:rPr>
           <w:rFonts w:asciiTheme="majorHAnsi" w:hAnsiTheme="majorHAnsi"/>
@@ -1330,7 +1260,6 @@
         </w:rPr>
         <w:t xml:space="preserve"> Active Model </w:t>
       </w:r>
-      <w:proofErr w:type="spellStart"/>
       <w:r>
         <w:rPr>
           <w:rFonts w:asciiTheme="majorHAnsi" w:hAnsiTheme="majorHAnsi" w:cs="Times New Roman"/>
@@ -1339,7 +1268,6 @@
         </w:rPr>
         <w:t>Serializers</w:t>
       </w:r>
-      <w:proofErr w:type="spellEnd"/>
       <w:r>
         <w:rPr>
           <w:rFonts w:asciiTheme="majorHAnsi" w:hAnsiTheme="majorHAnsi" w:cs="Times New Roman"/>
@@ -1562,7 +1490,6 @@
           <w:szCs w:val="20"/>
         </w:rPr>
       </w:pPr>
-      <w:proofErr w:type="spellStart"/>
       <w:r>
         <w:rPr>
           <w:rFonts w:asciiTheme="majorHAnsi" w:hAnsiTheme="majorHAnsi" w:cs="Times New Roman"/>
@@ -1571,61 +1498,14 @@
         </w:rPr>
         <w:t>Javascript</w:t>
       </w:r>
-      <w:proofErr w:type="spellEnd"/>
-      <w:r>
-        <w:rPr>
-          <w:rFonts w:asciiTheme="majorHAnsi" w:hAnsiTheme="majorHAnsi" w:cs="Times New Roman"/>
-          <w:sz w:val="20"/>
-          <w:szCs w:val="20"/>
-        </w:rPr>
-        <w:t xml:space="preserve">, </w:t>
-      </w:r>
-      <w:proofErr w:type="spellStart"/>
-      <w:r>
-        <w:rPr>
-          <w:rFonts w:asciiTheme="majorHAnsi" w:hAnsiTheme="majorHAnsi" w:cs="Times New Roman"/>
-          <w:sz w:val="20"/>
-          <w:szCs w:val="20"/>
-        </w:rPr>
-        <w:t>JQuery</w:t>
-      </w:r>
-      <w:proofErr w:type="spellEnd"/>
-      <w:r>
-        <w:rPr>
-          <w:rFonts w:asciiTheme="majorHAnsi" w:hAnsiTheme="majorHAnsi" w:cs="Times New Roman"/>
-          <w:sz w:val="20"/>
-          <w:szCs w:val="20"/>
-        </w:rPr>
-        <w:t xml:space="preserve">, HTML/CSS, </w:t>
-      </w:r>
-      <w:proofErr w:type="spellStart"/>
-      <w:r>
-        <w:rPr>
-          <w:rFonts w:asciiTheme="majorHAnsi" w:hAnsiTheme="majorHAnsi" w:cs="Times New Roman"/>
-          <w:sz w:val="20"/>
-          <w:szCs w:val="20"/>
-        </w:rPr>
-        <w:t>Git</w:t>
-      </w:r>
-      <w:proofErr w:type="spellEnd"/>
-      <w:r>
-        <w:rPr>
-          <w:rFonts w:asciiTheme="majorHAnsi" w:hAnsiTheme="majorHAnsi" w:cs="Times New Roman"/>
-          <w:sz w:val="20"/>
-          <w:szCs w:val="20"/>
-        </w:rPr>
-        <w:t xml:space="preserve">, </w:t>
-      </w:r>
-      <w:proofErr w:type="spellStart"/>
-      <w:r>
-        <w:rPr>
-          <w:rFonts w:asciiTheme="majorHAnsi" w:hAnsiTheme="majorHAnsi" w:cs="Times New Roman"/>
-          <w:sz w:val="20"/>
-          <w:szCs w:val="20"/>
-        </w:rPr>
-        <w:t>Github</w:t>
-      </w:r>
-      <w:proofErr w:type="spellEnd"/>
+      <w:r>
+        <w:rPr>
+          <w:rFonts w:asciiTheme="majorHAnsi" w:hAnsiTheme="majorHAnsi" w:cs="Times New Roman"/>
+          <w:sz w:val="20"/>
+          <w:szCs w:val="20"/>
+        </w:rPr>
+        <w:t>, JQuery, HTML/CSS, Git, Github</w:t>
+      </w:r>
     </w:p>
     <w:p>
       <w:pPr>
@@ -1648,25 +1528,14 @@
           <w:szCs w:val="21"/>
         </w:rPr>
       </w:pPr>
-      <w:proofErr w:type="spellStart"/>
-      <w:r>
-        <w:rPr>
-          <w:rFonts w:asciiTheme="majorHAnsi" w:hAnsiTheme="majorHAnsi"/>
-          <w:b/>
-          <w:sz w:val="22"/>
-          <w:szCs w:val="22"/>
-        </w:rPr>
-        <w:t>Myst</w:t>
-      </w:r>
-      <w:proofErr w:type="spellEnd"/>
-      <w:r>
-        <w:rPr>
-          <w:rFonts w:asciiTheme="majorHAnsi" w:hAnsiTheme="majorHAnsi"/>
-          <w:b/>
-          <w:sz w:val="22"/>
-          <w:szCs w:val="22"/>
-        </w:rPr>
-        <w:t xml:space="preserve"> Obsession</w:t>
+      <w:r>
+        <w:rPr>
+          <w:rFonts w:asciiTheme="majorHAnsi" w:hAnsiTheme="majorHAnsi"/>
+          <w:b/>
+          <w:sz w:val="22"/>
+          <w:szCs w:val="22"/>
+        </w:rPr>
+        <w:t>Myst Obsession</w:t>
       </w:r>
       <w:r>
         <w:rPr>
@@ -1878,25 +1747,7 @@
           <w:sz w:val="20"/>
           <w:szCs w:val="20"/>
         </w:rPr>
-        <w:t xml:space="preserve"> dedicated to </w:t>
-      </w:r>
-      <w:proofErr w:type="spellStart"/>
-      <w:r>
-        <w:rPr>
-          <w:rFonts w:asciiTheme="majorHAnsi" w:hAnsiTheme="majorHAnsi" w:cs="Times New Roman"/>
-          <w:sz w:val="20"/>
-          <w:szCs w:val="20"/>
-        </w:rPr>
-        <w:t>Myst</w:t>
-      </w:r>
-      <w:proofErr w:type="spellEnd"/>
-      <w:r>
-        <w:rPr>
-          <w:rFonts w:asciiTheme="majorHAnsi" w:hAnsiTheme="majorHAnsi" w:cs="Times New Roman"/>
-          <w:sz w:val="20"/>
-          <w:szCs w:val="20"/>
-        </w:rPr>
-        <w:t xml:space="preserve"> computer game</w:t>
+        <w:t xml:space="preserve"> dedicated to Myst computer game</w:t>
       </w:r>
       <w:r>
         <w:rPr>
@@ -2008,51 +1859,15 @@
           <w:sz w:val="20"/>
           <w:szCs w:val="20"/>
         </w:rPr>
-        <w:t xml:space="preserve">. </w:t>
-      </w:r>
-      <w:proofErr w:type="spellStart"/>
-      <w:r>
-        <w:rPr>
-          <w:rFonts w:asciiTheme="majorHAnsi" w:hAnsiTheme="majorHAnsi" w:cs="Times New Roman"/>
-          <w:sz w:val="20"/>
-          <w:szCs w:val="20"/>
-        </w:rPr>
-        <w:t>Myst</w:t>
-      </w:r>
-      <w:proofErr w:type="spellEnd"/>
-      <w:r>
-        <w:rPr>
-          <w:rFonts w:asciiTheme="majorHAnsi" w:hAnsiTheme="majorHAnsi" w:cs="Times New Roman"/>
-          <w:sz w:val="20"/>
-          <w:szCs w:val="20"/>
-        </w:rPr>
-        <w:t xml:space="preserve"> Obsession </w:t>
-      </w:r>
-      <w:r>
-        <w:rPr>
-          <w:rFonts w:asciiTheme="majorHAnsi" w:hAnsiTheme="majorHAnsi" w:cs="Times New Roman"/>
-          <w:sz w:val="20"/>
-          <w:szCs w:val="20"/>
-        </w:rPr>
-        <w:t xml:space="preserve">became the definitive website dedicated to </w:t>
-      </w:r>
-      <w:proofErr w:type="spellStart"/>
-      <w:r>
-        <w:rPr>
-          <w:rFonts w:asciiTheme="majorHAnsi" w:hAnsiTheme="majorHAnsi" w:cs="Times New Roman"/>
-          <w:sz w:val="20"/>
-          <w:szCs w:val="20"/>
-        </w:rPr>
-        <w:t>Myst</w:t>
-      </w:r>
-      <w:proofErr w:type="spellEnd"/>
-      <w:r>
-        <w:rPr>
-          <w:rFonts w:asciiTheme="majorHAnsi" w:hAnsiTheme="majorHAnsi" w:cs="Times New Roman"/>
-          <w:sz w:val="20"/>
-          <w:szCs w:val="20"/>
-        </w:rPr>
-        <w:t xml:space="preserve"> with a thriving community of</w:t>
+        <w:t xml:space="preserve">. Myst Obsession </w:t>
+      </w:r>
+      <w:r>
+        <w:rPr>
+          <w:rFonts w:asciiTheme="majorHAnsi" w:hAnsiTheme="majorHAnsi" w:cs="Times New Roman"/>
+          <w:sz w:val="20"/>
+          <w:szCs w:val="20"/>
+        </w:rPr>
+        <w:t>became the definitive website dedicated to Myst with a thriving community of</w:t>
       </w:r>
       <w:r>
         <w:rPr>
@@ -2638,7 +2453,6 @@
           <w:szCs w:val="21"/>
         </w:rPr>
       </w:pPr>
-      <w:proofErr w:type="gramStart"/>
       <w:r>
         <w:rPr>
           <w:rFonts w:asciiTheme="majorHAnsi" w:hAnsiTheme="majorHAnsi"/>
@@ -2665,7 +2479,6 @@
         </w:rPr>
         <w:t>Marshall Islands &amp; Washington, D.C.</w:t>
       </w:r>
-      <w:proofErr w:type="gramEnd"/>
       <w:r>
         <w:rPr>
           <w:rFonts w:asciiTheme="majorHAnsi" w:hAnsiTheme="majorHAnsi"/>
@@ -2792,18 +2605,8 @@
           <w:sz w:val="20"/>
           <w:szCs w:val="20"/>
         </w:rPr>
-        <w:t xml:space="preserve"> first student from </w:t>
-      </w:r>
-      <w:proofErr w:type="spellStart"/>
-      <w:r>
-        <w:rPr>
-          <w:rFonts w:asciiTheme="majorHAnsi" w:hAnsiTheme="majorHAnsi"/>
-          <w:sz w:val="20"/>
-          <w:szCs w:val="20"/>
-        </w:rPr>
-        <w:t>Jaluit</w:t>
-      </w:r>
-      <w:proofErr w:type="spellEnd"/>
+        <w:t xml:space="preserve"> first student from Jaluit</w:t>
+      </w:r>
       <w:r>
         <w:rPr>
           <w:rFonts w:asciiTheme="majorHAnsi" w:hAnsiTheme="majorHAnsi"/>
@@ -2979,16 +2782,15 @@
           <w:szCs w:val="20"/>
         </w:rPr>
       </w:pPr>
-      <w:proofErr w:type="spellStart"/>
-      <w:r>
-        <w:rPr>
-          <w:rFonts w:asciiTheme="majorHAnsi" w:hAnsiTheme="majorHAnsi"/>
+      <w:r>
+        <w:rPr>
+          <w:rFonts w:asciiTheme="majorHAnsi" w:hAnsiTheme="majorHAnsi"/>
+          <w:b/>
           <w:sz w:val="20"/>
           <w:szCs w:val="20"/>
         </w:rPr>
         <w:t>TubeTube</w:t>
       </w:r>
-      <w:proofErr w:type="spellEnd"/>
       <w:r>
         <w:rPr>
           <w:rFonts w:asciiTheme="majorHAnsi" w:hAnsiTheme="majorHAnsi"/>
@@ -3003,31 +2805,62 @@
           <w:sz w:val="20"/>
           <w:szCs w:val="20"/>
         </w:rPr>
-        <w:t xml:space="preserve"> http://</w:t>
-      </w:r>
-      <w:r>
-        <w:rPr>
-          <w:rFonts w:asciiTheme="majorHAnsi" w:hAnsiTheme="majorHAnsi"/>
-          <w:sz w:val="20"/>
-          <w:szCs w:val="20"/>
-        </w:rPr>
-        <w:t>tubetubedc</w:t>
-      </w:r>
-      <w:r>
-        <w:rPr>
-          <w:rFonts w:asciiTheme="majorHAnsi" w:hAnsiTheme="majorHAnsi"/>
-          <w:sz w:val="20"/>
-          <w:szCs w:val="20"/>
-        </w:rPr>
-        <w:t>.herokuapp.com/ “Perfectly-timed videos for your commute.” - Ruby on Rails, YouTube API</w:t>
-      </w:r>
-      <w:r>
-        <w:rPr>
-          <w:rFonts w:asciiTheme="majorHAnsi" w:hAnsiTheme="majorHAnsi"/>
-          <w:sz w:val="20"/>
-          <w:szCs w:val="20"/>
-        </w:rPr>
-        <w:t>, WMATA transit API</w:t>
+        <w:t xml:space="preserve"> </w:t>
+      </w:r>
+      <w:hyperlink r:id="rId7" w:history="1">
+        <w:r>
+          <w:rPr>
+            <w:rStyle w:val="Hyperlink"/>
+            <w:rFonts w:asciiTheme="majorHAnsi" w:hAnsiTheme="majorHAnsi"/>
+            <w:sz w:val="20"/>
+            <w:szCs w:val="20"/>
+          </w:rPr>
+          <w:t>http://tubetubedc.herokuapp.com</w:t>
+        </w:r>
+      </w:hyperlink>
+      <w:r>
+        <w:rPr>
+          <w:rFonts w:asciiTheme="majorHAnsi" w:hAnsiTheme="majorHAnsi"/>
+          <w:sz w:val="20"/>
+          <w:szCs w:val="20"/>
+        </w:rPr>
+        <w:t xml:space="preserve"> - </w:t>
+      </w:r>
+      <w:r>
+        <w:rPr>
+          <w:rFonts w:asciiTheme="majorHAnsi" w:hAnsiTheme="majorHAnsi"/>
+          <w:sz w:val="20"/>
+          <w:szCs w:val="20"/>
+        </w:rPr>
+        <w:t xml:space="preserve">“Perfectly-timed videos for your commute.” </w:t>
+      </w:r>
+      <w:r>
+        <w:rPr>
+          <w:rFonts w:asciiTheme="majorHAnsi" w:hAnsiTheme="majorHAnsi"/>
+          <w:sz w:val="20"/>
+          <w:szCs w:val="20"/>
+        </w:rPr>
+        <w:t xml:space="preserve">– Ruby on Rails, </w:t>
+      </w:r>
+    </w:p>
+    <w:p>
+      <w:pPr>
+        <w:pStyle w:val="ListParagraph"/>
+        <w:ind w:left="360" w:right="-1350"/>
+        <w:jc w:val="both"/>
+        <w:rPr>
+          <w:rFonts w:asciiTheme="majorHAnsi" w:hAnsiTheme="majorHAnsi"/>
+          <w:sz w:val="20"/>
+          <w:szCs w:val="20"/>
+        </w:rPr>
+      </w:pPr>
+      <w:r>
+        <w:rPr>
+          <w:rFonts w:asciiTheme="majorHAnsi" w:hAnsiTheme="majorHAnsi"/>
+          <w:sz w:val="20"/>
+          <w:szCs w:val="20"/>
+        </w:rPr>
+        <w:t>WMATA Transit API, YouTube API</w:t>
       </w:r>
     </w:p>
     <w:p>
@@ -3045,27 +2878,19 @@
           <w:szCs w:val="20"/>
         </w:rPr>
       </w:pPr>
-      <w:proofErr w:type="spellStart"/>
-      <w:r>
-        <w:rPr>
-          <w:rFonts w:asciiTheme="majorHAnsi" w:hAnsiTheme="majorHAnsi"/>
-          <w:sz w:val="20"/>
-          <w:szCs w:val="20"/>
-        </w:rPr>
-        <w:t>Coursera</w:t>
-      </w:r>
-      <w:proofErr w:type="spellEnd"/>
-      <w:r>
-        <w:rPr>
-          <w:rFonts w:asciiTheme="majorHAnsi" w:hAnsiTheme="majorHAnsi"/>
-          <w:sz w:val="20"/>
-          <w:szCs w:val="20"/>
-        </w:rPr>
-        <w:t xml:space="preserve"> </w:t>
-      </w:r>
-      <w:r>
-        <w:rPr>
-          <w:rFonts w:asciiTheme="majorHAnsi" w:hAnsiTheme="majorHAnsi"/>
+      <w:r>
+        <w:rPr>
+          <w:rFonts w:asciiTheme="majorHAnsi" w:hAnsiTheme="majorHAnsi"/>
+          <w:b/>
+          <w:sz w:val="20"/>
+          <w:szCs w:val="20"/>
+        </w:rPr>
+        <w:t xml:space="preserve">Coursera </w:t>
+      </w:r>
+      <w:r>
+        <w:rPr>
+          <w:rFonts w:asciiTheme="majorHAnsi" w:hAnsiTheme="majorHAnsi"/>
+          <w:b/>
           <w:sz w:val="20"/>
           <w:szCs w:val="20"/>
         </w:rPr>
@@ -3074,6 +2899,7 @@
       <w:r>
         <w:rPr>
           <w:rFonts w:asciiTheme="majorHAnsi" w:hAnsiTheme="majorHAnsi"/>
+          <w:b/>
           <w:sz w:val="20"/>
           <w:szCs w:val="20"/>
         </w:rPr>
@@ -5538,7 +5364,7 @@
 </file>
 
 <file path=customXml/itemProps1.xml><?xml version="1.0" encoding="utf-8"?>
-<ds:datastoreItem xmlns:ds="http://schemas.openxmlformats.org/officeDocument/2006/customXml" ds:itemID="{20D097F4-5F0D-B047-B97D-5E12A1120866}">
+<ds:datastoreItem xmlns:ds="http://schemas.openxmlformats.org/officeDocument/2006/customXml" ds:itemID="{6038D10C-D9D1-D446-A546-575924CBD78A}">
   <ds:schemaRefs>
     <ds:schemaRef ds:uri="http://schemas.openxmlformats.org/officeDocument/2006/bibliography"/>
   </ds:schemaRefs>

--- a/Resume-November-2015 edits bf.docx
+++ b/Resume-November-2015 edits bf.docx
@@ -21,8 +21,20 @@
           <w:sz w:val="36"/>
           <w:szCs w:val="36"/>
         </w:rPr>
-        <w:t>Alex Rivadeneira</w:t>
-      </w:r>
+        <w:t xml:space="preserve">Alex </w:t>
+      </w:r>
+      <w:proofErr w:type="spellStart"/>
+      <w:r>
+        <w:rPr>
+          <w:rFonts w:asciiTheme="majorHAnsi" w:hAnsiTheme="majorHAnsi"/>
+          <w:b/>
+          <w:smallCaps/>
+          <w:sz w:val="36"/>
+          <w:szCs w:val="36"/>
+        </w:rPr>
+        <w:t>Rivadeneira</w:t>
+      </w:r>
+      <w:proofErr w:type="spellEnd"/>
     </w:p>
     <w:p>
       <w:pPr>
@@ -136,10 +148,28 @@
           <w:sz w:val="21"/>
           <w:szCs w:val="21"/>
         </w:rPr>
-        <w:t>interested in intersection of humanities and technology.</w:t>
+        <w:t>interested in</w:t>
+      </w:r>
+      <w:r>
+        <w:rPr>
+          <w:rFonts w:asciiTheme="majorHAnsi" w:hAnsiTheme="majorHAnsi"/>
+          <w:i/>
+          <w:sz w:val="21"/>
+          <w:szCs w:val="21"/>
+        </w:rPr>
+        <w:t xml:space="preserve"> the</w:t>
       </w:r>
       <w:bookmarkStart w:id="0" w:name="_GoBack"/>
       <w:bookmarkEnd w:id="0"/>
+      <w:r>
+        <w:rPr>
+          <w:rFonts w:asciiTheme="majorHAnsi" w:hAnsiTheme="majorHAnsi"/>
+          <w:i/>
+          <w:sz w:val="21"/>
+          <w:szCs w:val="21"/>
+        </w:rPr>
+        <w:t xml:space="preserve"> intersection of humanities and technology.</w:t>
+      </w:r>
       <w:r>
         <w:rPr>
           <w:rFonts w:asciiTheme="majorHAnsi" w:hAnsiTheme="majorHAnsi"/>
@@ -546,6 +576,7 @@
           <w:szCs w:val="21"/>
         </w:rPr>
       </w:pPr>
+      <w:proofErr w:type="spellStart"/>
       <w:r>
         <w:rPr>
           <w:rFonts w:asciiTheme="majorHAnsi" w:hAnsiTheme="majorHAnsi"/>
@@ -555,6 +586,7 @@
         </w:rPr>
         <w:t>IdeaScale</w:t>
       </w:r>
+      <w:proofErr w:type="spellEnd"/>
       <w:r>
         <w:rPr>
           <w:rFonts w:asciiTheme="majorHAnsi" w:hAnsiTheme="majorHAnsi"/>
@@ -742,15 +774,51 @@
           <w:sz w:val="20"/>
           <w:szCs w:val="20"/>
         </w:rPr>
-        <w:t xml:space="preserve"> with international development team via Github. </w:t>
-      </w:r>
-      <w:r>
-        <w:rPr>
-          <w:rFonts w:asciiTheme="majorHAnsi" w:hAnsiTheme="majorHAnsi" w:cs="Times New Roman"/>
-          <w:sz w:val="20"/>
-          <w:szCs w:val="20"/>
-        </w:rPr>
-        <w:t xml:space="preserve">Currently IdeaScale’s first and only US-based developer. </w:t>
+        <w:t xml:space="preserve"> with international development team via </w:t>
+      </w:r>
+      <w:proofErr w:type="spellStart"/>
+      <w:r>
+        <w:rPr>
+          <w:rFonts w:asciiTheme="majorHAnsi" w:hAnsiTheme="majorHAnsi" w:cs="Times New Roman"/>
+          <w:sz w:val="20"/>
+          <w:szCs w:val="20"/>
+        </w:rPr>
+        <w:t>Github</w:t>
+      </w:r>
+      <w:proofErr w:type="spellEnd"/>
+      <w:r>
+        <w:rPr>
+          <w:rFonts w:asciiTheme="majorHAnsi" w:hAnsiTheme="majorHAnsi" w:cs="Times New Roman"/>
+          <w:sz w:val="20"/>
+          <w:szCs w:val="20"/>
+        </w:rPr>
+        <w:t xml:space="preserve">. </w:t>
+      </w:r>
+      <w:r>
+        <w:rPr>
+          <w:rFonts w:asciiTheme="majorHAnsi" w:hAnsiTheme="majorHAnsi" w:cs="Times New Roman"/>
+          <w:sz w:val="20"/>
+          <w:szCs w:val="20"/>
+        </w:rPr>
+        <w:t xml:space="preserve">Currently </w:t>
+      </w:r>
+      <w:proofErr w:type="spellStart"/>
+      <w:r>
+        <w:rPr>
+          <w:rFonts w:asciiTheme="majorHAnsi" w:hAnsiTheme="majorHAnsi" w:cs="Times New Roman"/>
+          <w:sz w:val="20"/>
+          <w:szCs w:val="20"/>
+        </w:rPr>
+        <w:t>IdeaScale’s</w:t>
+      </w:r>
+      <w:proofErr w:type="spellEnd"/>
+      <w:r>
+        <w:rPr>
+          <w:rFonts w:asciiTheme="majorHAnsi" w:hAnsiTheme="majorHAnsi" w:cs="Times New Roman"/>
+          <w:sz w:val="20"/>
+          <w:szCs w:val="20"/>
+        </w:rPr>
+        <w:t xml:space="preserve"> first and only US-based developer. </w:t>
       </w:r>
     </w:p>
     <w:p>
@@ -960,8 +1028,19 @@
           <w:sz w:val="22"/>
           <w:szCs w:val="22"/>
         </w:rPr>
-        <w:t>Sherlock Homies</w:t>
-      </w:r>
+        <w:t xml:space="preserve">Sherlock </w:t>
+      </w:r>
+      <w:proofErr w:type="spellStart"/>
+      <w:r>
+        <w:rPr>
+          <w:rFonts w:asciiTheme="majorHAnsi" w:hAnsiTheme="majorHAnsi"/>
+          <w:b/>
+          <w:sz w:val="22"/>
+          <w:szCs w:val="22"/>
+        </w:rPr>
+        <w:t>Homies</w:t>
+      </w:r>
+      <w:proofErr w:type="spellEnd"/>
       <w:r>
         <w:rPr>
           <w:rFonts w:asciiTheme="majorHAnsi" w:hAnsiTheme="majorHAnsi"/>
@@ -1260,6 +1339,7 @@
         </w:rPr>
         <w:t xml:space="preserve"> Active Model </w:t>
       </w:r>
+      <w:proofErr w:type="spellStart"/>
       <w:r>
         <w:rPr>
           <w:rFonts w:asciiTheme="majorHAnsi" w:hAnsiTheme="majorHAnsi" w:cs="Times New Roman"/>
@@ -1268,6 +1348,7 @@
         </w:rPr>
         <w:t>Serializers</w:t>
       </w:r>
+      <w:proofErr w:type="spellEnd"/>
       <w:r>
         <w:rPr>
           <w:rFonts w:asciiTheme="majorHAnsi" w:hAnsiTheme="majorHAnsi" w:cs="Times New Roman"/>
@@ -1490,6 +1571,7 @@
           <w:szCs w:val="20"/>
         </w:rPr>
       </w:pPr>
+      <w:proofErr w:type="spellStart"/>
       <w:r>
         <w:rPr>
           <w:rFonts w:asciiTheme="majorHAnsi" w:hAnsiTheme="majorHAnsi" w:cs="Times New Roman"/>
@@ -1498,14 +1580,61 @@
         </w:rPr>
         <w:t>Javascript</w:t>
       </w:r>
-      <w:r>
-        <w:rPr>
-          <w:rFonts w:asciiTheme="majorHAnsi" w:hAnsiTheme="majorHAnsi" w:cs="Times New Roman"/>
-          <w:sz w:val="20"/>
-          <w:szCs w:val="20"/>
-        </w:rPr>
-        <w:t>, JQuery, HTML/CSS, Git, Github</w:t>
-      </w:r>
+      <w:proofErr w:type="spellEnd"/>
+      <w:r>
+        <w:rPr>
+          <w:rFonts w:asciiTheme="majorHAnsi" w:hAnsiTheme="majorHAnsi" w:cs="Times New Roman"/>
+          <w:sz w:val="20"/>
+          <w:szCs w:val="20"/>
+        </w:rPr>
+        <w:t xml:space="preserve">, </w:t>
+      </w:r>
+      <w:proofErr w:type="spellStart"/>
+      <w:r>
+        <w:rPr>
+          <w:rFonts w:asciiTheme="majorHAnsi" w:hAnsiTheme="majorHAnsi" w:cs="Times New Roman"/>
+          <w:sz w:val="20"/>
+          <w:szCs w:val="20"/>
+        </w:rPr>
+        <w:t>JQuery</w:t>
+      </w:r>
+      <w:proofErr w:type="spellEnd"/>
+      <w:r>
+        <w:rPr>
+          <w:rFonts w:asciiTheme="majorHAnsi" w:hAnsiTheme="majorHAnsi" w:cs="Times New Roman"/>
+          <w:sz w:val="20"/>
+          <w:szCs w:val="20"/>
+        </w:rPr>
+        <w:t xml:space="preserve">, HTML/CSS, </w:t>
+      </w:r>
+      <w:proofErr w:type="spellStart"/>
+      <w:r>
+        <w:rPr>
+          <w:rFonts w:asciiTheme="majorHAnsi" w:hAnsiTheme="majorHAnsi" w:cs="Times New Roman"/>
+          <w:sz w:val="20"/>
+          <w:szCs w:val="20"/>
+        </w:rPr>
+        <w:t>Git</w:t>
+      </w:r>
+      <w:proofErr w:type="spellEnd"/>
+      <w:r>
+        <w:rPr>
+          <w:rFonts w:asciiTheme="majorHAnsi" w:hAnsiTheme="majorHAnsi" w:cs="Times New Roman"/>
+          <w:sz w:val="20"/>
+          <w:szCs w:val="20"/>
+        </w:rPr>
+        <w:t xml:space="preserve">, </w:t>
+      </w:r>
+      <w:proofErr w:type="spellStart"/>
+      <w:r>
+        <w:rPr>
+          <w:rFonts w:asciiTheme="majorHAnsi" w:hAnsiTheme="majorHAnsi" w:cs="Times New Roman"/>
+          <w:sz w:val="20"/>
+          <w:szCs w:val="20"/>
+        </w:rPr>
+        <w:t>Github</w:t>
+      </w:r>
+      <w:proofErr w:type="spellEnd"/>
     </w:p>
     <w:p>
       <w:pPr>
@@ -1528,14 +1657,25 @@
           <w:szCs w:val="21"/>
         </w:rPr>
       </w:pPr>
-      <w:r>
-        <w:rPr>
-          <w:rFonts w:asciiTheme="majorHAnsi" w:hAnsiTheme="majorHAnsi"/>
-          <w:b/>
-          <w:sz w:val="22"/>
-          <w:szCs w:val="22"/>
-        </w:rPr>
-        <w:t>Myst Obsession</w:t>
+      <w:proofErr w:type="spellStart"/>
+      <w:r>
+        <w:rPr>
+          <w:rFonts w:asciiTheme="majorHAnsi" w:hAnsiTheme="majorHAnsi"/>
+          <w:b/>
+          <w:sz w:val="22"/>
+          <w:szCs w:val="22"/>
+        </w:rPr>
+        <w:t>Myst</w:t>
+      </w:r>
+      <w:proofErr w:type="spellEnd"/>
+      <w:r>
+        <w:rPr>
+          <w:rFonts w:asciiTheme="majorHAnsi" w:hAnsiTheme="majorHAnsi"/>
+          <w:b/>
+          <w:sz w:val="22"/>
+          <w:szCs w:val="22"/>
+        </w:rPr>
+        <w:t xml:space="preserve"> Obsession</w:t>
       </w:r>
       <w:r>
         <w:rPr>
@@ -1747,7 +1887,25 @@
           <w:sz w:val="20"/>
           <w:szCs w:val="20"/>
         </w:rPr>
-        <w:t xml:space="preserve"> dedicated to Myst computer game</w:t>
+        <w:t xml:space="preserve"> dedicated to </w:t>
+      </w:r>
+      <w:proofErr w:type="spellStart"/>
+      <w:r>
+        <w:rPr>
+          <w:rFonts w:asciiTheme="majorHAnsi" w:hAnsiTheme="majorHAnsi" w:cs="Times New Roman"/>
+          <w:sz w:val="20"/>
+          <w:szCs w:val="20"/>
+        </w:rPr>
+        <w:t>Myst</w:t>
+      </w:r>
+      <w:proofErr w:type="spellEnd"/>
+      <w:r>
+        <w:rPr>
+          <w:rFonts w:asciiTheme="majorHAnsi" w:hAnsiTheme="majorHAnsi" w:cs="Times New Roman"/>
+          <w:sz w:val="20"/>
+          <w:szCs w:val="20"/>
+        </w:rPr>
+        <w:t xml:space="preserve"> computer game</w:t>
       </w:r>
       <w:r>
         <w:rPr>
@@ -1859,15 +2017,51 @@
           <w:sz w:val="20"/>
           <w:szCs w:val="20"/>
         </w:rPr>
-        <w:t xml:space="preserve">. Myst Obsession </w:t>
-      </w:r>
-      <w:r>
-        <w:rPr>
-          <w:rFonts w:asciiTheme="majorHAnsi" w:hAnsiTheme="majorHAnsi" w:cs="Times New Roman"/>
-          <w:sz w:val="20"/>
-          <w:szCs w:val="20"/>
-        </w:rPr>
-        <w:t>became the definitive website dedicated to Myst with a thriving community of</w:t>
+        <w:t xml:space="preserve">. </w:t>
+      </w:r>
+      <w:proofErr w:type="spellStart"/>
+      <w:r>
+        <w:rPr>
+          <w:rFonts w:asciiTheme="majorHAnsi" w:hAnsiTheme="majorHAnsi" w:cs="Times New Roman"/>
+          <w:sz w:val="20"/>
+          <w:szCs w:val="20"/>
+        </w:rPr>
+        <w:t>Myst</w:t>
+      </w:r>
+      <w:proofErr w:type="spellEnd"/>
+      <w:r>
+        <w:rPr>
+          <w:rFonts w:asciiTheme="majorHAnsi" w:hAnsiTheme="majorHAnsi" w:cs="Times New Roman"/>
+          <w:sz w:val="20"/>
+          <w:szCs w:val="20"/>
+        </w:rPr>
+        <w:t xml:space="preserve"> Obsession </w:t>
+      </w:r>
+      <w:r>
+        <w:rPr>
+          <w:rFonts w:asciiTheme="majorHAnsi" w:hAnsiTheme="majorHAnsi" w:cs="Times New Roman"/>
+          <w:sz w:val="20"/>
+          <w:szCs w:val="20"/>
+        </w:rPr>
+        <w:t xml:space="preserve">became the definitive website dedicated to </w:t>
+      </w:r>
+      <w:proofErr w:type="spellStart"/>
+      <w:r>
+        <w:rPr>
+          <w:rFonts w:asciiTheme="majorHAnsi" w:hAnsiTheme="majorHAnsi" w:cs="Times New Roman"/>
+          <w:sz w:val="20"/>
+          <w:szCs w:val="20"/>
+        </w:rPr>
+        <w:t>Myst</w:t>
+      </w:r>
+      <w:proofErr w:type="spellEnd"/>
+      <w:r>
+        <w:rPr>
+          <w:rFonts w:asciiTheme="majorHAnsi" w:hAnsiTheme="majorHAnsi" w:cs="Times New Roman"/>
+          <w:sz w:val="20"/>
+          <w:szCs w:val="20"/>
+        </w:rPr>
+        <w:t xml:space="preserve"> with a thriving community of</w:t>
       </w:r>
       <w:r>
         <w:rPr>
@@ -2453,6 +2647,7 @@
           <w:szCs w:val="21"/>
         </w:rPr>
       </w:pPr>
+      <w:proofErr w:type="gramStart"/>
       <w:r>
         <w:rPr>
           <w:rFonts w:asciiTheme="majorHAnsi" w:hAnsiTheme="majorHAnsi"/>
@@ -2479,6 +2674,7 @@
         </w:rPr>
         <w:t>Marshall Islands &amp; Washington, D.C.</w:t>
       </w:r>
+      <w:proofErr w:type="gramEnd"/>
       <w:r>
         <w:rPr>
           <w:rFonts w:asciiTheme="majorHAnsi" w:hAnsiTheme="majorHAnsi"/>
@@ -2605,8 +2801,18 @@
           <w:sz w:val="20"/>
           <w:szCs w:val="20"/>
         </w:rPr>
-        <w:t xml:space="preserve"> first student from Jaluit</w:t>
-      </w:r>
+        <w:t xml:space="preserve"> first student from </w:t>
+      </w:r>
+      <w:proofErr w:type="spellStart"/>
+      <w:r>
+        <w:rPr>
+          <w:rFonts w:asciiTheme="majorHAnsi" w:hAnsiTheme="majorHAnsi"/>
+          <w:sz w:val="20"/>
+          <w:szCs w:val="20"/>
+        </w:rPr>
+        <w:t>Jaluit</w:t>
+      </w:r>
+      <w:proofErr w:type="spellEnd"/>
       <w:r>
         <w:rPr>
           <w:rFonts w:asciiTheme="majorHAnsi" w:hAnsiTheme="majorHAnsi"/>
@@ -2782,6 +2988,7 @@
           <w:szCs w:val="20"/>
         </w:rPr>
       </w:pPr>
+      <w:proofErr w:type="spellStart"/>
       <w:r>
         <w:rPr>
           <w:rFonts w:asciiTheme="majorHAnsi" w:hAnsiTheme="majorHAnsi"/>
@@ -2791,6 +2998,7 @@
         </w:rPr>
         <w:t>TubeTube</w:t>
       </w:r>
+      <w:proofErr w:type="spellEnd"/>
       <w:r>
         <w:rPr>
           <w:rFonts w:asciiTheme="majorHAnsi" w:hAnsiTheme="majorHAnsi"/>
@@ -2878,14 +3086,25 @@
           <w:szCs w:val="20"/>
         </w:rPr>
       </w:pPr>
-      <w:r>
-        <w:rPr>
-          <w:rFonts w:asciiTheme="majorHAnsi" w:hAnsiTheme="majorHAnsi"/>
-          <w:b/>
-          <w:sz w:val="20"/>
-          <w:szCs w:val="20"/>
-        </w:rPr>
-        <w:t xml:space="preserve">Coursera </w:t>
+      <w:proofErr w:type="spellStart"/>
+      <w:r>
+        <w:rPr>
+          <w:rFonts w:asciiTheme="majorHAnsi" w:hAnsiTheme="majorHAnsi"/>
+          <w:b/>
+          <w:sz w:val="20"/>
+          <w:szCs w:val="20"/>
+        </w:rPr>
+        <w:t>Coursera</w:t>
+      </w:r>
+      <w:proofErr w:type="spellEnd"/>
+      <w:r>
+        <w:rPr>
+          <w:rFonts w:asciiTheme="majorHAnsi" w:hAnsiTheme="majorHAnsi"/>
+          <w:b/>
+          <w:sz w:val="20"/>
+          <w:szCs w:val="20"/>
+        </w:rPr>
+        <w:t xml:space="preserve"> </w:t>
       </w:r>
       <w:r>
         <w:rPr>
@@ -5364,7 +5583,7 @@
 </file>
 
 <file path=customXml/itemProps1.xml><?xml version="1.0" encoding="utf-8"?>
-<ds:datastoreItem xmlns:ds="http://schemas.openxmlformats.org/officeDocument/2006/customXml" ds:itemID="{6038D10C-D9D1-D446-A546-575924CBD78A}">
+<ds:datastoreItem xmlns:ds="http://schemas.openxmlformats.org/officeDocument/2006/customXml" ds:itemID="{D17C13EB-D2BF-1541-AADA-C82F30706F75}">
   <ds:schemaRefs>
     <ds:schemaRef ds:uri="http://schemas.openxmlformats.org/officeDocument/2006/bibliography"/>
   </ds:schemaRefs>

--- a/Resume-November-2015 edits bf.docx
+++ b/Resume-November-2015 edits bf.docx
@@ -159,8 +159,6 @@
         </w:rPr>
         <w:t xml:space="preserve"> the</w:t>
       </w:r>
-      <w:bookmarkStart w:id="0" w:name="_GoBack"/>
-      <w:bookmarkEnd w:id="0"/>
       <w:r>
         <w:rPr>
           <w:rFonts w:asciiTheme="majorHAnsi" w:hAnsiTheme="majorHAnsi"/>
@@ -774,33 +772,25 @@
           <w:sz w:val="20"/>
           <w:szCs w:val="20"/>
         </w:rPr>
-        <w:t xml:space="preserve"> with international development team via </w:t>
-      </w:r>
-      <w:proofErr w:type="spellStart"/>
-      <w:r>
-        <w:rPr>
-          <w:rFonts w:asciiTheme="majorHAnsi" w:hAnsiTheme="majorHAnsi" w:cs="Times New Roman"/>
-          <w:sz w:val="20"/>
-          <w:szCs w:val="20"/>
-        </w:rPr>
-        <w:t>Github</w:t>
-      </w:r>
-      <w:proofErr w:type="spellEnd"/>
-      <w:r>
-        <w:rPr>
-          <w:rFonts w:asciiTheme="majorHAnsi" w:hAnsiTheme="majorHAnsi" w:cs="Times New Roman"/>
-          <w:sz w:val="20"/>
-          <w:szCs w:val="20"/>
-        </w:rPr>
-        <w:t xml:space="preserve">. </w:t>
-      </w:r>
-      <w:r>
-        <w:rPr>
-          <w:rFonts w:asciiTheme="majorHAnsi" w:hAnsiTheme="majorHAnsi" w:cs="Times New Roman"/>
-          <w:sz w:val="20"/>
-          <w:szCs w:val="20"/>
-        </w:rPr>
-        <w:t xml:space="preserve">Currently </w:t>
+        <w:t xml:space="preserve"> with international development </w:t>
+      </w:r>
+      <w:r>
+        <w:rPr>
+          <w:rFonts w:asciiTheme="majorHAnsi" w:hAnsiTheme="majorHAnsi" w:cs="Times New Roman"/>
+          <w:sz w:val="20"/>
+          <w:szCs w:val="20"/>
+        </w:rPr>
+        <w:t>team; currently</w:t>
+      </w:r>
+      <w:bookmarkStart w:id="0" w:name="_GoBack"/>
+      <w:bookmarkEnd w:id="0"/>
+      <w:r>
+        <w:rPr>
+          <w:rFonts w:asciiTheme="majorHAnsi" w:hAnsiTheme="majorHAnsi" w:cs="Times New Roman"/>
+          <w:sz w:val="20"/>
+          <w:szCs w:val="20"/>
+        </w:rPr>
+        <w:t xml:space="preserve"> </w:t>
       </w:r>
       <w:proofErr w:type="spellStart"/>
       <w:r>
@@ -5583,7 +5573,7 @@
 </file>
 
 <file path=customXml/itemProps1.xml><?xml version="1.0" encoding="utf-8"?>
-<ds:datastoreItem xmlns:ds="http://schemas.openxmlformats.org/officeDocument/2006/customXml" ds:itemID="{D17C13EB-D2BF-1541-AADA-C82F30706F75}">
+<ds:datastoreItem xmlns:ds="http://schemas.openxmlformats.org/officeDocument/2006/customXml" ds:itemID="{961634AE-7C99-1E4F-9BEF-10197108D12B}">
   <ds:schemaRefs>
     <ds:schemaRef ds:uri="http://schemas.openxmlformats.org/officeDocument/2006/bibliography"/>
   </ds:schemaRefs>

--- a/Resume-November-2015 edits bf.docx
+++ b/Resume-November-2015 edits bf.docx
@@ -21,8 +21,20 @@
           <w:sz w:val="36"/>
           <w:szCs w:val="36"/>
         </w:rPr>
-        <w:t>Alex Rivadeneira</w:t>
-      </w:r>
+        <w:t xml:space="preserve">Alex </w:t>
+      </w:r>
+      <w:proofErr w:type="spellStart"/>
+      <w:r>
+        <w:rPr>
+          <w:rFonts w:asciiTheme="majorHAnsi" w:hAnsiTheme="majorHAnsi"/>
+          <w:b/>
+          <w:smallCaps/>
+          <w:sz w:val="36"/>
+          <w:szCs w:val="36"/>
+        </w:rPr>
+        <w:t>Rivadeneira</w:t>
+      </w:r>
+      <w:proofErr w:type="spellEnd"/>
     </w:p>
     <w:p>
       <w:pPr>
@@ -138,8 +150,6 @@
         </w:rPr>
         <w:t>interested in intersection of humanities and technology.</w:t>
       </w:r>
-      <w:bookmarkStart w:id="0" w:name="_GoBack"/>
-      <w:bookmarkEnd w:id="0"/>
       <w:r>
         <w:rPr>
           <w:rFonts w:asciiTheme="majorHAnsi" w:hAnsiTheme="majorHAnsi"/>
@@ -546,6 +556,7 @@
           <w:szCs w:val="21"/>
         </w:rPr>
       </w:pPr>
+      <w:proofErr w:type="spellStart"/>
       <w:r>
         <w:rPr>
           <w:rFonts w:asciiTheme="majorHAnsi" w:hAnsiTheme="majorHAnsi"/>
@@ -555,6 +566,7 @@
         </w:rPr>
         <w:t>IdeaScale</w:t>
       </w:r>
+      <w:proofErr w:type="spellEnd"/>
       <w:r>
         <w:rPr>
           <w:rFonts w:asciiTheme="majorHAnsi" w:hAnsiTheme="majorHAnsi"/>
@@ -718,39 +730,25 @@
           <w:sz w:val="20"/>
           <w:szCs w:val="20"/>
         </w:rPr>
-        <w:t>C</w:t>
-      </w:r>
-      <w:r>
-        <w:rPr>
-          <w:rFonts w:asciiTheme="majorHAnsi" w:hAnsiTheme="majorHAnsi" w:cs="Times New Roman"/>
-          <w:sz w:val="20"/>
-          <w:szCs w:val="20"/>
-        </w:rPr>
-        <w:t>ollaborat</w:t>
-      </w:r>
-      <w:r>
-        <w:rPr>
-          <w:rFonts w:asciiTheme="majorHAnsi" w:hAnsiTheme="majorHAnsi" w:cs="Times New Roman"/>
-          <w:sz w:val="20"/>
-          <w:szCs w:val="20"/>
-        </w:rPr>
-        <w:t>e</w:t>
-      </w:r>
-      <w:r>
-        <w:rPr>
-          <w:rFonts w:asciiTheme="majorHAnsi" w:hAnsiTheme="majorHAnsi" w:cs="Times New Roman"/>
-          <w:sz w:val="20"/>
-          <w:szCs w:val="20"/>
-        </w:rPr>
-        <w:t xml:space="preserve"> with international development team via Github. </w:t>
-      </w:r>
-      <w:r>
-        <w:rPr>
-          <w:rFonts w:asciiTheme="majorHAnsi" w:hAnsiTheme="majorHAnsi" w:cs="Times New Roman"/>
-          <w:sz w:val="20"/>
-          <w:szCs w:val="20"/>
-        </w:rPr>
-        <w:t xml:space="preserve">Currently IdeaScale’s first and only US-based developer. </w:t>
+        <w:t xml:space="preserve">Devised customizable, modular templates to allow clients to personalize the appearance of their instance without affecting the underlying application, dramatically assisting </w:t>
+      </w:r>
+      <w:proofErr w:type="spellStart"/>
+      <w:r>
+        <w:rPr>
+          <w:rFonts w:asciiTheme="majorHAnsi" w:hAnsiTheme="majorHAnsi" w:cs="Times New Roman"/>
+          <w:sz w:val="20"/>
+          <w:szCs w:val="20"/>
+        </w:rPr>
+        <w:t>dev</w:t>
+      </w:r>
+      <w:proofErr w:type="spellEnd"/>
+      <w:r>
+        <w:rPr>
+          <w:rFonts w:asciiTheme="majorHAnsi" w:hAnsiTheme="majorHAnsi" w:cs="Times New Roman"/>
+          <w:sz w:val="20"/>
+          <w:szCs w:val="20"/>
+        </w:rPr>
+        <w:t xml:space="preserve"> team's ability to push new features without interfering with user-specific custom layout code. </w:t>
       </w:r>
     </w:p>
     <w:p>
@@ -762,34 +760,85 @@
         </w:numPr>
         <w:rPr>
           <w:rFonts w:asciiTheme="majorHAnsi" w:hAnsiTheme="majorHAnsi" w:cs="Times New Roman"/>
-          <w:color w:val="FF0000"/>
-          <w:sz w:val="20"/>
-          <w:szCs w:val="20"/>
-        </w:rPr>
-      </w:pPr>
-      <w:r>
-        <w:rPr>
-          <w:rFonts w:asciiTheme="majorHAnsi" w:hAnsiTheme="majorHAnsi" w:cs="Times New Roman"/>
-          <w:sz w:val="20"/>
-          <w:szCs w:val="20"/>
-        </w:rPr>
-        <w:t>Modif</w:t>
-      </w:r>
-      <w:r>
-        <w:rPr>
-          <w:rFonts w:asciiTheme="majorHAnsi" w:hAnsiTheme="majorHAnsi" w:cs="Times New Roman"/>
-          <w:sz w:val="20"/>
-          <w:szCs w:val="20"/>
-        </w:rPr>
-        <w:t>y existing Java code to fix bugs and ensure usability</w:t>
-      </w:r>
-      <w:r>
-        <w:rPr>
-          <w:rFonts w:asciiTheme="majorHAnsi" w:hAnsiTheme="majorHAnsi" w:cs="Times New Roman"/>
-          <w:sz w:val="20"/>
-          <w:szCs w:val="20"/>
-        </w:rPr>
-        <w:t xml:space="preserve">, including improving report-generating feature for U.S. Navy. </w:t>
+          <w:sz w:val="20"/>
+          <w:szCs w:val="20"/>
+        </w:rPr>
+      </w:pPr>
+      <w:r>
+        <w:rPr>
+          <w:rFonts w:asciiTheme="majorHAnsi" w:hAnsiTheme="majorHAnsi" w:cs="Times New Roman"/>
+          <w:sz w:val="20"/>
+          <w:szCs w:val="20"/>
+        </w:rPr>
+        <w:t>C</w:t>
+      </w:r>
+      <w:r>
+        <w:rPr>
+          <w:rFonts w:asciiTheme="majorHAnsi" w:hAnsiTheme="majorHAnsi" w:cs="Times New Roman"/>
+          <w:sz w:val="20"/>
+          <w:szCs w:val="20"/>
+        </w:rPr>
+        <w:t>ollaborat</w:t>
+      </w:r>
+      <w:r>
+        <w:rPr>
+          <w:rFonts w:asciiTheme="majorHAnsi" w:hAnsiTheme="majorHAnsi" w:cs="Times New Roman"/>
+          <w:sz w:val="20"/>
+          <w:szCs w:val="20"/>
+        </w:rPr>
+        <w:t>e</w:t>
+      </w:r>
+      <w:r>
+        <w:rPr>
+          <w:rFonts w:asciiTheme="majorHAnsi" w:hAnsiTheme="majorHAnsi" w:cs="Times New Roman"/>
+          <w:sz w:val="20"/>
+          <w:szCs w:val="20"/>
+        </w:rPr>
+        <w:t xml:space="preserve"> with international development team via </w:t>
+      </w:r>
+      <w:proofErr w:type="spellStart"/>
+      <w:r>
+        <w:rPr>
+          <w:rFonts w:asciiTheme="majorHAnsi" w:hAnsiTheme="majorHAnsi" w:cs="Times New Roman"/>
+          <w:sz w:val="20"/>
+          <w:szCs w:val="20"/>
+        </w:rPr>
+        <w:t>Github</w:t>
+      </w:r>
+      <w:proofErr w:type="spellEnd"/>
+      <w:r>
+        <w:rPr>
+          <w:rFonts w:asciiTheme="majorHAnsi" w:hAnsiTheme="majorHAnsi" w:cs="Times New Roman"/>
+          <w:sz w:val="20"/>
+          <w:szCs w:val="20"/>
+        </w:rPr>
+        <w:t xml:space="preserve">. </w:t>
+      </w:r>
+      <w:r>
+        <w:rPr>
+          <w:rFonts w:asciiTheme="majorHAnsi" w:hAnsiTheme="majorHAnsi" w:cs="Times New Roman"/>
+          <w:sz w:val="20"/>
+          <w:szCs w:val="20"/>
+        </w:rPr>
+        <w:t xml:space="preserve">Currently </w:t>
+      </w:r>
+      <w:proofErr w:type="spellStart"/>
+      <w:r>
+        <w:rPr>
+          <w:rFonts w:asciiTheme="majorHAnsi" w:hAnsiTheme="majorHAnsi" w:cs="Times New Roman"/>
+          <w:sz w:val="20"/>
+          <w:szCs w:val="20"/>
+        </w:rPr>
+        <w:t>IdeaScale’s</w:t>
+      </w:r>
+      <w:proofErr w:type="spellEnd"/>
+      <w:r>
+        <w:rPr>
+          <w:rFonts w:asciiTheme="majorHAnsi" w:hAnsiTheme="majorHAnsi" w:cs="Times New Roman"/>
+          <w:sz w:val="20"/>
+          <w:szCs w:val="20"/>
+        </w:rPr>
+        <w:t xml:space="preserve"> first and only US-based developer. </w:t>
       </w:r>
     </w:p>
     <w:p>
@@ -811,71 +860,23 @@
           <w:sz w:val="20"/>
           <w:szCs w:val="20"/>
         </w:rPr>
-        <w:t>Implement</w:t>
-      </w:r>
-      <w:r>
-        <w:rPr>
-          <w:rFonts w:asciiTheme="majorHAnsi" w:hAnsiTheme="majorHAnsi" w:cs="Times New Roman"/>
-          <w:sz w:val="20"/>
-          <w:szCs w:val="20"/>
-        </w:rPr>
-        <w:t xml:space="preserve"> design mockups for clients </w:t>
-      </w:r>
-      <w:r>
-        <w:rPr>
-          <w:rFonts w:asciiTheme="majorHAnsi" w:hAnsiTheme="majorHAnsi" w:cs="Times New Roman"/>
-          <w:sz w:val="20"/>
-          <w:szCs w:val="20"/>
-        </w:rPr>
-        <w:t xml:space="preserve">including the U.S. Department of Energy and the </w:t>
-      </w:r>
-      <w:r>
-        <w:rPr>
-          <w:rFonts w:asciiTheme="majorHAnsi" w:hAnsiTheme="majorHAnsi" w:cs="Times New Roman"/>
-          <w:sz w:val="20"/>
-          <w:szCs w:val="20"/>
-        </w:rPr>
-        <w:t xml:space="preserve">National Institute for Cancer Research </w:t>
-      </w:r>
-      <w:r>
-        <w:rPr>
-          <w:rFonts w:asciiTheme="majorHAnsi" w:hAnsiTheme="majorHAnsi" w:cs="Times New Roman"/>
-          <w:sz w:val="20"/>
-          <w:szCs w:val="20"/>
-        </w:rPr>
-        <w:t>using Velocity (Java template language), Boot</w:t>
-      </w:r>
-      <w:r>
-        <w:rPr>
-          <w:rFonts w:asciiTheme="majorHAnsi" w:hAnsiTheme="majorHAnsi" w:cs="Times New Roman"/>
-          <w:sz w:val="20"/>
-          <w:szCs w:val="20"/>
-        </w:rPr>
-        <w:t xml:space="preserve">strap, </w:t>
-      </w:r>
-      <w:r>
-        <w:rPr>
-          <w:rFonts w:asciiTheme="majorHAnsi" w:hAnsiTheme="majorHAnsi" w:cs="Times New Roman"/>
-          <w:sz w:val="20"/>
-          <w:szCs w:val="20"/>
-        </w:rPr>
-        <w:t>JavaScript</w:t>
-      </w:r>
-      <w:r>
-        <w:rPr>
-          <w:rFonts w:asciiTheme="majorHAnsi" w:hAnsiTheme="majorHAnsi" w:cs="Times New Roman"/>
-          <w:sz w:val="20"/>
-          <w:szCs w:val="20"/>
-        </w:rPr>
-        <w:t xml:space="preserve"> and LESS</w:t>
-      </w:r>
-      <w:r>
-        <w:rPr>
-          <w:rFonts w:asciiTheme="majorHAnsi" w:hAnsiTheme="majorHAnsi" w:cs="Times New Roman"/>
-          <w:sz w:val="20"/>
-          <w:szCs w:val="20"/>
-        </w:rPr>
-        <w:t>.</w:t>
+        <w:t>Modif</w:t>
+      </w:r>
+      <w:r>
+        <w:rPr>
+          <w:rFonts w:asciiTheme="majorHAnsi" w:hAnsiTheme="majorHAnsi" w:cs="Times New Roman"/>
+          <w:sz w:val="20"/>
+          <w:szCs w:val="20"/>
+        </w:rPr>
+        <w:t>y existing Java code to fix bugs and ensure usability</w:t>
+      </w:r>
+      <w:r>
+        <w:rPr>
+          <w:rFonts w:asciiTheme="majorHAnsi" w:hAnsiTheme="majorHAnsi" w:cs="Times New Roman"/>
+          <w:sz w:val="20"/>
+          <w:szCs w:val="20"/>
+        </w:rPr>
+        <w:t xml:space="preserve">, including improving report-generating feature for U.S. Navy. </w:t>
       </w:r>
     </w:p>
     <w:p>
@@ -897,214 +898,71 @@
           <w:sz w:val="20"/>
           <w:szCs w:val="20"/>
         </w:rPr>
-        <w:t xml:space="preserve">Write </w:t>
-      </w:r>
-      <w:r>
-        <w:rPr>
-          <w:rFonts w:asciiTheme="majorHAnsi" w:hAnsiTheme="majorHAnsi" w:cs="Times New Roman"/>
-          <w:sz w:val="20"/>
-          <w:szCs w:val="20"/>
-        </w:rPr>
-        <w:t>SQL</w:t>
-      </w:r>
-      <w:r>
-        <w:rPr>
-          <w:rFonts w:asciiTheme="majorHAnsi" w:hAnsiTheme="majorHAnsi" w:cs="Times New Roman"/>
-          <w:sz w:val="20"/>
-          <w:szCs w:val="20"/>
-        </w:rPr>
-        <w:t xml:space="preserve"> queries</w:t>
-      </w:r>
-      <w:r>
-        <w:rPr>
-          <w:rFonts w:asciiTheme="majorHAnsi" w:hAnsiTheme="majorHAnsi" w:cs="Times New Roman"/>
-          <w:sz w:val="20"/>
-          <w:szCs w:val="20"/>
-        </w:rPr>
-        <w:t xml:space="preserve"> to collect information from database to analyze feature usage and inform design decisions.</w:t>
-      </w:r>
-      <w:r>
-        <w:rPr>
-          <w:rFonts w:asciiTheme="majorHAnsi" w:hAnsiTheme="majorHAnsi" w:cs="Times New Roman"/>
-          <w:sz w:val="20"/>
-          <w:szCs w:val="20"/>
-        </w:rPr>
-        <w:t xml:space="preserve"> </w:t>
-      </w:r>
-    </w:p>
-    <w:p>
-      <w:pPr>
-        <w:pStyle w:val="ListParagraph"/>
-        <w:ind w:left="360"/>
-        <w:rPr>
-          <w:rFonts w:asciiTheme="majorHAnsi" w:hAnsiTheme="majorHAnsi" w:cs="Times New Roman"/>
-          <w:sz w:val="16"/>
-          <w:szCs w:val="16"/>
-        </w:rPr>
-      </w:pPr>
-    </w:p>
-    <w:p>
-      <w:pPr>
-        <w:ind w:right="-1350"/>
-        <w:rPr>
-          <w:rFonts w:asciiTheme="majorHAnsi" w:hAnsiTheme="majorHAnsi"/>
-          <w:b/>
-          <w:sz w:val="21"/>
-          <w:szCs w:val="21"/>
-        </w:rPr>
-      </w:pPr>
-      <w:r>
-        <w:rPr>
-          <w:rFonts w:asciiTheme="majorHAnsi" w:hAnsiTheme="majorHAnsi"/>
-          <w:b/>
-          <w:sz w:val="22"/>
-          <w:szCs w:val="22"/>
-        </w:rPr>
-        <w:t>Sherlock Homies</w:t>
-      </w:r>
-      <w:r>
-        <w:rPr>
-          <w:rFonts w:asciiTheme="majorHAnsi" w:hAnsiTheme="majorHAnsi"/>
-          <w:b/>
-          <w:sz w:val="22"/>
-          <w:szCs w:val="22"/>
-        </w:rPr>
-        <w:t>,</w:t>
-      </w:r>
-      <w:r>
-        <w:rPr>
-          <w:rFonts w:asciiTheme="majorHAnsi" w:hAnsiTheme="majorHAnsi"/>
-          <w:sz w:val="22"/>
-          <w:szCs w:val="22"/>
-        </w:rPr>
-        <w:t xml:space="preserve"> </w:t>
-      </w:r>
-      <w:r>
-        <w:rPr>
-          <w:rFonts w:asciiTheme="majorHAnsi" w:hAnsiTheme="majorHAnsi"/>
-          <w:sz w:val="22"/>
-          <w:szCs w:val="22"/>
-        </w:rPr>
-        <w:t>Berkeley, CA</w:t>
-      </w:r>
-      <w:r>
-        <w:rPr>
-          <w:rFonts w:asciiTheme="majorHAnsi" w:hAnsiTheme="majorHAnsi"/>
-          <w:sz w:val="22"/>
-          <w:szCs w:val="22"/>
-        </w:rPr>
-        <w:tab/>
-      </w:r>
-      <w:r>
-        <w:rPr>
-          <w:rFonts w:asciiTheme="majorHAnsi" w:hAnsiTheme="majorHAnsi"/>
-          <w:sz w:val="22"/>
-          <w:szCs w:val="22"/>
-        </w:rPr>
-        <w:tab/>
-      </w:r>
-      <w:r>
-        <w:rPr>
-          <w:rFonts w:asciiTheme="majorHAnsi" w:hAnsiTheme="majorHAnsi"/>
-          <w:sz w:val="22"/>
-          <w:szCs w:val="22"/>
-        </w:rPr>
-        <w:tab/>
-      </w:r>
-      <w:r>
-        <w:rPr>
-          <w:rFonts w:asciiTheme="majorHAnsi" w:hAnsiTheme="majorHAnsi"/>
-          <w:sz w:val="22"/>
-          <w:szCs w:val="22"/>
-        </w:rPr>
-        <w:tab/>
-      </w:r>
-      <w:r>
-        <w:rPr>
-          <w:rFonts w:asciiTheme="majorHAnsi" w:hAnsiTheme="majorHAnsi"/>
-          <w:sz w:val="22"/>
-          <w:szCs w:val="22"/>
-        </w:rPr>
-        <w:tab/>
-      </w:r>
-      <w:r>
-        <w:rPr>
-          <w:rFonts w:asciiTheme="majorHAnsi" w:hAnsiTheme="majorHAnsi"/>
-          <w:sz w:val="22"/>
-          <w:szCs w:val="22"/>
-        </w:rPr>
-        <w:tab/>
-      </w:r>
-      <w:r>
-        <w:rPr>
-          <w:rFonts w:asciiTheme="majorHAnsi" w:hAnsiTheme="majorHAnsi"/>
-          <w:sz w:val="22"/>
-          <w:szCs w:val="22"/>
-        </w:rPr>
-        <w:tab/>
-      </w:r>
-      <w:r>
-        <w:rPr>
-          <w:rFonts w:asciiTheme="majorHAnsi" w:hAnsiTheme="majorHAnsi"/>
-          <w:sz w:val="22"/>
-          <w:szCs w:val="22"/>
-        </w:rPr>
-        <w:tab/>
-      </w:r>
-      <w:r>
-        <w:rPr>
-          <w:rFonts w:asciiTheme="majorHAnsi" w:hAnsiTheme="majorHAnsi"/>
-          <w:sz w:val="22"/>
-          <w:szCs w:val="22"/>
-        </w:rPr>
-        <w:t xml:space="preserve">    </w:t>
-      </w:r>
-      <w:r>
-        <w:rPr>
-          <w:rFonts w:asciiTheme="majorHAnsi" w:hAnsiTheme="majorHAnsi"/>
-          <w:sz w:val="22"/>
-          <w:szCs w:val="22"/>
-        </w:rPr>
-        <w:t xml:space="preserve"> </w:t>
-      </w:r>
-      <w:r>
-        <w:rPr>
-          <w:rFonts w:asciiTheme="majorHAnsi" w:hAnsiTheme="majorHAnsi"/>
-          <w:b/>
-          <w:sz w:val="21"/>
-          <w:szCs w:val="21"/>
-        </w:rPr>
-        <w:t>October 2015</w:t>
-      </w:r>
-      <w:r>
-        <w:rPr>
-          <w:rFonts w:asciiTheme="majorHAnsi" w:hAnsiTheme="majorHAnsi"/>
-          <w:b/>
-          <w:sz w:val="21"/>
-          <w:szCs w:val="21"/>
-        </w:rPr>
-        <w:t>-present</w:t>
-      </w:r>
-    </w:p>
-    <w:p>
-      <w:pPr>
-        <w:ind w:right="-1350"/>
-        <w:rPr>
-          <w:rFonts w:asciiTheme="majorHAnsi" w:hAnsiTheme="majorHAnsi"/>
-          <w:i/>
-          <w:sz w:val="21"/>
-          <w:szCs w:val="21"/>
-        </w:rPr>
-      </w:pPr>
-      <w:r>
-        <w:rPr>
-          <w:rFonts w:asciiTheme="majorHAnsi" w:hAnsiTheme="majorHAnsi"/>
-          <w:b/>
-          <w:i/>
-          <w:sz w:val="21"/>
-          <w:szCs w:val="21"/>
-        </w:rPr>
-        <w:t>Co-Founder, CTO</w:t>
+        <w:t>Implement</w:t>
+      </w:r>
+      <w:r>
+        <w:rPr>
+          <w:rFonts w:asciiTheme="majorHAnsi" w:hAnsiTheme="majorHAnsi" w:cs="Times New Roman"/>
+          <w:sz w:val="20"/>
+          <w:szCs w:val="20"/>
+        </w:rPr>
+        <w:t xml:space="preserve"> design mockups for clients </w:t>
+      </w:r>
+      <w:r>
+        <w:rPr>
+          <w:rFonts w:asciiTheme="majorHAnsi" w:hAnsiTheme="majorHAnsi" w:cs="Times New Roman"/>
+          <w:sz w:val="20"/>
+          <w:szCs w:val="20"/>
+        </w:rPr>
+        <w:t xml:space="preserve">including the U.S. Department of Energy and the </w:t>
+      </w:r>
+      <w:r>
+        <w:rPr>
+          <w:rFonts w:asciiTheme="majorHAnsi" w:hAnsiTheme="majorHAnsi" w:cs="Times New Roman"/>
+          <w:sz w:val="20"/>
+          <w:szCs w:val="20"/>
+        </w:rPr>
+        <w:t xml:space="preserve">National Institute for Cancer Research </w:t>
+      </w:r>
+      <w:r>
+        <w:rPr>
+          <w:rFonts w:asciiTheme="majorHAnsi" w:hAnsiTheme="majorHAnsi" w:cs="Times New Roman"/>
+          <w:sz w:val="20"/>
+          <w:szCs w:val="20"/>
+        </w:rPr>
+        <w:t>using Velocity (Java template language), Boot</w:t>
+      </w:r>
+      <w:r>
+        <w:rPr>
+          <w:rFonts w:asciiTheme="majorHAnsi" w:hAnsiTheme="majorHAnsi" w:cs="Times New Roman"/>
+          <w:sz w:val="20"/>
+          <w:szCs w:val="20"/>
+        </w:rPr>
+        <w:t xml:space="preserve">strap, </w:t>
+      </w:r>
+      <w:r>
+        <w:rPr>
+          <w:rFonts w:asciiTheme="majorHAnsi" w:hAnsiTheme="majorHAnsi" w:cs="Times New Roman"/>
+          <w:sz w:val="20"/>
+          <w:szCs w:val="20"/>
+        </w:rPr>
+        <w:t>JavaScript</w:t>
+      </w:r>
+      <w:r>
+        <w:rPr>
+          <w:rFonts w:asciiTheme="majorHAnsi" w:hAnsiTheme="majorHAnsi" w:cs="Times New Roman"/>
+          <w:sz w:val="20"/>
+          <w:szCs w:val="20"/>
+        </w:rPr>
+        <w:t xml:space="preserve"> and LESS</w:t>
+      </w:r>
+      <w:r>
+        <w:rPr>
+          <w:rFonts w:asciiTheme="majorHAnsi" w:hAnsiTheme="majorHAnsi" w:cs="Times New Roman"/>
+          <w:sz w:val="20"/>
+          <w:szCs w:val="20"/>
+        </w:rPr>
+        <w:t>.</w:t>
       </w:r>
     </w:p>
     <w:p>
@@ -1126,39 +984,31 @@
           <w:sz w:val="20"/>
           <w:szCs w:val="20"/>
         </w:rPr>
-        <w:t xml:space="preserve">Conceptualized, designed and built </w:t>
-      </w:r>
-      <w:r>
-        <w:rPr>
-          <w:rFonts w:asciiTheme="majorHAnsi" w:hAnsiTheme="majorHAnsi" w:cs="Times New Roman"/>
-          <w:sz w:val="20"/>
-          <w:szCs w:val="20"/>
-        </w:rPr>
-        <w:t>a game and social network for</w:t>
-      </w:r>
-      <w:r>
-        <w:rPr>
-          <w:rFonts w:asciiTheme="majorHAnsi" w:hAnsiTheme="majorHAnsi" w:cs="Times New Roman"/>
-          <w:sz w:val="20"/>
-          <w:szCs w:val="20"/>
-        </w:rPr>
-        <w:t xml:space="preserve"> connecting</w:t>
-      </w:r>
-      <w:r>
-        <w:rPr>
-          <w:rFonts w:asciiTheme="majorHAnsi" w:hAnsiTheme="majorHAnsi" w:cs="Times New Roman"/>
-          <w:sz w:val="20"/>
-          <w:szCs w:val="20"/>
-        </w:rPr>
-        <w:t xml:space="preserve"> niche interest groups</w:t>
-      </w:r>
-      <w:r>
-        <w:rPr>
-          <w:rFonts w:asciiTheme="majorHAnsi" w:hAnsiTheme="majorHAnsi" w:cs="Times New Roman"/>
-          <w:sz w:val="20"/>
-          <w:szCs w:val="20"/>
-        </w:rPr>
-        <w:t>.</w:t>
+        <w:t xml:space="preserve">Write </w:t>
+      </w:r>
+      <w:r>
+        <w:rPr>
+          <w:rFonts w:asciiTheme="majorHAnsi" w:hAnsiTheme="majorHAnsi" w:cs="Times New Roman"/>
+          <w:sz w:val="20"/>
+          <w:szCs w:val="20"/>
+        </w:rPr>
+        <w:t>SQL</w:t>
+      </w:r>
+      <w:r>
+        <w:rPr>
+          <w:rFonts w:asciiTheme="majorHAnsi" w:hAnsiTheme="majorHAnsi" w:cs="Times New Roman"/>
+          <w:sz w:val="20"/>
+          <w:szCs w:val="20"/>
+        </w:rPr>
+        <w:t xml:space="preserve"> queries</w:t>
+      </w:r>
+      <w:r>
+        <w:rPr>
+          <w:rFonts w:asciiTheme="majorHAnsi" w:hAnsiTheme="majorHAnsi" w:cs="Times New Roman"/>
+          <w:sz w:val="20"/>
+          <w:szCs w:val="20"/>
+        </w:rPr>
+        <w:t xml:space="preserve"> to collect information from database to analyze feature usage and inform design decisions.</w:t>
       </w:r>
       <w:r>
         <w:rPr>
@@ -1167,6 +1017,150 @@
           <w:szCs w:val="20"/>
         </w:rPr>
         <w:t xml:space="preserve"> </w:t>
+      </w:r>
+    </w:p>
+    <w:p>
+      <w:pPr>
+        <w:rPr>
+          <w:rFonts w:asciiTheme="majorHAnsi" w:hAnsiTheme="majorHAnsi" w:cs="Times New Roman"/>
+          <w:sz w:val="16"/>
+          <w:szCs w:val="16"/>
+        </w:rPr>
+      </w:pPr>
+    </w:p>
+    <w:p>
+      <w:pPr>
+        <w:ind w:right="-1350"/>
+        <w:rPr>
+          <w:rFonts w:asciiTheme="majorHAnsi" w:hAnsiTheme="majorHAnsi"/>
+          <w:b/>
+          <w:sz w:val="21"/>
+          <w:szCs w:val="21"/>
+        </w:rPr>
+      </w:pPr>
+      <w:r>
+        <w:rPr>
+          <w:rFonts w:asciiTheme="majorHAnsi" w:hAnsiTheme="majorHAnsi"/>
+          <w:b/>
+          <w:sz w:val="22"/>
+          <w:szCs w:val="22"/>
+        </w:rPr>
+        <w:t>Freelance Web Developer</w:t>
+      </w:r>
+      <w:r>
+        <w:rPr>
+          <w:rFonts w:asciiTheme="majorHAnsi" w:hAnsiTheme="majorHAnsi"/>
+          <w:b/>
+          <w:sz w:val="22"/>
+          <w:szCs w:val="22"/>
+        </w:rPr>
+        <w:tab/>
+      </w:r>
+      <w:r>
+        <w:rPr>
+          <w:rFonts w:asciiTheme="majorHAnsi" w:hAnsiTheme="majorHAnsi"/>
+          <w:b/>
+          <w:sz w:val="22"/>
+          <w:szCs w:val="22"/>
+        </w:rPr>
+        <w:tab/>
+      </w:r>
+      <w:r>
+        <w:rPr>
+          <w:rFonts w:asciiTheme="majorHAnsi" w:hAnsiTheme="majorHAnsi"/>
+          <w:sz w:val="22"/>
+          <w:szCs w:val="22"/>
+        </w:rPr>
+        <w:tab/>
+      </w:r>
+      <w:r>
+        <w:rPr>
+          <w:rFonts w:asciiTheme="majorHAnsi" w:hAnsiTheme="majorHAnsi"/>
+          <w:sz w:val="22"/>
+          <w:szCs w:val="22"/>
+        </w:rPr>
+        <w:tab/>
+      </w:r>
+      <w:r>
+        <w:rPr>
+          <w:rFonts w:asciiTheme="majorHAnsi" w:hAnsiTheme="majorHAnsi"/>
+          <w:sz w:val="22"/>
+          <w:szCs w:val="22"/>
+        </w:rPr>
+        <w:tab/>
+      </w:r>
+      <w:r>
+        <w:rPr>
+          <w:rFonts w:asciiTheme="majorHAnsi" w:hAnsiTheme="majorHAnsi"/>
+          <w:sz w:val="22"/>
+          <w:szCs w:val="22"/>
+        </w:rPr>
+        <w:tab/>
+      </w:r>
+      <w:r>
+        <w:rPr>
+          <w:rFonts w:asciiTheme="majorHAnsi" w:hAnsiTheme="majorHAnsi"/>
+          <w:sz w:val="22"/>
+          <w:szCs w:val="22"/>
+        </w:rPr>
+        <w:tab/>
+      </w:r>
+      <w:r>
+        <w:rPr>
+          <w:rFonts w:asciiTheme="majorHAnsi" w:hAnsiTheme="majorHAnsi"/>
+          <w:sz w:val="22"/>
+          <w:szCs w:val="22"/>
+        </w:rPr>
+        <w:tab/>
+      </w:r>
+      <w:r>
+        <w:rPr>
+          <w:rFonts w:asciiTheme="majorHAnsi" w:hAnsiTheme="majorHAnsi"/>
+          <w:sz w:val="22"/>
+          <w:szCs w:val="22"/>
+        </w:rPr>
+        <w:tab/>
+      </w:r>
+      <w:r>
+        <w:rPr>
+          <w:rFonts w:asciiTheme="majorHAnsi" w:hAnsiTheme="majorHAnsi"/>
+          <w:sz w:val="22"/>
+          <w:szCs w:val="22"/>
+        </w:rPr>
+        <w:t xml:space="preserve">  </w:t>
+      </w:r>
+      <w:r>
+        <w:rPr>
+          <w:rFonts w:asciiTheme="majorHAnsi" w:hAnsiTheme="majorHAnsi"/>
+          <w:sz w:val="22"/>
+          <w:szCs w:val="22"/>
+        </w:rPr>
+        <w:t xml:space="preserve">  </w:t>
+      </w:r>
+      <w:r>
+        <w:rPr>
+          <w:rFonts w:asciiTheme="majorHAnsi" w:hAnsiTheme="majorHAnsi"/>
+          <w:sz w:val="22"/>
+          <w:szCs w:val="22"/>
+        </w:rPr>
+        <w:t xml:space="preserve"> </w:t>
+      </w:r>
+      <w:r>
+        <w:rPr>
+          <w:rFonts w:asciiTheme="majorHAnsi" w:hAnsiTheme="majorHAnsi"/>
+          <w:sz w:val="22"/>
+          <w:szCs w:val="22"/>
+        </w:rPr>
+        <w:t xml:space="preserve"> </w:t>
+      </w:r>
+      <w:r>
+        <w:rPr>
+          <w:rFonts w:asciiTheme="majorHAnsi" w:hAnsiTheme="majorHAnsi"/>
+          <w:b/>
+          <w:sz w:val="21"/>
+          <w:szCs w:val="21"/>
+        </w:rPr>
+        <w:t>2006-present</w:t>
       </w:r>
     </w:p>
     <w:p>
@@ -1188,15 +1182,23 @@
           <w:sz w:val="20"/>
           <w:szCs w:val="20"/>
         </w:rPr>
-        <w:t>Conduct</w:t>
-      </w:r>
-      <w:r>
-        <w:rPr>
-          <w:rFonts w:asciiTheme="majorHAnsi" w:hAnsiTheme="majorHAnsi" w:cs="Times New Roman"/>
-          <w:sz w:val="20"/>
-          <w:szCs w:val="20"/>
-        </w:rPr>
-        <w:t xml:space="preserve"> user reviews. Use “lean startup” principles to react quickly to user feedback.</w:t>
+        <w:t>Implemented numerous</w:t>
+      </w:r>
+      <w:r>
+        <w:rPr>
+          <w:rFonts w:asciiTheme="majorHAnsi" w:hAnsiTheme="majorHAnsi" w:cs="Times New Roman"/>
+          <w:sz w:val="20"/>
+          <w:szCs w:val="20"/>
+        </w:rPr>
+        <w:t xml:space="preserve"> front-end development projects for clients including Dartmouth College and Coldwell Banker</w:t>
+      </w:r>
+      <w:r>
+        <w:rPr>
+          <w:rFonts w:asciiTheme="majorHAnsi" w:hAnsiTheme="majorHAnsi" w:cs="Times New Roman"/>
+          <w:sz w:val="20"/>
+          <w:szCs w:val="20"/>
+        </w:rPr>
+        <w:t>.</w:t>
       </w:r>
       <w:r>
         <w:rPr>
@@ -1220,14 +1222,16 @@
           <w:szCs w:val="20"/>
         </w:rPr>
       </w:pPr>
-      <w:r>
-        <w:rPr>
-          <w:rFonts w:asciiTheme="majorHAnsi" w:hAnsiTheme="majorHAnsi" w:cs="Times New Roman"/>
-          <w:sz w:val="20"/>
-          <w:szCs w:val="20"/>
-        </w:rPr>
-        <w:t>Ruby on Rails</w:t>
-      </w:r>
+      <w:proofErr w:type="spellStart"/>
+      <w:r>
+        <w:rPr>
+          <w:rFonts w:asciiTheme="majorHAnsi" w:hAnsiTheme="majorHAnsi" w:cs="Times New Roman"/>
+          <w:sz w:val="20"/>
+          <w:szCs w:val="20"/>
+        </w:rPr>
+        <w:t>Javascript</w:t>
+      </w:r>
+      <w:proofErr w:type="spellEnd"/>
       <w:r>
         <w:rPr>
           <w:rFonts w:asciiTheme="majorHAnsi" w:hAnsiTheme="majorHAnsi" w:cs="Times New Roman"/>
@@ -1236,54 +1240,52 @@
         </w:rPr>
         <w:t xml:space="preserve">, </w:t>
       </w:r>
-      <w:r>
-        <w:rPr>
-          <w:rFonts w:asciiTheme="majorHAnsi" w:hAnsiTheme="majorHAnsi" w:cs="Times New Roman"/>
-          <w:sz w:val="20"/>
-          <w:szCs w:val="20"/>
-        </w:rPr>
-        <w:t>JSON</w:t>
-      </w:r>
-      <w:r>
-        <w:rPr>
-          <w:rFonts w:asciiTheme="majorHAnsi" w:hAnsiTheme="majorHAnsi" w:cs="Times New Roman"/>
-          <w:sz w:val="20"/>
-          <w:szCs w:val="20"/>
-        </w:rPr>
-        <w:t xml:space="preserve"> API,</w:t>
-      </w:r>
-      <w:r>
-        <w:rPr>
-          <w:rFonts w:asciiTheme="majorHAnsi" w:hAnsiTheme="majorHAnsi" w:cs="Times New Roman"/>
-          <w:sz w:val="20"/>
-          <w:szCs w:val="20"/>
-        </w:rPr>
-        <w:t xml:space="preserve"> Active Model </w:t>
-      </w:r>
-      <w:r>
-        <w:rPr>
-          <w:rFonts w:asciiTheme="majorHAnsi" w:hAnsiTheme="majorHAnsi" w:cs="Times New Roman"/>
-          <w:sz w:val="20"/>
-          <w:szCs w:val="20"/>
-        </w:rPr>
-        <w:t>Serializers</w:t>
-      </w:r>
-      <w:r>
-        <w:rPr>
-          <w:rFonts w:asciiTheme="majorHAnsi" w:hAnsiTheme="majorHAnsi" w:cs="Times New Roman"/>
-          <w:sz w:val="20"/>
-          <w:szCs w:val="20"/>
-        </w:rPr>
-        <w:t xml:space="preserve"> </w:t>
-      </w:r>
-      <w:r>
-        <w:rPr>
-          <w:rFonts w:asciiTheme="majorHAnsi" w:hAnsiTheme="majorHAnsi" w:cs="Times New Roman"/>
-          <w:sz w:val="20"/>
-          <w:szCs w:val="20"/>
-        </w:rPr>
-        <w:t>and Ember.js</w:t>
-      </w:r>
+      <w:proofErr w:type="spellStart"/>
+      <w:r>
+        <w:rPr>
+          <w:rFonts w:asciiTheme="majorHAnsi" w:hAnsiTheme="majorHAnsi" w:cs="Times New Roman"/>
+          <w:sz w:val="20"/>
+          <w:szCs w:val="20"/>
+        </w:rPr>
+        <w:t>JQuery</w:t>
+      </w:r>
+      <w:proofErr w:type="spellEnd"/>
+      <w:r>
+        <w:rPr>
+          <w:rFonts w:asciiTheme="majorHAnsi" w:hAnsiTheme="majorHAnsi" w:cs="Times New Roman"/>
+          <w:sz w:val="20"/>
+          <w:szCs w:val="20"/>
+        </w:rPr>
+        <w:t xml:space="preserve">, HTML/CSS, </w:t>
+      </w:r>
+      <w:proofErr w:type="spellStart"/>
+      <w:r>
+        <w:rPr>
+          <w:rFonts w:asciiTheme="majorHAnsi" w:hAnsiTheme="majorHAnsi" w:cs="Times New Roman"/>
+          <w:sz w:val="20"/>
+          <w:szCs w:val="20"/>
+        </w:rPr>
+        <w:t>Git</w:t>
+      </w:r>
+      <w:proofErr w:type="spellEnd"/>
+      <w:r>
+        <w:rPr>
+          <w:rFonts w:asciiTheme="majorHAnsi" w:hAnsiTheme="majorHAnsi" w:cs="Times New Roman"/>
+          <w:sz w:val="20"/>
+          <w:szCs w:val="20"/>
+        </w:rPr>
+        <w:t xml:space="preserve">, </w:t>
+      </w:r>
+      <w:proofErr w:type="spellStart"/>
+      <w:r>
+        <w:rPr>
+          <w:rFonts w:asciiTheme="majorHAnsi" w:hAnsiTheme="majorHAnsi" w:cs="Times New Roman"/>
+          <w:sz w:val="20"/>
+          <w:szCs w:val="20"/>
+        </w:rPr>
+        <w:t>Github</w:t>
+      </w:r>
+      <w:proofErr w:type="spellEnd"/>
     </w:p>
     <w:p>
       <w:pPr>
@@ -1306,14 +1308,34 @@
           <w:szCs w:val="21"/>
         </w:rPr>
       </w:pPr>
-      <w:r>
-        <w:rPr>
-          <w:rFonts w:asciiTheme="majorHAnsi" w:hAnsiTheme="majorHAnsi"/>
-          <w:b/>
-          <w:sz w:val="22"/>
-          <w:szCs w:val="22"/>
-        </w:rPr>
-        <w:t>Freelance Web Developer</w:t>
+      <w:proofErr w:type="spellStart"/>
+      <w:r>
+        <w:rPr>
+          <w:rFonts w:asciiTheme="majorHAnsi" w:hAnsiTheme="majorHAnsi"/>
+          <w:b/>
+          <w:sz w:val="22"/>
+          <w:szCs w:val="22"/>
+        </w:rPr>
+        <w:t>Myst</w:t>
+      </w:r>
+      <w:proofErr w:type="spellEnd"/>
+      <w:r>
+        <w:rPr>
+          <w:rFonts w:asciiTheme="majorHAnsi" w:hAnsiTheme="majorHAnsi"/>
+          <w:b/>
+          <w:sz w:val="22"/>
+          <w:szCs w:val="22"/>
+        </w:rPr>
+        <w:t xml:space="preserve"> Obsession</w:t>
+      </w:r>
+      <w:r>
+        <w:rPr>
+          <w:rFonts w:asciiTheme="majorHAnsi" w:hAnsiTheme="majorHAnsi"/>
+          <w:b/>
+          <w:sz w:val="22"/>
+          <w:szCs w:val="22"/>
+        </w:rPr>
+        <w:t>, Niskayuna, NY</w:t>
       </w:r>
       <w:r>
         <w:rPr>
@@ -1403,32 +1425,74 @@
           <w:sz w:val="22"/>
           <w:szCs w:val="22"/>
         </w:rPr>
-        <w:t xml:space="preserve">  </w:t>
-      </w:r>
-      <w:r>
-        <w:rPr>
-          <w:rFonts w:asciiTheme="majorHAnsi" w:hAnsiTheme="majorHAnsi"/>
-          <w:sz w:val="22"/>
-          <w:szCs w:val="22"/>
-        </w:rPr>
-        <w:t xml:space="preserve"> </w:t>
-      </w:r>
-      <w:r>
-        <w:rPr>
-          <w:rFonts w:asciiTheme="majorHAnsi" w:hAnsiTheme="majorHAnsi"/>
-          <w:sz w:val="22"/>
-          <w:szCs w:val="22"/>
-        </w:rPr>
-        <w:t xml:space="preserve"> </w:t>
-      </w:r>
-      <w:r>
-        <w:rPr>
-          <w:rFonts w:asciiTheme="majorHAnsi" w:hAnsiTheme="majorHAnsi"/>
-          <w:b/>
-          <w:sz w:val="21"/>
-          <w:szCs w:val="21"/>
-        </w:rPr>
-        <w:t>2006-present</w:t>
+        <w:t xml:space="preserve">   </w:t>
+      </w:r>
+      <w:r>
+        <w:rPr>
+          <w:rFonts w:asciiTheme="majorHAnsi" w:hAnsiTheme="majorHAnsi"/>
+          <w:sz w:val="22"/>
+          <w:szCs w:val="22"/>
+        </w:rPr>
+        <w:t xml:space="preserve">   </w:t>
+      </w:r>
+      <w:r>
+        <w:rPr>
+          <w:rFonts w:asciiTheme="majorHAnsi" w:hAnsiTheme="majorHAnsi"/>
+          <w:sz w:val="22"/>
+          <w:szCs w:val="22"/>
+        </w:rPr>
+        <w:t xml:space="preserve">   </w:t>
+      </w:r>
+      <w:r>
+        <w:rPr>
+          <w:rFonts w:asciiTheme="majorHAnsi" w:hAnsiTheme="majorHAnsi"/>
+          <w:b/>
+          <w:sz w:val="21"/>
+          <w:szCs w:val="21"/>
+        </w:rPr>
+        <w:t>2000-2004</w:t>
+      </w:r>
+    </w:p>
+    <w:p>
+      <w:pPr>
+        <w:ind w:right="-1350"/>
+        <w:rPr>
+          <w:rFonts w:asciiTheme="majorHAnsi" w:hAnsiTheme="majorHAnsi"/>
+          <w:b/>
+          <w:i/>
+          <w:sz w:val="21"/>
+          <w:szCs w:val="21"/>
+        </w:rPr>
+      </w:pPr>
+      <w:r>
+        <w:rPr>
+          <w:rFonts w:asciiTheme="majorHAnsi" w:hAnsiTheme="majorHAnsi"/>
+          <w:b/>
+          <w:i/>
+          <w:sz w:val="21"/>
+          <w:szCs w:val="21"/>
+        </w:rPr>
+        <w:t>Founder</w:t>
+      </w:r>
+      <w:r>
+        <w:rPr>
+          <w:rFonts w:asciiTheme="majorHAnsi" w:hAnsiTheme="majorHAnsi"/>
+          <w:b/>
+          <w:i/>
+          <w:sz w:val="21"/>
+          <w:szCs w:val="21"/>
+        </w:rPr>
+        <w:t xml:space="preserve"> &amp;</w:t>
+      </w:r>
+      <w:r>
+        <w:rPr>
+          <w:rFonts w:asciiTheme="majorHAnsi" w:hAnsiTheme="majorHAnsi"/>
+          <w:b/>
+          <w:i/>
+          <w:sz w:val="21"/>
+          <w:szCs w:val="21"/>
+        </w:rPr>
+        <w:t xml:space="preserve"> Developer</w:t>
       </w:r>
     </w:p>
     <w:p>
@@ -1450,31 +1514,221 @@
           <w:sz w:val="20"/>
           <w:szCs w:val="20"/>
         </w:rPr>
-        <w:t>Implemented numerous</w:t>
-      </w:r>
-      <w:r>
-        <w:rPr>
-          <w:rFonts w:asciiTheme="majorHAnsi" w:hAnsiTheme="majorHAnsi" w:cs="Times New Roman"/>
-          <w:sz w:val="20"/>
-          <w:szCs w:val="20"/>
-        </w:rPr>
-        <w:t xml:space="preserve"> front-end development projects for clients including Dartmouth College and Coldwell Banker</w:t>
-      </w:r>
-      <w:r>
-        <w:rPr>
-          <w:rFonts w:asciiTheme="majorHAnsi" w:hAnsiTheme="majorHAnsi" w:cs="Times New Roman"/>
-          <w:sz w:val="20"/>
-          <w:szCs w:val="20"/>
-        </w:rPr>
-        <w:t>.</w:t>
-      </w:r>
-      <w:r>
-        <w:rPr>
-          <w:rFonts w:asciiTheme="majorHAnsi" w:hAnsiTheme="majorHAnsi" w:cs="Times New Roman"/>
-          <w:sz w:val="20"/>
-          <w:szCs w:val="20"/>
-        </w:rPr>
-        <w:t xml:space="preserve"> </w:t>
+        <w:t xml:space="preserve">Created </w:t>
+      </w:r>
+      <w:r>
+        <w:rPr>
+          <w:rFonts w:asciiTheme="majorHAnsi" w:hAnsiTheme="majorHAnsi" w:cs="Times New Roman"/>
+          <w:sz w:val="20"/>
+          <w:szCs w:val="20"/>
+        </w:rPr>
+        <w:t>fan</w:t>
+      </w:r>
+      <w:r>
+        <w:rPr>
+          <w:rFonts w:asciiTheme="majorHAnsi" w:hAnsiTheme="majorHAnsi" w:cs="Times New Roman"/>
+          <w:sz w:val="20"/>
+          <w:szCs w:val="20"/>
+        </w:rPr>
+        <w:t xml:space="preserve"> website</w:t>
+      </w:r>
+      <w:r>
+        <w:rPr>
+          <w:rFonts w:asciiTheme="majorHAnsi" w:hAnsiTheme="majorHAnsi" w:cs="Times New Roman"/>
+          <w:sz w:val="20"/>
+          <w:szCs w:val="20"/>
+        </w:rPr>
+        <w:t xml:space="preserve"> dedicated to </w:t>
+      </w:r>
+      <w:proofErr w:type="spellStart"/>
+      <w:r>
+        <w:rPr>
+          <w:rFonts w:asciiTheme="majorHAnsi" w:hAnsiTheme="majorHAnsi" w:cs="Times New Roman"/>
+          <w:sz w:val="20"/>
+          <w:szCs w:val="20"/>
+        </w:rPr>
+        <w:t>Myst</w:t>
+      </w:r>
+      <w:proofErr w:type="spellEnd"/>
+      <w:r>
+        <w:rPr>
+          <w:rFonts w:asciiTheme="majorHAnsi" w:hAnsiTheme="majorHAnsi" w:cs="Times New Roman"/>
+          <w:sz w:val="20"/>
+          <w:szCs w:val="20"/>
+        </w:rPr>
+        <w:t xml:space="preserve"> computer game</w:t>
+      </w:r>
+      <w:r>
+        <w:rPr>
+          <w:rFonts w:asciiTheme="majorHAnsi" w:hAnsiTheme="majorHAnsi" w:cs="Times New Roman"/>
+          <w:sz w:val="20"/>
+          <w:szCs w:val="20"/>
+        </w:rPr>
+        <w:t xml:space="preserve"> from </w:t>
+      </w:r>
+      <w:r>
+        <w:rPr>
+          <w:rFonts w:asciiTheme="majorHAnsi" w:hAnsiTheme="majorHAnsi" w:cs="Times New Roman"/>
+          <w:sz w:val="20"/>
+          <w:szCs w:val="20"/>
+        </w:rPr>
+        <w:t>while in middle school</w:t>
+      </w:r>
+      <w:r>
+        <w:rPr>
+          <w:rFonts w:asciiTheme="majorHAnsi" w:hAnsiTheme="majorHAnsi" w:cs="Times New Roman"/>
+          <w:sz w:val="20"/>
+          <w:szCs w:val="20"/>
+        </w:rPr>
+        <w:t xml:space="preserve">. </w:t>
+      </w:r>
+      <w:r>
+        <w:rPr>
+          <w:rFonts w:asciiTheme="majorHAnsi" w:hAnsiTheme="majorHAnsi" w:cs="Times New Roman"/>
+          <w:sz w:val="20"/>
+          <w:szCs w:val="20"/>
+        </w:rPr>
+        <w:t>Recruited the</w:t>
+      </w:r>
+      <w:r>
+        <w:rPr>
+          <w:rFonts w:asciiTheme="majorHAnsi" w:hAnsiTheme="majorHAnsi" w:cs="Times New Roman"/>
+          <w:sz w:val="20"/>
+          <w:szCs w:val="20"/>
+        </w:rPr>
+        <w:t xml:space="preserve"> help </w:t>
+      </w:r>
+      <w:r>
+        <w:rPr>
+          <w:rFonts w:asciiTheme="majorHAnsi" w:hAnsiTheme="majorHAnsi" w:cs="Times New Roman"/>
+          <w:sz w:val="20"/>
+          <w:szCs w:val="20"/>
+        </w:rPr>
+        <w:t xml:space="preserve">of </w:t>
+      </w:r>
+      <w:r>
+        <w:rPr>
+          <w:rFonts w:asciiTheme="majorHAnsi" w:hAnsiTheme="majorHAnsi" w:cs="Times New Roman"/>
+          <w:sz w:val="20"/>
+          <w:szCs w:val="20"/>
+        </w:rPr>
+        <w:t>20+ other</w:t>
+      </w:r>
+      <w:r>
+        <w:rPr>
+          <w:rFonts w:asciiTheme="majorHAnsi" w:hAnsiTheme="majorHAnsi" w:cs="Times New Roman"/>
+          <w:sz w:val="20"/>
+          <w:szCs w:val="20"/>
+        </w:rPr>
+        <w:t xml:space="preserve"> developers</w:t>
+      </w:r>
+      <w:r>
+        <w:rPr>
+          <w:rFonts w:asciiTheme="majorHAnsi" w:hAnsiTheme="majorHAnsi" w:cs="Times New Roman"/>
+          <w:sz w:val="20"/>
+          <w:szCs w:val="20"/>
+        </w:rPr>
+        <w:t xml:space="preserve"> from around the world</w:t>
+      </w:r>
+      <w:r>
+        <w:rPr>
+          <w:rFonts w:asciiTheme="majorHAnsi" w:hAnsiTheme="majorHAnsi" w:cs="Times New Roman"/>
+          <w:sz w:val="20"/>
+          <w:szCs w:val="20"/>
+        </w:rPr>
+        <w:t xml:space="preserve"> to </w:t>
+      </w:r>
+      <w:r>
+        <w:rPr>
+          <w:rFonts w:asciiTheme="majorHAnsi" w:hAnsiTheme="majorHAnsi" w:cs="Times New Roman"/>
+          <w:sz w:val="20"/>
+          <w:szCs w:val="20"/>
+        </w:rPr>
+        <w:t>host</w:t>
+      </w:r>
+      <w:r>
+        <w:rPr>
+          <w:rFonts w:asciiTheme="majorHAnsi" w:hAnsiTheme="majorHAnsi" w:cs="Times New Roman"/>
+          <w:sz w:val="20"/>
+          <w:szCs w:val="20"/>
+        </w:rPr>
+        <w:t xml:space="preserve"> and maintain the website</w:t>
+      </w:r>
+      <w:r>
+        <w:rPr>
+          <w:rFonts w:asciiTheme="majorHAnsi" w:hAnsiTheme="majorHAnsi" w:cs="Times New Roman"/>
+          <w:sz w:val="20"/>
+          <w:szCs w:val="20"/>
+        </w:rPr>
+        <w:t xml:space="preserve">. </w:t>
+      </w:r>
+      <w:proofErr w:type="spellStart"/>
+      <w:r>
+        <w:rPr>
+          <w:rFonts w:asciiTheme="majorHAnsi" w:hAnsiTheme="majorHAnsi" w:cs="Times New Roman"/>
+          <w:sz w:val="20"/>
+          <w:szCs w:val="20"/>
+        </w:rPr>
+        <w:t>Myst</w:t>
+      </w:r>
+      <w:proofErr w:type="spellEnd"/>
+      <w:r>
+        <w:rPr>
+          <w:rFonts w:asciiTheme="majorHAnsi" w:hAnsiTheme="majorHAnsi" w:cs="Times New Roman"/>
+          <w:sz w:val="20"/>
+          <w:szCs w:val="20"/>
+        </w:rPr>
+        <w:t xml:space="preserve"> Obsession </w:t>
+      </w:r>
+      <w:r>
+        <w:rPr>
+          <w:rFonts w:asciiTheme="majorHAnsi" w:hAnsiTheme="majorHAnsi" w:cs="Times New Roman"/>
+          <w:sz w:val="20"/>
+          <w:szCs w:val="20"/>
+        </w:rPr>
+        <w:t>was</w:t>
+      </w:r>
+      <w:r>
+        <w:rPr>
+          <w:rFonts w:asciiTheme="majorHAnsi" w:hAnsiTheme="majorHAnsi" w:cs="Times New Roman"/>
+          <w:sz w:val="20"/>
+          <w:szCs w:val="20"/>
+        </w:rPr>
+        <w:t xml:space="preserve"> the definitive website dedicated to </w:t>
+      </w:r>
+      <w:proofErr w:type="spellStart"/>
+      <w:r>
+        <w:rPr>
+          <w:rFonts w:asciiTheme="majorHAnsi" w:hAnsiTheme="majorHAnsi" w:cs="Times New Roman"/>
+          <w:sz w:val="20"/>
+          <w:szCs w:val="20"/>
+        </w:rPr>
+        <w:t>Myst</w:t>
+      </w:r>
+      <w:proofErr w:type="spellEnd"/>
+      <w:r>
+        <w:rPr>
+          <w:rFonts w:asciiTheme="majorHAnsi" w:hAnsiTheme="majorHAnsi" w:cs="Times New Roman"/>
+          <w:sz w:val="20"/>
+          <w:szCs w:val="20"/>
+        </w:rPr>
+        <w:t xml:space="preserve"> with a thriving community of</w:t>
+      </w:r>
+      <w:r>
+        <w:rPr>
+          <w:rFonts w:asciiTheme="majorHAnsi" w:hAnsiTheme="majorHAnsi" w:cs="Times New Roman"/>
+          <w:sz w:val="20"/>
+          <w:szCs w:val="20"/>
+        </w:rPr>
+        <w:t xml:space="preserve"> over 10,000 registered users and millions </w:t>
+      </w:r>
+      <w:r>
+        <w:rPr>
+          <w:rFonts w:asciiTheme="majorHAnsi" w:hAnsiTheme="majorHAnsi" w:cs="Times New Roman"/>
+          <w:sz w:val="20"/>
+          <w:szCs w:val="20"/>
+        </w:rPr>
+        <w:t>of page views.</w:t>
       </w:r>
     </w:p>
     <w:p>
@@ -1496,416 +1750,23 @@
           <w:sz w:val="20"/>
           <w:szCs w:val="20"/>
         </w:rPr>
-        <w:t>Javascript</w:t>
-      </w:r>
-      <w:r>
-        <w:rPr>
-          <w:rFonts w:asciiTheme="majorHAnsi" w:hAnsiTheme="majorHAnsi" w:cs="Times New Roman"/>
-          <w:sz w:val="20"/>
-          <w:szCs w:val="20"/>
-        </w:rPr>
-        <w:t>, JQuery, HTML/CSS, Git, Github</w:t>
-      </w:r>
-    </w:p>
-    <w:p>
-      <w:pPr>
-        <w:pStyle w:val="ListParagraph"/>
-        <w:ind w:left="360"/>
-        <w:rPr>
-          <w:rFonts w:asciiTheme="majorHAnsi" w:hAnsiTheme="majorHAnsi" w:cs="Times New Roman"/>
-          <w:sz w:val="16"/>
-          <w:szCs w:val="16"/>
-        </w:rPr>
-      </w:pPr>
-    </w:p>
-    <w:p>
-      <w:pPr>
-        <w:ind w:right="-1350"/>
-        <w:rPr>
-          <w:rFonts w:asciiTheme="majorHAnsi" w:hAnsiTheme="majorHAnsi"/>
-          <w:b/>
-          <w:sz w:val="21"/>
-          <w:szCs w:val="21"/>
-        </w:rPr>
-      </w:pPr>
-      <w:r>
-        <w:rPr>
-          <w:rFonts w:asciiTheme="majorHAnsi" w:hAnsiTheme="majorHAnsi"/>
-          <w:b/>
-          <w:sz w:val="22"/>
-          <w:szCs w:val="22"/>
-        </w:rPr>
-        <w:t>Myst Obsession</w:t>
-      </w:r>
-      <w:r>
-        <w:rPr>
-          <w:rFonts w:asciiTheme="majorHAnsi" w:hAnsiTheme="majorHAnsi"/>
-          <w:b/>
-          <w:sz w:val="22"/>
-          <w:szCs w:val="22"/>
-        </w:rPr>
-        <w:t>, Niskayuna, NY</w:t>
-      </w:r>
-      <w:r>
-        <w:rPr>
-          <w:rFonts w:asciiTheme="majorHAnsi" w:hAnsiTheme="majorHAnsi"/>
-          <w:b/>
-          <w:sz w:val="22"/>
-          <w:szCs w:val="22"/>
-        </w:rPr>
-        <w:tab/>
-      </w:r>
-      <w:r>
-        <w:rPr>
-          <w:rFonts w:asciiTheme="majorHAnsi" w:hAnsiTheme="majorHAnsi"/>
-          <w:b/>
-          <w:sz w:val="22"/>
-          <w:szCs w:val="22"/>
-        </w:rPr>
-        <w:tab/>
-      </w:r>
-      <w:r>
-        <w:rPr>
-          <w:rFonts w:asciiTheme="majorHAnsi" w:hAnsiTheme="majorHAnsi"/>
-          <w:sz w:val="22"/>
-          <w:szCs w:val="22"/>
-        </w:rPr>
-        <w:tab/>
-      </w:r>
-      <w:r>
-        <w:rPr>
-          <w:rFonts w:asciiTheme="majorHAnsi" w:hAnsiTheme="majorHAnsi"/>
-          <w:sz w:val="22"/>
-          <w:szCs w:val="22"/>
-        </w:rPr>
-        <w:tab/>
-      </w:r>
-      <w:r>
-        <w:rPr>
-          <w:rFonts w:asciiTheme="majorHAnsi" w:hAnsiTheme="majorHAnsi"/>
-          <w:sz w:val="22"/>
-          <w:szCs w:val="22"/>
-        </w:rPr>
-        <w:tab/>
-      </w:r>
-      <w:r>
-        <w:rPr>
-          <w:rFonts w:asciiTheme="majorHAnsi" w:hAnsiTheme="majorHAnsi"/>
-          <w:sz w:val="22"/>
-          <w:szCs w:val="22"/>
-        </w:rPr>
-        <w:tab/>
-      </w:r>
-      <w:r>
-        <w:rPr>
-          <w:rFonts w:asciiTheme="majorHAnsi" w:hAnsiTheme="majorHAnsi"/>
-          <w:sz w:val="22"/>
-          <w:szCs w:val="22"/>
-        </w:rPr>
-        <w:tab/>
-      </w:r>
-      <w:r>
-        <w:rPr>
-          <w:rFonts w:asciiTheme="majorHAnsi" w:hAnsiTheme="majorHAnsi"/>
-          <w:sz w:val="22"/>
-          <w:szCs w:val="22"/>
-        </w:rPr>
-        <w:tab/>
-      </w:r>
-      <w:r>
-        <w:rPr>
-          <w:rFonts w:asciiTheme="majorHAnsi" w:hAnsiTheme="majorHAnsi"/>
-          <w:sz w:val="22"/>
-          <w:szCs w:val="22"/>
-        </w:rPr>
-        <w:tab/>
-      </w:r>
-      <w:r>
-        <w:rPr>
-          <w:rFonts w:asciiTheme="majorHAnsi" w:hAnsiTheme="majorHAnsi"/>
-          <w:sz w:val="22"/>
-          <w:szCs w:val="22"/>
-        </w:rPr>
-        <w:t xml:space="preserve">  </w:t>
-      </w:r>
-      <w:r>
-        <w:rPr>
-          <w:rFonts w:asciiTheme="majorHAnsi" w:hAnsiTheme="majorHAnsi"/>
-          <w:sz w:val="22"/>
-          <w:szCs w:val="22"/>
-        </w:rPr>
-        <w:t xml:space="preserve">   </w:t>
-      </w:r>
-      <w:r>
-        <w:rPr>
-          <w:rFonts w:asciiTheme="majorHAnsi" w:hAnsiTheme="majorHAnsi"/>
-          <w:sz w:val="22"/>
-          <w:szCs w:val="22"/>
-        </w:rPr>
-        <w:t xml:space="preserve">   </w:t>
-      </w:r>
-      <w:r>
-        <w:rPr>
-          <w:rFonts w:asciiTheme="majorHAnsi" w:hAnsiTheme="majorHAnsi"/>
-          <w:sz w:val="22"/>
-          <w:szCs w:val="22"/>
-        </w:rPr>
-        <w:t xml:space="preserve">   </w:t>
-      </w:r>
-      <w:r>
-        <w:rPr>
-          <w:rFonts w:asciiTheme="majorHAnsi" w:hAnsiTheme="majorHAnsi"/>
-          <w:b/>
-          <w:sz w:val="21"/>
-          <w:szCs w:val="21"/>
-        </w:rPr>
-        <w:t>2000-2004</w:t>
-      </w:r>
-    </w:p>
-    <w:p>
-      <w:pPr>
-        <w:ind w:right="-1350"/>
-        <w:rPr>
-          <w:rFonts w:asciiTheme="majorHAnsi" w:hAnsiTheme="majorHAnsi"/>
-          <w:b/>
-          <w:i/>
-          <w:sz w:val="21"/>
-          <w:szCs w:val="21"/>
-        </w:rPr>
-      </w:pPr>
-      <w:r>
-        <w:rPr>
-          <w:rFonts w:asciiTheme="majorHAnsi" w:hAnsiTheme="majorHAnsi"/>
-          <w:b/>
-          <w:i/>
-          <w:sz w:val="21"/>
-          <w:szCs w:val="21"/>
-        </w:rPr>
-        <w:t>Founder</w:t>
-      </w:r>
-      <w:r>
-        <w:rPr>
-          <w:rFonts w:asciiTheme="majorHAnsi" w:hAnsiTheme="majorHAnsi"/>
-          <w:b/>
-          <w:i/>
-          <w:sz w:val="21"/>
-          <w:szCs w:val="21"/>
-        </w:rPr>
-        <w:t xml:space="preserve"> &amp;</w:t>
-      </w:r>
-      <w:r>
-        <w:rPr>
-          <w:rFonts w:asciiTheme="majorHAnsi" w:hAnsiTheme="majorHAnsi"/>
-          <w:b/>
-          <w:i/>
-          <w:sz w:val="21"/>
-          <w:szCs w:val="21"/>
-        </w:rPr>
-        <w:t xml:space="preserve"> Developer</w:t>
-      </w:r>
-    </w:p>
-    <w:p>
-      <w:pPr>
-        <w:pStyle w:val="ListParagraph"/>
-        <w:numPr>
-          <w:ilvl w:val="0"/>
-          <w:numId w:val="3"/>
-        </w:numPr>
-        <w:rPr>
-          <w:rFonts w:asciiTheme="majorHAnsi" w:hAnsiTheme="majorHAnsi" w:cs="Times New Roman"/>
-          <w:sz w:val="20"/>
-          <w:szCs w:val="20"/>
-        </w:rPr>
-      </w:pPr>
-      <w:r>
-        <w:rPr>
-          <w:rFonts w:asciiTheme="majorHAnsi" w:hAnsiTheme="majorHAnsi" w:cs="Times New Roman"/>
-          <w:sz w:val="20"/>
-          <w:szCs w:val="20"/>
-        </w:rPr>
-        <w:t xml:space="preserve">Created </w:t>
-      </w:r>
-      <w:r>
-        <w:rPr>
-          <w:rFonts w:asciiTheme="majorHAnsi" w:hAnsiTheme="majorHAnsi" w:cs="Times New Roman"/>
-          <w:sz w:val="20"/>
-          <w:szCs w:val="20"/>
-        </w:rPr>
-        <w:t>fan</w:t>
-      </w:r>
-      <w:r>
-        <w:rPr>
-          <w:rFonts w:asciiTheme="majorHAnsi" w:hAnsiTheme="majorHAnsi" w:cs="Times New Roman"/>
-          <w:sz w:val="20"/>
-          <w:szCs w:val="20"/>
-        </w:rPr>
-        <w:t xml:space="preserve"> website</w:t>
-      </w:r>
-      <w:r>
-        <w:rPr>
-          <w:rFonts w:asciiTheme="majorHAnsi" w:hAnsiTheme="majorHAnsi" w:cs="Times New Roman"/>
-          <w:sz w:val="20"/>
-          <w:szCs w:val="20"/>
-        </w:rPr>
-        <w:t xml:space="preserve"> dedicated to Myst computer game</w:t>
-      </w:r>
-      <w:r>
-        <w:rPr>
-          <w:rFonts w:asciiTheme="majorHAnsi" w:hAnsiTheme="majorHAnsi" w:cs="Times New Roman"/>
-          <w:sz w:val="20"/>
-          <w:szCs w:val="20"/>
-        </w:rPr>
-        <w:t xml:space="preserve"> from scratch</w:t>
-      </w:r>
-      <w:r>
-        <w:rPr>
-          <w:rFonts w:asciiTheme="majorHAnsi" w:hAnsiTheme="majorHAnsi" w:cs="Times New Roman"/>
-          <w:sz w:val="20"/>
-          <w:szCs w:val="20"/>
-        </w:rPr>
-        <w:t xml:space="preserve"> while a middle school student</w:t>
-      </w:r>
-      <w:r>
-        <w:rPr>
-          <w:rFonts w:asciiTheme="majorHAnsi" w:hAnsiTheme="majorHAnsi" w:cs="Times New Roman"/>
-          <w:sz w:val="20"/>
-          <w:szCs w:val="20"/>
-        </w:rPr>
-        <w:t xml:space="preserve">. </w:t>
-      </w:r>
-      <w:r>
-        <w:rPr>
-          <w:rFonts w:asciiTheme="majorHAnsi" w:hAnsiTheme="majorHAnsi" w:cs="Times New Roman"/>
-          <w:sz w:val="20"/>
-          <w:szCs w:val="20"/>
-        </w:rPr>
-        <w:t>Recruited the</w:t>
-      </w:r>
-      <w:r>
-        <w:rPr>
-          <w:rFonts w:asciiTheme="majorHAnsi" w:hAnsiTheme="majorHAnsi" w:cs="Times New Roman"/>
-          <w:sz w:val="20"/>
-          <w:szCs w:val="20"/>
-        </w:rPr>
-        <w:t xml:space="preserve"> help </w:t>
-      </w:r>
-      <w:r>
-        <w:rPr>
-          <w:rFonts w:asciiTheme="majorHAnsi" w:hAnsiTheme="majorHAnsi" w:cs="Times New Roman"/>
-          <w:sz w:val="20"/>
-          <w:szCs w:val="20"/>
-        </w:rPr>
-        <w:t xml:space="preserve">of </w:t>
-      </w:r>
-      <w:r>
-        <w:rPr>
-          <w:rFonts w:asciiTheme="majorHAnsi" w:hAnsiTheme="majorHAnsi" w:cs="Times New Roman"/>
-          <w:sz w:val="20"/>
-          <w:szCs w:val="20"/>
-        </w:rPr>
-        <w:t>20+ other</w:t>
-      </w:r>
-      <w:r>
-        <w:rPr>
-          <w:rFonts w:asciiTheme="majorHAnsi" w:hAnsiTheme="majorHAnsi" w:cs="Times New Roman"/>
-          <w:sz w:val="20"/>
-          <w:szCs w:val="20"/>
-        </w:rPr>
-        <w:t xml:space="preserve"> developers</w:t>
-      </w:r>
-      <w:r>
-        <w:rPr>
-          <w:rFonts w:asciiTheme="majorHAnsi" w:hAnsiTheme="majorHAnsi" w:cs="Times New Roman"/>
-          <w:sz w:val="20"/>
-          <w:szCs w:val="20"/>
-        </w:rPr>
-        <w:t xml:space="preserve"> from around the world</w:t>
-      </w:r>
-      <w:r>
-        <w:rPr>
-          <w:rFonts w:asciiTheme="majorHAnsi" w:hAnsiTheme="majorHAnsi" w:cs="Times New Roman"/>
-          <w:sz w:val="20"/>
-          <w:szCs w:val="20"/>
-        </w:rPr>
-        <w:t xml:space="preserve"> to </w:t>
-      </w:r>
-      <w:r>
-        <w:rPr>
-          <w:rFonts w:asciiTheme="majorHAnsi" w:hAnsiTheme="majorHAnsi" w:cs="Times New Roman"/>
-          <w:sz w:val="20"/>
-          <w:szCs w:val="20"/>
-        </w:rPr>
-        <w:t>host</w:t>
-      </w:r>
-      <w:r>
-        <w:rPr>
-          <w:rFonts w:asciiTheme="majorHAnsi" w:hAnsiTheme="majorHAnsi" w:cs="Times New Roman"/>
-          <w:sz w:val="20"/>
-          <w:szCs w:val="20"/>
-        </w:rPr>
-        <w:t xml:space="preserve"> the website</w:t>
-      </w:r>
-      <w:r>
-        <w:rPr>
-          <w:rFonts w:asciiTheme="majorHAnsi" w:hAnsiTheme="majorHAnsi" w:cs="Times New Roman"/>
-          <w:sz w:val="20"/>
-          <w:szCs w:val="20"/>
-        </w:rPr>
-        <w:t xml:space="preserve"> on a proper server</w:t>
-      </w:r>
-      <w:r>
-        <w:rPr>
-          <w:rFonts w:asciiTheme="majorHAnsi" w:hAnsiTheme="majorHAnsi" w:cs="Times New Roman"/>
-          <w:sz w:val="20"/>
-          <w:szCs w:val="20"/>
-        </w:rPr>
-        <w:t xml:space="preserve">. Myst Obsession </w:t>
-      </w:r>
-      <w:r>
-        <w:rPr>
-          <w:rFonts w:asciiTheme="majorHAnsi" w:hAnsiTheme="majorHAnsi" w:cs="Times New Roman"/>
-          <w:sz w:val="20"/>
-          <w:szCs w:val="20"/>
-        </w:rPr>
-        <w:t>became the definitive website dedicated to Myst with a thriving community of</w:t>
-      </w:r>
-      <w:r>
-        <w:rPr>
-          <w:rFonts w:asciiTheme="majorHAnsi" w:hAnsiTheme="majorHAnsi" w:cs="Times New Roman"/>
-          <w:sz w:val="20"/>
-          <w:szCs w:val="20"/>
-        </w:rPr>
-        <w:t xml:space="preserve"> over 10,000 registered users and millions of hits</w:t>
-      </w:r>
-      <w:r>
-        <w:rPr>
-          <w:rFonts w:asciiTheme="majorHAnsi" w:hAnsiTheme="majorHAnsi" w:cs="Times New Roman"/>
-          <w:sz w:val="20"/>
-          <w:szCs w:val="20"/>
-        </w:rPr>
-        <w:t>.</w:t>
-      </w:r>
-    </w:p>
-    <w:p>
-      <w:pPr>
-        <w:pStyle w:val="ListParagraph"/>
-        <w:numPr>
-          <w:ilvl w:val="0"/>
-          <w:numId w:val="3"/>
-        </w:numPr>
-        <w:rPr>
-          <w:rFonts w:asciiTheme="majorHAnsi" w:hAnsiTheme="majorHAnsi" w:cs="Times New Roman"/>
-          <w:sz w:val="20"/>
-          <w:szCs w:val="20"/>
-        </w:rPr>
-      </w:pPr>
-      <w:r>
-        <w:rPr>
-          <w:rFonts w:asciiTheme="majorHAnsi" w:hAnsiTheme="majorHAnsi" w:cs="Times New Roman"/>
-          <w:sz w:val="20"/>
-          <w:szCs w:val="20"/>
-        </w:rPr>
-        <w:t>Helped create and manage content. Helped troubleshoot and keep the website running despite high volume of users.</w:t>
+        <w:t xml:space="preserve">Helped create and manage </w:t>
+      </w:r>
+      <w:r>
+        <w:rPr>
+          <w:rFonts w:asciiTheme="majorHAnsi" w:hAnsiTheme="majorHAnsi" w:cs="Times New Roman"/>
+          <w:sz w:val="20"/>
+          <w:szCs w:val="20"/>
+        </w:rPr>
+        <w:t xml:space="preserve">news </w:t>
+      </w:r>
+      <w:r>
+        <w:rPr>
+          <w:rFonts w:asciiTheme="majorHAnsi" w:hAnsiTheme="majorHAnsi" w:cs="Times New Roman"/>
+          <w:sz w:val="20"/>
+          <w:szCs w:val="20"/>
+        </w:rPr>
+        <w:t>content. Helped troubleshoot and keep the website running despite high volume of users.</w:t>
       </w:r>
     </w:p>
     <w:p>
@@ -2453,6 +2314,7 @@
           <w:szCs w:val="21"/>
         </w:rPr>
       </w:pPr>
+      <w:proofErr w:type="gramStart"/>
       <w:r>
         <w:rPr>
           <w:rFonts w:asciiTheme="majorHAnsi" w:hAnsiTheme="majorHAnsi"/>
@@ -2479,6 +2341,7 @@
         </w:rPr>
         <w:t>Marshall Islands &amp; Washington, D.C.</w:t>
       </w:r>
+      <w:proofErr w:type="gramEnd"/>
       <w:r>
         <w:rPr>
           <w:rFonts w:asciiTheme="majorHAnsi" w:hAnsiTheme="majorHAnsi"/>
@@ -2539,6 +2402,9 @@
           <w:ilvl w:val="0"/>
           <w:numId w:val="3"/>
         </w:numPr>
+        <w:tabs>
+          <w:tab w:val="left" w:pos="3510"/>
+        </w:tabs>
         <w:rPr>
           <w:rFonts w:asciiTheme="majorHAnsi" w:hAnsiTheme="majorHAnsi"/>
           <w:sz w:val="20"/>
@@ -2575,7 +2441,33 @@
           <w:sz w:val="20"/>
           <w:szCs w:val="20"/>
         </w:rPr>
-        <w:t xml:space="preserve">  Wrote successful grant for new high school library collection.  </w:t>
+        <w:t xml:space="preserve">  </w:t>
+      </w:r>
+      <w:r>
+        <w:rPr>
+          <w:rFonts w:asciiTheme="majorHAnsi" w:hAnsiTheme="majorHAnsi"/>
+          <w:sz w:val="20"/>
+          <w:szCs w:val="20"/>
+        </w:rPr>
+        <w:t>Successfully applied for</w:t>
+      </w:r>
+      <w:r>
+        <w:rPr>
+          <w:rFonts w:asciiTheme="majorHAnsi" w:hAnsiTheme="majorHAnsi"/>
+          <w:sz w:val="20"/>
+          <w:szCs w:val="20"/>
+        </w:rPr>
+        <w:t xml:space="preserve"> </w:t>
+      </w:r>
+      <w:bookmarkStart w:id="0" w:name="_GoBack"/>
+      <w:bookmarkEnd w:id="0"/>
+      <w:r>
+        <w:rPr>
+          <w:rFonts w:asciiTheme="majorHAnsi" w:hAnsiTheme="majorHAnsi"/>
+          <w:sz w:val="20"/>
+          <w:szCs w:val="20"/>
+        </w:rPr>
+        <w:t xml:space="preserve">grant for new high school library collection.  </w:t>
       </w:r>
     </w:p>
     <w:p>
@@ -2605,8 +2497,18 @@
           <w:sz w:val="20"/>
           <w:szCs w:val="20"/>
         </w:rPr>
-        <w:t xml:space="preserve"> first student from Jaluit</w:t>
-      </w:r>
+        <w:t xml:space="preserve"> first student from </w:t>
+      </w:r>
+      <w:proofErr w:type="spellStart"/>
+      <w:r>
+        <w:rPr>
+          <w:rFonts w:asciiTheme="majorHAnsi" w:hAnsiTheme="majorHAnsi"/>
+          <w:sz w:val="20"/>
+          <w:szCs w:val="20"/>
+        </w:rPr>
+        <w:t>Jaluit</w:t>
+      </w:r>
+      <w:proofErr w:type="spellEnd"/>
       <w:r>
         <w:rPr>
           <w:rFonts w:asciiTheme="majorHAnsi" w:hAnsiTheme="majorHAnsi"/>
@@ -2782,6 +2684,7 @@
           <w:szCs w:val="20"/>
         </w:rPr>
       </w:pPr>
+      <w:proofErr w:type="spellStart"/>
       <w:r>
         <w:rPr>
           <w:rFonts w:asciiTheme="majorHAnsi" w:hAnsiTheme="majorHAnsi"/>
@@ -2791,6 +2694,7 @@
         </w:rPr>
         <w:t>TubeTube</w:t>
       </w:r>
+      <w:proofErr w:type="spellEnd"/>
       <w:r>
         <w:rPr>
           <w:rFonts w:asciiTheme="majorHAnsi" w:hAnsiTheme="majorHAnsi"/>
@@ -2878,14 +2782,25 @@
           <w:szCs w:val="20"/>
         </w:rPr>
       </w:pPr>
-      <w:r>
-        <w:rPr>
-          <w:rFonts w:asciiTheme="majorHAnsi" w:hAnsiTheme="majorHAnsi"/>
-          <w:b/>
-          <w:sz w:val="20"/>
-          <w:szCs w:val="20"/>
-        </w:rPr>
-        <w:t xml:space="preserve">Coursera </w:t>
+      <w:proofErr w:type="spellStart"/>
+      <w:r>
+        <w:rPr>
+          <w:rFonts w:asciiTheme="majorHAnsi" w:hAnsiTheme="majorHAnsi"/>
+          <w:b/>
+          <w:sz w:val="20"/>
+          <w:szCs w:val="20"/>
+        </w:rPr>
+        <w:t>Coursera</w:t>
+      </w:r>
+      <w:proofErr w:type="spellEnd"/>
+      <w:r>
+        <w:rPr>
+          <w:rFonts w:asciiTheme="majorHAnsi" w:hAnsiTheme="majorHAnsi"/>
+          <w:b/>
+          <w:sz w:val="20"/>
+          <w:szCs w:val="20"/>
+        </w:rPr>
+        <w:t xml:space="preserve"> </w:t>
       </w:r>
       <w:r>
         <w:rPr>
@@ -2944,6 +2859,23 @@
           <w:szCs w:val="20"/>
         </w:rPr>
         <w:t xml:space="preserve"> Programming in Python</w:t>
+      </w:r>
+      <w:r>
+        <w:rPr>
+          <w:rFonts w:asciiTheme="majorHAnsi" w:hAnsiTheme="majorHAnsi"/>
+          <w:sz w:val="20"/>
+          <w:szCs w:val="20"/>
+        </w:rPr>
+        <w:t xml:space="preserve">; </w:t>
+      </w:r>
+      <w:r>
+        <w:rPr>
+          <w:rFonts w:asciiTheme="majorHAnsi" w:hAnsiTheme="majorHAnsi"/>
+          <w:sz w:val="20"/>
+          <w:szCs w:val="20"/>
+        </w:rPr>
+        <w:br/>
+        <w:t>Principles of Computing</w:t>
       </w:r>
     </w:p>
     <w:sectPr>
@@ -5364,7 +5296,7 @@
 </file>
 
 <file path=customXml/itemProps1.xml><?xml version="1.0" encoding="utf-8"?>
-<ds:datastoreItem xmlns:ds="http://schemas.openxmlformats.org/officeDocument/2006/customXml" ds:itemID="{6038D10C-D9D1-D446-A546-575924CBD78A}">
+<ds:datastoreItem xmlns:ds="http://schemas.openxmlformats.org/officeDocument/2006/customXml" ds:itemID="{83A07449-E1CE-F949-BA1D-26FBE9FD26B8}">
   <ds:schemaRefs>
     <ds:schemaRef ds:uri="http://schemas.openxmlformats.org/officeDocument/2006/bibliography"/>
   </ds:schemaRefs>

--- a/Resume-November-2015 edits bf.docx
+++ b/Resume-November-2015 edits bf.docx
@@ -21,20 +21,8 @@
           <w:sz w:val="36"/>
           <w:szCs w:val="36"/>
         </w:rPr>
-        <w:t xml:space="preserve">Alex </w:t>
-      </w:r>
-      <w:proofErr w:type="spellStart"/>
-      <w:r>
-        <w:rPr>
-          <w:rFonts w:asciiTheme="majorHAnsi" w:hAnsiTheme="majorHAnsi"/>
-          <w:b/>
-          <w:smallCaps/>
-          <w:sz w:val="36"/>
-          <w:szCs w:val="36"/>
-        </w:rPr>
-        <w:t>Rivadeneira</w:t>
-      </w:r>
-      <w:proofErr w:type="spellEnd"/>
+        <w:t>Alex Rivadeneira</w:t>
+      </w:r>
     </w:p>
     <w:p>
       <w:pPr>
@@ -84,15 +72,7 @@
           <w:sz w:val="21"/>
           <w:szCs w:val="21"/>
         </w:rPr>
-        <w:t xml:space="preserve"> </w:t>
-      </w:r>
-      <w:r>
-        <w:rPr>
-          <w:rFonts w:ascii="Calibri" w:hAnsi="Calibri"/>
-          <w:sz w:val="21"/>
-          <w:szCs w:val="21"/>
-        </w:rPr>
-        <w:t>alexrivs@gmail.com</w:t>
+        <w:t xml:space="preserve"> alexrivs@gmail.com</w:t>
       </w:r>
     </w:p>
     <w:p>
@@ -112,70 +92,7 @@
           <w:sz w:val="21"/>
           <w:szCs w:val="21"/>
         </w:rPr>
-        <w:t xml:space="preserve"> </w:t>
-      </w:r>
-      <w:r>
-        <w:rPr>
-          <w:rFonts w:asciiTheme="majorHAnsi" w:hAnsiTheme="majorHAnsi"/>
-          <w:i/>
-          <w:sz w:val="21"/>
-          <w:szCs w:val="21"/>
-        </w:rPr>
-        <w:t>Self</w:t>
-      </w:r>
-      <w:r>
-        <w:rPr>
-          <w:rFonts w:asciiTheme="majorHAnsi" w:hAnsiTheme="majorHAnsi"/>
-          <w:i/>
-          <w:sz w:val="21"/>
-          <w:szCs w:val="21"/>
-        </w:rPr>
-        <w:t>-</w:t>
-      </w:r>
-      <w:r>
-        <w:rPr>
-          <w:rFonts w:asciiTheme="majorHAnsi" w:hAnsiTheme="majorHAnsi"/>
-          <w:i/>
-          <w:sz w:val="21"/>
-          <w:szCs w:val="21"/>
-        </w:rPr>
-        <w:t xml:space="preserve">taught web developer </w:t>
-      </w:r>
-      <w:r>
-        <w:rPr>
-          <w:rFonts w:asciiTheme="majorHAnsi" w:hAnsiTheme="majorHAnsi"/>
-          <w:i/>
-          <w:sz w:val="21"/>
-          <w:szCs w:val="21"/>
-        </w:rPr>
-        <w:t>interested in</w:t>
-      </w:r>
-      <w:r>
-        <w:rPr>
-          <w:rFonts w:asciiTheme="majorHAnsi" w:hAnsiTheme="majorHAnsi"/>
-          <w:i/>
-          <w:sz w:val="21"/>
-          <w:szCs w:val="21"/>
-        </w:rPr>
-        <w:t xml:space="preserve"> the</w:t>
-      </w:r>
-      <w:r>
-        <w:rPr>
-          <w:rFonts w:asciiTheme="majorHAnsi" w:hAnsiTheme="majorHAnsi"/>
-          <w:i/>
-          <w:sz w:val="21"/>
-          <w:szCs w:val="21"/>
-        </w:rPr>
-        <w:t xml:space="preserve"> intersection of humanities and technology.</w:t>
-      </w:r>
-      <w:r>
-        <w:rPr>
-          <w:rFonts w:asciiTheme="majorHAnsi" w:hAnsiTheme="majorHAnsi"/>
-          <w:i/>
-          <w:sz w:val="21"/>
-          <w:szCs w:val="21"/>
-        </w:rPr>
-        <w:t xml:space="preserve"> </w:t>
+        <w:t xml:space="preserve"> Self-taught web developer interested in intersection of humanities and technology. </w:t>
       </w:r>
     </w:p>
     <w:tbl>
@@ -257,142 +174,89 @@
           <w:sz w:val="21"/>
           <w:szCs w:val="21"/>
         </w:rPr>
-        <w:t>Dartmouth College</w:t>
-      </w:r>
-      <w:r>
-        <w:rPr>
-          <w:rFonts w:asciiTheme="majorHAnsi" w:hAnsiTheme="majorHAnsi"/>
-          <w:b/>
-          <w:sz w:val="21"/>
-          <w:szCs w:val="21"/>
-        </w:rPr>
-        <w:t>, Hanover, NH</w:t>
-      </w:r>
-      <w:r>
-        <w:rPr>
-          <w:rFonts w:asciiTheme="majorHAnsi" w:hAnsiTheme="majorHAnsi"/>
-          <w:b/>
-          <w:sz w:val="21"/>
-          <w:szCs w:val="21"/>
-        </w:rPr>
-        <w:tab/>
-      </w:r>
-      <w:r>
-        <w:rPr>
-          <w:rFonts w:asciiTheme="majorHAnsi" w:hAnsiTheme="majorHAnsi"/>
-          <w:b/>
-          <w:sz w:val="21"/>
-          <w:szCs w:val="21"/>
-        </w:rPr>
-        <w:tab/>
-      </w:r>
-      <w:r>
-        <w:rPr>
-          <w:rFonts w:asciiTheme="majorHAnsi" w:hAnsiTheme="majorHAnsi"/>
-          <w:b/>
-          <w:sz w:val="21"/>
-          <w:szCs w:val="21"/>
-        </w:rPr>
-        <w:tab/>
-      </w:r>
-      <w:r>
-        <w:rPr>
-          <w:rFonts w:asciiTheme="majorHAnsi" w:hAnsiTheme="majorHAnsi"/>
-          <w:b/>
-          <w:sz w:val="21"/>
-          <w:szCs w:val="21"/>
-        </w:rPr>
-        <w:tab/>
-      </w:r>
-      <w:r>
-        <w:rPr>
-          <w:rFonts w:asciiTheme="majorHAnsi" w:hAnsiTheme="majorHAnsi"/>
-          <w:b/>
-          <w:sz w:val="21"/>
-          <w:szCs w:val="21"/>
-        </w:rPr>
-        <w:tab/>
-      </w:r>
-      <w:r>
-        <w:rPr>
-          <w:rFonts w:asciiTheme="majorHAnsi" w:hAnsiTheme="majorHAnsi"/>
-          <w:b/>
-          <w:sz w:val="21"/>
-          <w:szCs w:val="21"/>
-        </w:rPr>
-        <w:tab/>
-      </w:r>
-      <w:r>
-        <w:rPr>
-          <w:rFonts w:asciiTheme="majorHAnsi" w:hAnsiTheme="majorHAnsi"/>
-          <w:b/>
-          <w:sz w:val="21"/>
-          <w:szCs w:val="21"/>
-        </w:rPr>
-        <w:tab/>
-      </w:r>
-      <w:r>
-        <w:rPr>
-          <w:rFonts w:asciiTheme="majorHAnsi" w:hAnsiTheme="majorHAnsi"/>
-          <w:b/>
-          <w:sz w:val="21"/>
-          <w:szCs w:val="21"/>
-        </w:rPr>
-        <w:tab/>
-      </w:r>
-      <w:r>
-        <w:rPr>
-          <w:rFonts w:asciiTheme="majorHAnsi" w:hAnsiTheme="majorHAnsi"/>
-          <w:b/>
-          <w:sz w:val="21"/>
-          <w:szCs w:val="21"/>
-        </w:rPr>
-        <w:tab/>
-      </w:r>
-      <w:r>
-        <w:rPr>
-          <w:rFonts w:asciiTheme="majorHAnsi" w:hAnsiTheme="majorHAnsi"/>
-          <w:b/>
-          <w:sz w:val="21"/>
-          <w:szCs w:val="21"/>
-        </w:rPr>
-        <w:t xml:space="preserve">  </w:t>
-      </w:r>
-      <w:r>
-        <w:rPr>
-          <w:rFonts w:asciiTheme="majorHAnsi" w:hAnsiTheme="majorHAnsi"/>
-          <w:b/>
-          <w:sz w:val="21"/>
-          <w:szCs w:val="21"/>
-        </w:rPr>
-        <w:t xml:space="preserve">          </w:t>
-      </w:r>
-      <w:r>
-        <w:rPr>
-          <w:rFonts w:asciiTheme="majorHAnsi" w:hAnsiTheme="majorHAnsi"/>
-          <w:b/>
-          <w:sz w:val="21"/>
-          <w:szCs w:val="21"/>
-        </w:rPr>
-        <w:t>June</w:t>
-      </w:r>
-      <w:r>
-        <w:rPr>
-          <w:rFonts w:asciiTheme="majorHAnsi" w:hAnsiTheme="majorHAnsi"/>
-          <w:b/>
-          <w:sz w:val="21"/>
-          <w:szCs w:val="21"/>
-        </w:rPr>
-        <w:t xml:space="preserve"> </w:t>
-      </w:r>
-      <w:r>
-        <w:rPr>
-          <w:rFonts w:asciiTheme="majorHAnsi" w:hAnsiTheme="majorHAnsi"/>
-          <w:b/>
-          <w:sz w:val="21"/>
-          <w:szCs w:val="21"/>
-        </w:rPr>
-        <w:t>2010</w:t>
+        <w:t>Dartmouth College, Hanover, NH</w:t>
+      </w:r>
+      <w:r>
+        <w:rPr>
+          <w:rFonts w:asciiTheme="majorHAnsi" w:hAnsiTheme="majorHAnsi"/>
+          <w:b/>
+          <w:sz w:val="21"/>
+          <w:szCs w:val="21"/>
+        </w:rPr>
+        <w:tab/>
+      </w:r>
+      <w:r>
+        <w:rPr>
+          <w:rFonts w:asciiTheme="majorHAnsi" w:hAnsiTheme="majorHAnsi"/>
+          <w:b/>
+          <w:sz w:val="21"/>
+          <w:szCs w:val="21"/>
+        </w:rPr>
+        <w:tab/>
+      </w:r>
+      <w:r>
+        <w:rPr>
+          <w:rFonts w:asciiTheme="majorHAnsi" w:hAnsiTheme="majorHAnsi"/>
+          <w:b/>
+          <w:sz w:val="21"/>
+          <w:szCs w:val="21"/>
+        </w:rPr>
+        <w:tab/>
+      </w:r>
+      <w:r>
+        <w:rPr>
+          <w:rFonts w:asciiTheme="majorHAnsi" w:hAnsiTheme="majorHAnsi"/>
+          <w:b/>
+          <w:sz w:val="21"/>
+          <w:szCs w:val="21"/>
+        </w:rPr>
+        <w:tab/>
+      </w:r>
+      <w:r>
+        <w:rPr>
+          <w:rFonts w:asciiTheme="majorHAnsi" w:hAnsiTheme="majorHAnsi"/>
+          <w:b/>
+          <w:sz w:val="21"/>
+          <w:szCs w:val="21"/>
+        </w:rPr>
+        <w:tab/>
+      </w:r>
+      <w:r>
+        <w:rPr>
+          <w:rFonts w:asciiTheme="majorHAnsi" w:hAnsiTheme="majorHAnsi"/>
+          <w:b/>
+          <w:sz w:val="21"/>
+          <w:szCs w:val="21"/>
+        </w:rPr>
+        <w:tab/>
+      </w:r>
+      <w:r>
+        <w:rPr>
+          <w:rFonts w:asciiTheme="majorHAnsi" w:hAnsiTheme="majorHAnsi"/>
+          <w:b/>
+          <w:sz w:val="21"/>
+          <w:szCs w:val="21"/>
+        </w:rPr>
+        <w:tab/>
+      </w:r>
+      <w:r>
+        <w:rPr>
+          <w:rFonts w:asciiTheme="majorHAnsi" w:hAnsiTheme="majorHAnsi"/>
+          <w:b/>
+          <w:sz w:val="21"/>
+          <w:szCs w:val="21"/>
+        </w:rPr>
+        <w:tab/>
+      </w:r>
+      <w:r>
+        <w:rPr>
+          <w:rFonts w:asciiTheme="majorHAnsi" w:hAnsiTheme="majorHAnsi"/>
+          <w:b/>
+          <w:sz w:val="21"/>
+          <w:szCs w:val="21"/>
+        </w:rPr>
+        <w:tab/>
+        <w:t xml:space="preserve">            June 2010</w:t>
       </w:r>
     </w:p>
     <w:p>
@@ -412,25 +276,7 @@
           <w:sz w:val="21"/>
           <w:szCs w:val="21"/>
         </w:rPr>
-        <w:t>B</w:t>
-      </w:r>
-      <w:r>
-        <w:rPr>
-          <w:rFonts w:asciiTheme="majorHAnsi" w:hAnsiTheme="majorHAnsi"/>
-          <w:b/>
-          <w:sz w:val="21"/>
-          <w:szCs w:val="21"/>
-        </w:rPr>
-        <w:t>achelor of Arts,</w:t>
-      </w:r>
-      <w:r>
-        <w:rPr>
-          <w:rFonts w:asciiTheme="majorHAnsi" w:hAnsiTheme="majorHAnsi"/>
-          <w:b/>
-          <w:sz w:val="21"/>
-          <w:szCs w:val="21"/>
-        </w:rPr>
-        <w:t xml:space="preserve"> English</w:t>
+        <w:t>Bachelor of Arts, English</w:t>
       </w:r>
     </w:p>
     <w:p>
@@ -453,15 +299,7 @@
           <w:sz w:val="20"/>
           <w:szCs w:val="20"/>
         </w:rPr>
-        <w:t>Academic Citation in Math</w:t>
-      </w:r>
-      <w:r>
-        <w:rPr>
-          <w:rFonts w:asciiTheme="majorHAnsi" w:hAnsiTheme="majorHAnsi"/>
-          <w:sz w:val="20"/>
-          <w:szCs w:val="20"/>
-        </w:rPr>
-        <w:t xml:space="preserve">; </w:t>
+        <w:t xml:space="preserve">Academic Citation in Math; </w:t>
       </w:r>
       <w:r>
         <w:rPr>
@@ -531,25 +369,7 @@
                 <w:sz w:val="24"/>
                 <w:szCs w:val="24"/>
               </w:rPr>
-              <w:t>DEVELOPMENT</w:t>
-            </w:r>
-            <w:r>
-              <w:rPr>
-                <w:rFonts w:asciiTheme="majorHAnsi" w:hAnsiTheme="majorHAnsi"/>
-                <w:b/>
-                <w:sz w:val="24"/>
-                <w:szCs w:val="24"/>
-              </w:rPr>
-              <w:t xml:space="preserve"> WORK</w:t>
-            </w:r>
-            <w:r>
-              <w:rPr>
-                <w:rFonts w:asciiTheme="majorHAnsi" w:hAnsiTheme="majorHAnsi"/>
-                <w:b/>
-                <w:sz w:val="24"/>
-                <w:szCs w:val="24"/>
-              </w:rPr>
-              <w:t xml:space="preserve"> </w:t>
+              <w:t xml:space="preserve">DEVELOPMENT WORK </w:t>
             </w:r>
             <w:r>
               <w:rPr>
@@ -574,7 +394,6 @@
           <w:szCs w:val="21"/>
         </w:rPr>
       </w:pPr>
-      <w:proofErr w:type="spellStart"/>
       <w:r>
         <w:rPr>
           <w:rFonts w:asciiTheme="majorHAnsi" w:hAnsiTheme="majorHAnsi"/>
@@ -584,7 +403,6 @@
         </w:rPr>
         <w:t>IdeaScale</w:t>
       </w:r>
-      <w:proofErr w:type="spellEnd"/>
       <w:r>
         <w:rPr>
           <w:rFonts w:asciiTheme="majorHAnsi" w:hAnsiTheme="majorHAnsi"/>
@@ -688,15 +506,7 @@
           <w:sz w:val="22"/>
           <w:szCs w:val="22"/>
         </w:rPr>
-        <w:t xml:space="preserve">        </w:t>
-      </w:r>
-      <w:r>
-        <w:rPr>
-          <w:rFonts w:asciiTheme="majorHAnsi" w:hAnsiTheme="majorHAnsi"/>
-          <w:sz w:val="22"/>
-          <w:szCs w:val="22"/>
-        </w:rPr>
-        <w:t xml:space="preserve">   </w:t>
+        <w:t xml:space="preserve">           </w:t>
       </w:r>
       <w:r>
         <w:rPr>
@@ -748,67 +558,7 @@
           <w:sz w:val="20"/>
           <w:szCs w:val="20"/>
         </w:rPr>
-        <w:t>C</w:t>
-      </w:r>
-      <w:r>
-        <w:rPr>
-          <w:rFonts w:asciiTheme="majorHAnsi" w:hAnsiTheme="majorHAnsi" w:cs="Times New Roman"/>
-          <w:sz w:val="20"/>
-          <w:szCs w:val="20"/>
-        </w:rPr>
-        <w:t>ollaborat</w:t>
-      </w:r>
-      <w:r>
-        <w:rPr>
-          <w:rFonts w:asciiTheme="majorHAnsi" w:hAnsiTheme="majorHAnsi" w:cs="Times New Roman"/>
-          <w:sz w:val="20"/>
-          <w:szCs w:val="20"/>
-        </w:rPr>
-        <w:t>e</w:t>
-      </w:r>
-      <w:r>
-        <w:rPr>
-          <w:rFonts w:asciiTheme="majorHAnsi" w:hAnsiTheme="majorHAnsi" w:cs="Times New Roman"/>
-          <w:sz w:val="20"/>
-          <w:szCs w:val="20"/>
-        </w:rPr>
-        <w:t xml:space="preserve"> with international development </w:t>
-      </w:r>
-      <w:r>
-        <w:rPr>
-          <w:rFonts w:asciiTheme="majorHAnsi" w:hAnsiTheme="majorHAnsi" w:cs="Times New Roman"/>
-          <w:sz w:val="20"/>
-          <w:szCs w:val="20"/>
-        </w:rPr>
-        <w:t>team; currently</w:t>
-      </w:r>
-      <w:bookmarkStart w:id="0" w:name="_GoBack"/>
-      <w:bookmarkEnd w:id="0"/>
-      <w:r>
-        <w:rPr>
-          <w:rFonts w:asciiTheme="majorHAnsi" w:hAnsiTheme="majorHAnsi" w:cs="Times New Roman"/>
-          <w:sz w:val="20"/>
-          <w:szCs w:val="20"/>
-        </w:rPr>
-        <w:t xml:space="preserve"> </w:t>
-      </w:r>
-      <w:proofErr w:type="spellStart"/>
-      <w:r>
-        <w:rPr>
-          <w:rFonts w:asciiTheme="majorHAnsi" w:hAnsiTheme="majorHAnsi" w:cs="Times New Roman"/>
-          <w:sz w:val="20"/>
-          <w:szCs w:val="20"/>
-        </w:rPr>
-        <w:t>IdeaScale’s</w:t>
-      </w:r>
-      <w:proofErr w:type="spellEnd"/>
-      <w:r>
-        <w:rPr>
-          <w:rFonts w:asciiTheme="majorHAnsi" w:hAnsiTheme="majorHAnsi" w:cs="Times New Roman"/>
-          <w:sz w:val="20"/>
-          <w:szCs w:val="20"/>
-        </w:rPr>
-        <w:t xml:space="preserve"> first and only US-based developer. </w:t>
+        <w:t xml:space="preserve">Devised customizable, modular templates to allow clients to personalize the appearance of their instance without affecting the underlying application, dramatically assisting dev team's ability to push new features without interfering with user-specific custom layout code. </w:t>
       </w:r>
     </w:p>
     <w:p>
@@ -820,34 +570,49 @@
         </w:numPr>
         <w:rPr>
           <w:rFonts w:asciiTheme="majorHAnsi" w:hAnsiTheme="majorHAnsi" w:cs="Times New Roman"/>
-          <w:color w:val="FF0000"/>
-          <w:sz w:val="20"/>
-          <w:szCs w:val="20"/>
-        </w:rPr>
-      </w:pPr>
-      <w:r>
-        <w:rPr>
-          <w:rFonts w:asciiTheme="majorHAnsi" w:hAnsiTheme="majorHAnsi" w:cs="Times New Roman"/>
-          <w:sz w:val="20"/>
-          <w:szCs w:val="20"/>
-        </w:rPr>
-        <w:t>Modif</w:t>
-      </w:r>
-      <w:r>
-        <w:rPr>
-          <w:rFonts w:asciiTheme="majorHAnsi" w:hAnsiTheme="majorHAnsi" w:cs="Times New Roman"/>
-          <w:sz w:val="20"/>
-          <w:szCs w:val="20"/>
-        </w:rPr>
-        <w:t>y existing Java code to fix bugs and ensure usability</w:t>
-      </w:r>
-      <w:r>
-        <w:rPr>
-          <w:rFonts w:asciiTheme="majorHAnsi" w:hAnsiTheme="majorHAnsi" w:cs="Times New Roman"/>
-          <w:sz w:val="20"/>
-          <w:szCs w:val="20"/>
-        </w:rPr>
-        <w:t xml:space="preserve">, including improving report-generating feature for U.S. Navy. </w:t>
+          <w:sz w:val="20"/>
+          <w:szCs w:val="20"/>
+        </w:rPr>
+      </w:pPr>
+      <w:r>
+        <w:rPr>
+          <w:rFonts w:asciiTheme="majorHAnsi" w:hAnsiTheme="majorHAnsi" w:cs="Times New Roman"/>
+          <w:sz w:val="20"/>
+          <w:szCs w:val="20"/>
+        </w:rPr>
+        <w:t>C</w:t>
+      </w:r>
+      <w:r>
+        <w:rPr>
+          <w:rFonts w:asciiTheme="majorHAnsi" w:hAnsiTheme="majorHAnsi" w:cs="Times New Roman"/>
+          <w:sz w:val="20"/>
+          <w:szCs w:val="20"/>
+        </w:rPr>
+        <w:t>ollaborat</w:t>
+      </w:r>
+      <w:r>
+        <w:rPr>
+          <w:rFonts w:asciiTheme="majorHAnsi" w:hAnsiTheme="majorHAnsi" w:cs="Times New Roman"/>
+          <w:sz w:val="20"/>
+          <w:szCs w:val="20"/>
+        </w:rPr>
+        <w:t>e</w:t>
+      </w:r>
+      <w:r>
+        <w:rPr>
+          <w:rFonts w:asciiTheme="majorHAnsi" w:hAnsiTheme="majorHAnsi" w:cs="Times New Roman"/>
+          <w:sz w:val="20"/>
+          <w:szCs w:val="20"/>
+        </w:rPr>
+        <w:t xml:space="preserve"> with international development team via Github. </w:t>
+      </w:r>
+      <w:r>
+        <w:rPr>
+          <w:rFonts w:asciiTheme="majorHAnsi" w:hAnsiTheme="majorHAnsi" w:cs="Times New Roman"/>
+          <w:sz w:val="20"/>
+          <w:szCs w:val="20"/>
+        </w:rPr>
+        <w:t xml:space="preserve">Currently IdeaScale’s first and only US-based developer. </w:t>
       </w:r>
     </w:p>
     <w:p>
@@ -869,71 +634,7 @@
           <w:sz w:val="20"/>
           <w:szCs w:val="20"/>
         </w:rPr>
-        <w:t>Implement</w:t>
-      </w:r>
-      <w:r>
-        <w:rPr>
-          <w:rFonts w:asciiTheme="majorHAnsi" w:hAnsiTheme="majorHAnsi" w:cs="Times New Roman"/>
-          <w:sz w:val="20"/>
-          <w:szCs w:val="20"/>
-        </w:rPr>
-        <w:t xml:space="preserve"> design mockups for clients </w:t>
-      </w:r>
-      <w:r>
-        <w:rPr>
-          <w:rFonts w:asciiTheme="majorHAnsi" w:hAnsiTheme="majorHAnsi" w:cs="Times New Roman"/>
-          <w:sz w:val="20"/>
-          <w:szCs w:val="20"/>
-        </w:rPr>
-        <w:t xml:space="preserve">including the U.S. Department of Energy and the </w:t>
-      </w:r>
-      <w:r>
-        <w:rPr>
-          <w:rFonts w:asciiTheme="majorHAnsi" w:hAnsiTheme="majorHAnsi" w:cs="Times New Roman"/>
-          <w:sz w:val="20"/>
-          <w:szCs w:val="20"/>
-        </w:rPr>
-        <w:t xml:space="preserve">National Institute for Cancer Research </w:t>
-      </w:r>
-      <w:r>
-        <w:rPr>
-          <w:rFonts w:asciiTheme="majorHAnsi" w:hAnsiTheme="majorHAnsi" w:cs="Times New Roman"/>
-          <w:sz w:val="20"/>
-          <w:szCs w:val="20"/>
-        </w:rPr>
-        <w:t>using Velocity (Java template language), Boot</w:t>
-      </w:r>
-      <w:r>
-        <w:rPr>
-          <w:rFonts w:asciiTheme="majorHAnsi" w:hAnsiTheme="majorHAnsi" w:cs="Times New Roman"/>
-          <w:sz w:val="20"/>
-          <w:szCs w:val="20"/>
-        </w:rPr>
-        <w:t xml:space="preserve">strap, </w:t>
-      </w:r>
-      <w:r>
-        <w:rPr>
-          <w:rFonts w:asciiTheme="majorHAnsi" w:hAnsiTheme="majorHAnsi" w:cs="Times New Roman"/>
-          <w:sz w:val="20"/>
-          <w:szCs w:val="20"/>
-        </w:rPr>
-        <w:t>JavaScript</w:t>
-      </w:r>
-      <w:r>
-        <w:rPr>
-          <w:rFonts w:asciiTheme="majorHAnsi" w:hAnsiTheme="majorHAnsi" w:cs="Times New Roman"/>
-          <w:sz w:val="20"/>
-          <w:szCs w:val="20"/>
-        </w:rPr>
-        <w:t xml:space="preserve"> and LESS</w:t>
-      </w:r>
-      <w:r>
-        <w:rPr>
-          <w:rFonts w:asciiTheme="majorHAnsi" w:hAnsiTheme="majorHAnsi" w:cs="Times New Roman"/>
-          <w:sz w:val="20"/>
-          <w:szCs w:val="20"/>
-        </w:rPr>
-        <w:t>.</w:t>
+        <w:t xml:space="preserve">Modify existing Java code to fix bugs and ensure usability, including improving report-generating feature for U.S. Navy. </w:t>
       </w:r>
     </w:p>
     <w:p>
@@ -955,225 +656,31 @@
           <w:sz w:val="20"/>
           <w:szCs w:val="20"/>
         </w:rPr>
-        <w:t xml:space="preserve">Write </w:t>
-      </w:r>
-      <w:r>
-        <w:rPr>
-          <w:rFonts w:asciiTheme="majorHAnsi" w:hAnsiTheme="majorHAnsi" w:cs="Times New Roman"/>
-          <w:sz w:val="20"/>
-          <w:szCs w:val="20"/>
-        </w:rPr>
-        <w:t>SQL</w:t>
-      </w:r>
-      <w:r>
-        <w:rPr>
-          <w:rFonts w:asciiTheme="majorHAnsi" w:hAnsiTheme="majorHAnsi" w:cs="Times New Roman"/>
-          <w:sz w:val="20"/>
-          <w:szCs w:val="20"/>
-        </w:rPr>
-        <w:t xml:space="preserve"> queries</w:t>
-      </w:r>
-      <w:r>
-        <w:rPr>
-          <w:rFonts w:asciiTheme="majorHAnsi" w:hAnsiTheme="majorHAnsi" w:cs="Times New Roman"/>
-          <w:sz w:val="20"/>
-          <w:szCs w:val="20"/>
-        </w:rPr>
-        <w:t xml:space="preserve"> to collect information from database to analyze feature usage and inform design decisions.</w:t>
-      </w:r>
-      <w:r>
-        <w:rPr>
-          <w:rFonts w:asciiTheme="majorHAnsi" w:hAnsiTheme="majorHAnsi" w:cs="Times New Roman"/>
-          <w:sz w:val="20"/>
-          <w:szCs w:val="20"/>
-        </w:rPr>
-        <w:t xml:space="preserve"> </w:t>
-      </w:r>
-    </w:p>
-    <w:p>
-      <w:pPr>
-        <w:pStyle w:val="ListParagraph"/>
-        <w:ind w:left="360"/>
-        <w:rPr>
-          <w:rFonts w:asciiTheme="majorHAnsi" w:hAnsiTheme="majorHAnsi" w:cs="Times New Roman"/>
-          <w:sz w:val="16"/>
-          <w:szCs w:val="16"/>
-        </w:rPr>
-      </w:pPr>
-    </w:p>
-    <w:p>
-      <w:pPr>
-        <w:ind w:right="-1350"/>
-        <w:rPr>
-          <w:rFonts w:asciiTheme="majorHAnsi" w:hAnsiTheme="majorHAnsi"/>
-          <w:b/>
-          <w:sz w:val="21"/>
-          <w:szCs w:val="21"/>
-        </w:rPr>
-      </w:pPr>
-      <w:r>
-        <w:rPr>
-          <w:rFonts w:asciiTheme="majorHAnsi" w:hAnsiTheme="majorHAnsi"/>
-          <w:b/>
-          <w:sz w:val="22"/>
-          <w:szCs w:val="22"/>
-        </w:rPr>
-        <w:t xml:space="preserve">Sherlock </w:t>
-      </w:r>
-      <w:proofErr w:type="spellStart"/>
-      <w:r>
-        <w:rPr>
-          <w:rFonts w:asciiTheme="majorHAnsi" w:hAnsiTheme="majorHAnsi"/>
-          <w:b/>
-          <w:sz w:val="22"/>
-          <w:szCs w:val="22"/>
-        </w:rPr>
-        <w:t>Homies</w:t>
-      </w:r>
-      <w:proofErr w:type="spellEnd"/>
-      <w:r>
-        <w:rPr>
-          <w:rFonts w:asciiTheme="majorHAnsi" w:hAnsiTheme="majorHAnsi"/>
-          <w:b/>
-          <w:sz w:val="22"/>
-          <w:szCs w:val="22"/>
-        </w:rPr>
-        <w:t>,</w:t>
-      </w:r>
-      <w:r>
-        <w:rPr>
-          <w:rFonts w:asciiTheme="majorHAnsi" w:hAnsiTheme="majorHAnsi"/>
-          <w:sz w:val="22"/>
-          <w:szCs w:val="22"/>
-        </w:rPr>
-        <w:t xml:space="preserve"> </w:t>
-      </w:r>
-      <w:r>
-        <w:rPr>
-          <w:rFonts w:asciiTheme="majorHAnsi" w:hAnsiTheme="majorHAnsi"/>
-          <w:sz w:val="22"/>
-          <w:szCs w:val="22"/>
-        </w:rPr>
-        <w:t>Berkeley, CA</w:t>
-      </w:r>
-      <w:r>
-        <w:rPr>
-          <w:rFonts w:asciiTheme="majorHAnsi" w:hAnsiTheme="majorHAnsi"/>
-          <w:sz w:val="22"/>
-          <w:szCs w:val="22"/>
-        </w:rPr>
-        <w:tab/>
-      </w:r>
-      <w:r>
-        <w:rPr>
-          <w:rFonts w:asciiTheme="majorHAnsi" w:hAnsiTheme="majorHAnsi"/>
-          <w:sz w:val="22"/>
-          <w:szCs w:val="22"/>
-        </w:rPr>
-        <w:tab/>
-      </w:r>
-      <w:r>
-        <w:rPr>
-          <w:rFonts w:asciiTheme="majorHAnsi" w:hAnsiTheme="majorHAnsi"/>
-          <w:sz w:val="22"/>
-          <w:szCs w:val="22"/>
-        </w:rPr>
-        <w:tab/>
-      </w:r>
-      <w:r>
-        <w:rPr>
-          <w:rFonts w:asciiTheme="majorHAnsi" w:hAnsiTheme="majorHAnsi"/>
-          <w:sz w:val="22"/>
-          <w:szCs w:val="22"/>
-        </w:rPr>
-        <w:tab/>
-      </w:r>
-      <w:r>
-        <w:rPr>
-          <w:rFonts w:asciiTheme="majorHAnsi" w:hAnsiTheme="majorHAnsi"/>
-          <w:sz w:val="22"/>
-          <w:szCs w:val="22"/>
-        </w:rPr>
-        <w:tab/>
-      </w:r>
-      <w:r>
-        <w:rPr>
-          <w:rFonts w:asciiTheme="majorHAnsi" w:hAnsiTheme="majorHAnsi"/>
-          <w:sz w:val="22"/>
-          <w:szCs w:val="22"/>
-        </w:rPr>
-        <w:tab/>
-      </w:r>
-      <w:r>
-        <w:rPr>
-          <w:rFonts w:asciiTheme="majorHAnsi" w:hAnsiTheme="majorHAnsi"/>
-          <w:sz w:val="22"/>
-          <w:szCs w:val="22"/>
-        </w:rPr>
-        <w:tab/>
-      </w:r>
-      <w:r>
-        <w:rPr>
-          <w:rFonts w:asciiTheme="majorHAnsi" w:hAnsiTheme="majorHAnsi"/>
-          <w:sz w:val="22"/>
-          <w:szCs w:val="22"/>
-        </w:rPr>
-        <w:tab/>
-      </w:r>
-      <w:r>
-        <w:rPr>
-          <w:rFonts w:asciiTheme="majorHAnsi" w:hAnsiTheme="majorHAnsi"/>
-          <w:sz w:val="22"/>
-          <w:szCs w:val="22"/>
-        </w:rPr>
-        <w:t xml:space="preserve">    </w:t>
-      </w:r>
-      <w:r>
-        <w:rPr>
-          <w:rFonts w:asciiTheme="majorHAnsi" w:hAnsiTheme="majorHAnsi"/>
-          <w:sz w:val="22"/>
-          <w:szCs w:val="22"/>
-        </w:rPr>
-        <w:t xml:space="preserve"> </w:t>
-      </w:r>
-      <w:r>
-        <w:rPr>
-          <w:rFonts w:asciiTheme="majorHAnsi" w:hAnsiTheme="majorHAnsi"/>
-          <w:b/>
-          <w:sz w:val="21"/>
-          <w:szCs w:val="21"/>
-        </w:rPr>
-        <w:t>October 2015</w:t>
-      </w:r>
-      <w:r>
-        <w:rPr>
-          <w:rFonts w:asciiTheme="majorHAnsi" w:hAnsiTheme="majorHAnsi"/>
-          <w:b/>
-          <w:sz w:val="21"/>
-          <w:szCs w:val="21"/>
-        </w:rPr>
-        <w:t>-present</w:t>
-      </w:r>
-    </w:p>
-    <w:p>
-      <w:pPr>
-        <w:ind w:right="-1350"/>
-        <w:rPr>
-          <w:rFonts w:asciiTheme="majorHAnsi" w:hAnsiTheme="majorHAnsi"/>
-          <w:i/>
-          <w:sz w:val="21"/>
-          <w:szCs w:val="21"/>
-        </w:rPr>
-      </w:pPr>
-      <w:r>
-        <w:rPr>
-          <w:rFonts w:asciiTheme="majorHAnsi" w:hAnsiTheme="majorHAnsi"/>
-          <w:b/>
-          <w:i/>
-          <w:sz w:val="21"/>
-          <w:szCs w:val="21"/>
-        </w:rPr>
-        <w:t>Co-Founder, CTO</w:t>
+        <w:t>Implement</w:t>
+      </w:r>
+      <w:r>
+        <w:rPr>
+          <w:rFonts w:asciiTheme="majorHAnsi" w:hAnsiTheme="majorHAnsi" w:cs="Times New Roman"/>
+          <w:sz w:val="20"/>
+          <w:szCs w:val="20"/>
+        </w:rPr>
+        <w:t xml:space="preserve"> design mockups for clients including the U.S. Department of Energy and the National Institute for Cancer Research </w:t>
+      </w:r>
+      <w:r>
+        <w:rPr>
+          <w:rFonts w:asciiTheme="majorHAnsi" w:hAnsiTheme="majorHAnsi" w:cs="Times New Roman"/>
+          <w:sz w:val="20"/>
+          <w:szCs w:val="20"/>
+        </w:rPr>
+        <w:t>using Velocity (Java template language), Boot</w:t>
+      </w:r>
+      <w:r>
+        <w:rPr>
+          <w:rFonts w:asciiTheme="majorHAnsi" w:hAnsiTheme="majorHAnsi" w:cs="Times New Roman"/>
+          <w:sz w:val="20"/>
+          <w:szCs w:val="20"/>
+        </w:rPr>
+        <w:t>strap, JavaScript and LESS.</w:t>
       </w:r>
     </w:p>
     <w:p>
@@ -1195,39 +702,31 @@
           <w:sz w:val="20"/>
           <w:szCs w:val="20"/>
         </w:rPr>
-        <w:t xml:space="preserve">Conceptualized, designed and built </w:t>
-      </w:r>
-      <w:r>
-        <w:rPr>
-          <w:rFonts w:asciiTheme="majorHAnsi" w:hAnsiTheme="majorHAnsi" w:cs="Times New Roman"/>
-          <w:sz w:val="20"/>
-          <w:szCs w:val="20"/>
-        </w:rPr>
-        <w:t>a game and social network for</w:t>
-      </w:r>
-      <w:r>
-        <w:rPr>
-          <w:rFonts w:asciiTheme="majorHAnsi" w:hAnsiTheme="majorHAnsi" w:cs="Times New Roman"/>
-          <w:sz w:val="20"/>
-          <w:szCs w:val="20"/>
-        </w:rPr>
-        <w:t xml:space="preserve"> connecting</w:t>
-      </w:r>
-      <w:r>
-        <w:rPr>
-          <w:rFonts w:asciiTheme="majorHAnsi" w:hAnsiTheme="majorHAnsi" w:cs="Times New Roman"/>
-          <w:sz w:val="20"/>
-          <w:szCs w:val="20"/>
-        </w:rPr>
-        <w:t xml:space="preserve"> niche interest groups</w:t>
-      </w:r>
-      <w:r>
-        <w:rPr>
-          <w:rFonts w:asciiTheme="majorHAnsi" w:hAnsiTheme="majorHAnsi" w:cs="Times New Roman"/>
-          <w:sz w:val="20"/>
-          <w:szCs w:val="20"/>
-        </w:rPr>
-        <w:t>.</w:t>
+        <w:t xml:space="preserve">Write </w:t>
+      </w:r>
+      <w:r>
+        <w:rPr>
+          <w:rFonts w:asciiTheme="majorHAnsi" w:hAnsiTheme="majorHAnsi" w:cs="Times New Roman"/>
+          <w:sz w:val="20"/>
+          <w:szCs w:val="20"/>
+        </w:rPr>
+        <w:t>SQL</w:t>
+      </w:r>
+      <w:r>
+        <w:rPr>
+          <w:rFonts w:asciiTheme="majorHAnsi" w:hAnsiTheme="majorHAnsi" w:cs="Times New Roman"/>
+          <w:sz w:val="20"/>
+          <w:szCs w:val="20"/>
+        </w:rPr>
+        <w:t xml:space="preserve"> queries</w:t>
+      </w:r>
+      <w:r>
+        <w:rPr>
+          <w:rFonts w:asciiTheme="majorHAnsi" w:hAnsiTheme="majorHAnsi" w:cs="Times New Roman"/>
+          <w:sz w:val="20"/>
+          <w:szCs w:val="20"/>
+        </w:rPr>
+        <w:t xml:space="preserve"> to collect information from database to analyze feature usage and inform design decisions.</w:t>
       </w:r>
       <w:r>
         <w:rPr>
@@ -1236,6 +735,126 @@
           <w:szCs w:val="20"/>
         </w:rPr>
         <w:t xml:space="preserve"> </w:t>
+      </w:r>
+    </w:p>
+    <w:p>
+      <w:pPr>
+        <w:rPr>
+          <w:rFonts w:asciiTheme="majorHAnsi" w:hAnsiTheme="majorHAnsi" w:cs="Times New Roman"/>
+          <w:sz w:val="16"/>
+          <w:szCs w:val="16"/>
+        </w:rPr>
+      </w:pPr>
+    </w:p>
+    <w:p>
+      <w:pPr>
+        <w:ind w:right="-1350"/>
+        <w:rPr>
+          <w:rFonts w:asciiTheme="majorHAnsi" w:hAnsiTheme="majorHAnsi"/>
+          <w:b/>
+          <w:sz w:val="21"/>
+          <w:szCs w:val="21"/>
+        </w:rPr>
+      </w:pPr>
+      <w:r>
+        <w:rPr>
+          <w:rFonts w:asciiTheme="majorHAnsi" w:hAnsiTheme="majorHAnsi"/>
+          <w:b/>
+          <w:sz w:val="22"/>
+          <w:szCs w:val="22"/>
+        </w:rPr>
+        <w:t>Freelance Web Developer</w:t>
+      </w:r>
+      <w:r>
+        <w:rPr>
+          <w:rFonts w:asciiTheme="majorHAnsi" w:hAnsiTheme="majorHAnsi"/>
+          <w:b/>
+          <w:sz w:val="22"/>
+          <w:szCs w:val="22"/>
+        </w:rPr>
+        <w:tab/>
+      </w:r>
+      <w:r>
+        <w:rPr>
+          <w:rFonts w:asciiTheme="majorHAnsi" w:hAnsiTheme="majorHAnsi"/>
+          <w:b/>
+          <w:sz w:val="22"/>
+          <w:szCs w:val="22"/>
+        </w:rPr>
+        <w:tab/>
+      </w:r>
+      <w:r>
+        <w:rPr>
+          <w:rFonts w:asciiTheme="majorHAnsi" w:hAnsiTheme="majorHAnsi"/>
+          <w:sz w:val="22"/>
+          <w:szCs w:val="22"/>
+        </w:rPr>
+        <w:tab/>
+      </w:r>
+      <w:r>
+        <w:rPr>
+          <w:rFonts w:asciiTheme="majorHAnsi" w:hAnsiTheme="majorHAnsi"/>
+          <w:sz w:val="22"/>
+          <w:szCs w:val="22"/>
+        </w:rPr>
+        <w:tab/>
+      </w:r>
+      <w:r>
+        <w:rPr>
+          <w:rFonts w:asciiTheme="majorHAnsi" w:hAnsiTheme="majorHAnsi"/>
+          <w:sz w:val="22"/>
+          <w:szCs w:val="22"/>
+        </w:rPr>
+        <w:tab/>
+      </w:r>
+      <w:r>
+        <w:rPr>
+          <w:rFonts w:asciiTheme="majorHAnsi" w:hAnsiTheme="majorHAnsi"/>
+          <w:sz w:val="22"/>
+          <w:szCs w:val="22"/>
+        </w:rPr>
+        <w:tab/>
+      </w:r>
+      <w:r>
+        <w:rPr>
+          <w:rFonts w:asciiTheme="majorHAnsi" w:hAnsiTheme="majorHAnsi"/>
+          <w:sz w:val="22"/>
+          <w:szCs w:val="22"/>
+        </w:rPr>
+        <w:tab/>
+      </w:r>
+      <w:r>
+        <w:rPr>
+          <w:rFonts w:asciiTheme="majorHAnsi" w:hAnsiTheme="majorHAnsi"/>
+          <w:sz w:val="22"/>
+          <w:szCs w:val="22"/>
+        </w:rPr>
+        <w:tab/>
+      </w:r>
+      <w:r>
+        <w:rPr>
+          <w:rFonts w:asciiTheme="majorHAnsi" w:hAnsiTheme="majorHAnsi"/>
+          <w:sz w:val="22"/>
+          <w:szCs w:val="22"/>
+        </w:rPr>
+        <w:tab/>
+      </w:r>
+      <w:r>
+        <w:rPr>
+          <w:rFonts w:asciiTheme="majorHAnsi" w:hAnsiTheme="majorHAnsi"/>
+          <w:sz w:val="22"/>
+          <w:szCs w:val="22"/>
+        </w:rPr>
+        <w:t xml:space="preserve">      </w:t>
+      </w:r>
+      <w:r>
+        <w:rPr>
+          <w:rFonts w:asciiTheme="majorHAnsi" w:hAnsiTheme="majorHAnsi"/>
+          <w:b/>
+          <w:sz w:val="21"/>
+          <w:szCs w:val="21"/>
+        </w:rPr>
+        <w:t>2006-present</w:t>
       </w:r>
     </w:p>
     <w:p>
@@ -1257,15 +876,23 @@
           <w:sz w:val="20"/>
           <w:szCs w:val="20"/>
         </w:rPr>
-        <w:t>Conduct</w:t>
-      </w:r>
-      <w:r>
-        <w:rPr>
-          <w:rFonts w:asciiTheme="majorHAnsi" w:hAnsiTheme="majorHAnsi" w:cs="Times New Roman"/>
-          <w:sz w:val="20"/>
-          <w:szCs w:val="20"/>
-        </w:rPr>
-        <w:t xml:space="preserve"> user reviews. Use “lean startup” principles to react quickly to user feedback.</w:t>
+        <w:t>Implemented numerous</w:t>
+      </w:r>
+      <w:r>
+        <w:rPr>
+          <w:rFonts w:asciiTheme="majorHAnsi" w:hAnsiTheme="majorHAnsi" w:cs="Times New Roman"/>
+          <w:sz w:val="20"/>
+          <w:szCs w:val="20"/>
+        </w:rPr>
+        <w:t xml:space="preserve"> front-end development projects for clients including Dartmouth College and Coldwell Banker</w:t>
+      </w:r>
+      <w:r>
+        <w:rPr>
+          <w:rFonts w:asciiTheme="majorHAnsi" w:hAnsiTheme="majorHAnsi" w:cs="Times New Roman"/>
+          <w:sz w:val="20"/>
+          <w:szCs w:val="20"/>
+        </w:rPr>
+        <w:t>.</w:t>
       </w:r>
       <w:r>
         <w:rPr>
@@ -1295,65 +922,15 @@
           <w:sz w:val="20"/>
           <w:szCs w:val="20"/>
         </w:rPr>
-        <w:t>Ruby on Rails</w:t>
-      </w:r>
-      <w:r>
-        <w:rPr>
-          <w:rFonts w:asciiTheme="majorHAnsi" w:hAnsiTheme="majorHAnsi" w:cs="Times New Roman"/>
-          <w:sz w:val="20"/>
-          <w:szCs w:val="20"/>
-        </w:rPr>
-        <w:t xml:space="preserve">, </w:t>
-      </w:r>
-      <w:r>
-        <w:rPr>
-          <w:rFonts w:asciiTheme="majorHAnsi" w:hAnsiTheme="majorHAnsi" w:cs="Times New Roman"/>
-          <w:sz w:val="20"/>
-          <w:szCs w:val="20"/>
-        </w:rPr>
-        <w:t>JSON</w:t>
-      </w:r>
-      <w:r>
-        <w:rPr>
-          <w:rFonts w:asciiTheme="majorHAnsi" w:hAnsiTheme="majorHAnsi" w:cs="Times New Roman"/>
-          <w:sz w:val="20"/>
-          <w:szCs w:val="20"/>
-        </w:rPr>
-        <w:t xml:space="preserve"> API,</w:t>
-      </w:r>
-      <w:r>
-        <w:rPr>
-          <w:rFonts w:asciiTheme="majorHAnsi" w:hAnsiTheme="majorHAnsi" w:cs="Times New Roman"/>
-          <w:sz w:val="20"/>
-          <w:szCs w:val="20"/>
-        </w:rPr>
-        <w:t xml:space="preserve"> Active Model </w:t>
-      </w:r>
-      <w:proofErr w:type="spellStart"/>
-      <w:r>
-        <w:rPr>
-          <w:rFonts w:asciiTheme="majorHAnsi" w:hAnsiTheme="majorHAnsi" w:cs="Times New Roman"/>
-          <w:sz w:val="20"/>
-          <w:szCs w:val="20"/>
-        </w:rPr>
-        <w:t>Serializers</w:t>
-      </w:r>
-      <w:proofErr w:type="spellEnd"/>
-      <w:r>
-        <w:rPr>
-          <w:rFonts w:asciiTheme="majorHAnsi" w:hAnsiTheme="majorHAnsi" w:cs="Times New Roman"/>
-          <w:sz w:val="20"/>
-          <w:szCs w:val="20"/>
-        </w:rPr>
-        <w:t xml:space="preserve"> </w:t>
-      </w:r>
-      <w:r>
-        <w:rPr>
-          <w:rFonts w:asciiTheme="majorHAnsi" w:hAnsiTheme="majorHAnsi" w:cs="Times New Roman"/>
-          <w:sz w:val="20"/>
-          <w:szCs w:val="20"/>
-        </w:rPr>
-        <w:t>and Ember.js</w:t>
+        <w:t>Javascript</w:t>
+      </w:r>
+      <w:r>
+        <w:rPr>
+          <w:rFonts w:asciiTheme="majorHAnsi" w:hAnsiTheme="majorHAnsi" w:cs="Times New Roman"/>
+          <w:sz w:val="20"/>
+          <w:szCs w:val="20"/>
+        </w:rPr>
+        <w:t>, JQuery, HTML/CSS, Git, Github</w:t>
       </w:r>
     </w:p>
     <w:p>
@@ -1384,122 +961,140 @@
           <w:sz w:val="22"/>
           <w:szCs w:val="22"/>
         </w:rPr>
-        <w:t>Freelance Web Developer</w:t>
-      </w:r>
-      <w:r>
-        <w:rPr>
-          <w:rFonts w:asciiTheme="majorHAnsi" w:hAnsiTheme="majorHAnsi"/>
-          <w:b/>
-          <w:sz w:val="22"/>
-          <w:szCs w:val="22"/>
-        </w:rPr>
-        <w:tab/>
-      </w:r>
-      <w:r>
-        <w:rPr>
-          <w:rFonts w:asciiTheme="majorHAnsi" w:hAnsiTheme="majorHAnsi"/>
-          <w:b/>
-          <w:sz w:val="22"/>
-          <w:szCs w:val="22"/>
-        </w:rPr>
-        <w:tab/>
-      </w:r>
-      <w:r>
-        <w:rPr>
-          <w:rFonts w:asciiTheme="majorHAnsi" w:hAnsiTheme="majorHAnsi"/>
-          <w:sz w:val="22"/>
-          <w:szCs w:val="22"/>
-        </w:rPr>
-        <w:tab/>
-      </w:r>
-      <w:r>
-        <w:rPr>
-          <w:rFonts w:asciiTheme="majorHAnsi" w:hAnsiTheme="majorHAnsi"/>
-          <w:sz w:val="22"/>
-          <w:szCs w:val="22"/>
-        </w:rPr>
-        <w:tab/>
-      </w:r>
-      <w:r>
-        <w:rPr>
-          <w:rFonts w:asciiTheme="majorHAnsi" w:hAnsiTheme="majorHAnsi"/>
-          <w:sz w:val="22"/>
-          <w:szCs w:val="22"/>
-        </w:rPr>
-        <w:tab/>
-      </w:r>
-      <w:r>
-        <w:rPr>
-          <w:rFonts w:asciiTheme="majorHAnsi" w:hAnsiTheme="majorHAnsi"/>
-          <w:sz w:val="22"/>
-          <w:szCs w:val="22"/>
-        </w:rPr>
-        <w:tab/>
-      </w:r>
-      <w:r>
-        <w:rPr>
-          <w:rFonts w:asciiTheme="majorHAnsi" w:hAnsiTheme="majorHAnsi"/>
-          <w:sz w:val="22"/>
-          <w:szCs w:val="22"/>
-        </w:rPr>
-        <w:tab/>
-      </w:r>
-      <w:r>
-        <w:rPr>
-          <w:rFonts w:asciiTheme="majorHAnsi" w:hAnsiTheme="majorHAnsi"/>
-          <w:sz w:val="22"/>
-          <w:szCs w:val="22"/>
-        </w:rPr>
-        <w:tab/>
-      </w:r>
-      <w:r>
-        <w:rPr>
-          <w:rFonts w:asciiTheme="majorHAnsi" w:hAnsiTheme="majorHAnsi"/>
-          <w:sz w:val="22"/>
-          <w:szCs w:val="22"/>
-        </w:rPr>
-        <w:tab/>
-      </w:r>
-      <w:r>
-        <w:rPr>
-          <w:rFonts w:asciiTheme="majorHAnsi" w:hAnsiTheme="majorHAnsi"/>
-          <w:sz w:val="22"/>
-          <w:szCs w:val="22"/>
-        </w:rPr>
-        <w:t xml:space="preserve">  </w:t>
-      </w:r>
-      <w:r>
-        <w:rPr>
-          <w:rFonts w:asciiTheme="majorHAnsi" w:hAnsiTheme="majorHAnsi"/>
-          <w:sz w:val="22"/>
-          <w:szCs w:val="22"/>
-        </w:rPr>
-        <w:t xml:space="preserve">  </w:t>
-      </w:r>
-      <w:r>
-        <w:rPr>
-          <w:rFonts w:asciiTheme="majorHAnsi" w:hAnsiTheme="majorHAnsi"/>
-          <w:sz w:val="22"/>
-          <w:szCs w:val="22"/>
-        </w:rPr>
-        <w:t xml:space="preserve"> </w:t>
-      </w:r>
-      <w:r>
-        <w:rPr>
-          <w:rFonts w:asciiTheme="majorHAnsi" w:hAnsiTheme="majorHAnsi"/>
-          <w:sz w:val="22"/>
-          <w:szCs w:val="22"/>
-        </w:rPr>
-        <w:t xml:space="preserve"> </w:t>
-      </w:r>
-      <w:r>
-        <w:rPr>
-          <w:rFonts w:asciiTheme="majorHAnsi" w:hAnsiTheme="majorHAnsi"/>
-          <w:b/>
-          <w:sz w:val="21"/>
-          <w:szCs w:val="21"/>
-        </w:rPr>
-        <w:t>2006-present</w:t>
+        <w:t>Myst Obsession, Niskayuna, NY</w:t>
+      </w:r>
+      <w:r>
+        <w:rPr>
+          <w:rFonts w:asciiTheme="majorHAnsi" w:hAnsiTheme="majorHAnsi"/>
+          <w:b/>
+          <w:sz w:val="22"/>
+          <w:szCs w:val="22"/>
+        </w:rPr>
+        <w:tab/>
+      </w:r>
+      <w:r>
+        <w:rPr>
+          <w:rFonts w:asciiTheme="majorHAnsi" w:hAnsiTheme="majorHAnsi"/>
+          <w:b/>
+          <w:sz w:val="22"/>
+          <w:szCs w:val="22"/>
+        </w:rPr>
+        <w:tab/>
+      </w:r>
+      <w:r>
+        <w:rPr>
+          <w:rFonts w:asciiTheme="majorHAnsi" w:hAnsiTheme="majorHAnsi"/>
+          <w:sz w:val="22"/>
+          <w:szCs w:val="22"/>
+        </w:rPr>
+        <w:tab/>
+      </w:r>
+      <w:r>
+        <w:rPr>
+          <w:rFonts w:asciiTheme="majorHAnsi" w:hAnsiTheme="majorHAnsi"/>
+          <w:sz w:val="22"/>
+          <w:szCs w:val="22"/>
+        </w:rPr>
+        <w:tab/>
+      </w:r>
+      <w:r>
+        <w:rPr>
+          <w:rFonts w:asciiTheme="majorHAnsi" w:hAnsiTheme="majorHAnsi"/>
+          <w:sz w:val="22"/>
+          <w:szCs w:val="22"/>
+        </w:rPr>
+        <w:tab/>
+      </w:r>
+      <w:r>
+        <w:rPr>
+          <w:rFonts w:asciiTheme="majorHAnsi" w:hAnsiTheme="majorHAnsi"/>
+          <w:sz w:val="22"/>
+          <w:szCs w:val="22"/>
+        </w:rPr>
+        <w:tab/>
+      </w:r>
+      <w:r>
+        <w:rPr>
+          <w:rFonts w:asciiTheme="majorHAnsi" w:hAnsiTheme="majorHAnsi"/>
+          <w:sz w:val="22"/>
+          <w:szCs w:val="22"/>
+        </w:rPr>
+        <w:tab/>
+      </w:r>
+      <w:r>
+        <w:rPr>
+          <w:rFonts w:asciiTheme="majorHAnsi" w:hAnsiTheme="majorHAnsi"/>
+          <w:sz w:val="22"/>
+          <w:szCs w:val="22"/>
+        </w:rPr>
+        <w:tab/>
+      </w:r>
+      <w:r>
+        <w:rPr>
+          <w:rFonts w:asciiTheme="majorHAnsi" w:hAnsiTheme="majorHAnsi"/>
+          <w:sz w:val="22"/>
+          <w:szCs w:val="22"/>
+        </w:rPr>
+        <w:tab/>
+      </w:r>
+      <w:r>
+        <w:rPr>
+          <w:rFonts w:asciiTheme="majorHAnsi" w:hAnsiTheme="majorHAnsi"/>
+          <w:sz w:val="22"/>
+          <w:szCs w:val="22"/>
+        </w:rPr>
+        <w:t xml:space="preserve">           </w:t>
+      </w:r>
+      <w:r>
+        <w:rPr>
+          <w:rFonts w:asciiTheme="majorHAnsi" w:hAnsiTheme="majorHAnsi"/>
+          <w:b/>
+          <w:sz w:val="21"/>
+          <w:szCs w:val="21"/>
+        </w:rPr>
+        <w:t>2000-2004</w:t>
+      </w:r>
+    </w:p>
+    <w:p>
+      <w:pPr>
+        <w:ind w:right="-1350"/>
+        <w:rPr>
+          <w:rFonts w:asciiTheme="majorHAnsi" w:hAnsiTheme="majorHAnsi"/>
+          <w:b/>
+          <w:i/>
+          <w:sz w:val="21"/>
+          <w:szCs w:val="21"/>
+        </w:rPr>
+      </w:pPr>
+      <w:r>
+        <w:rPr>
+          <w:rFonts w:asciiTheme="majorHAnsi" w:hAnsiTheme="majorHAnsi"/>
+          <w:b/>
+          <w:i/>
+          <w:sz w:val="21"/>
+          <w:szCs w:val="21"/>
+        </w:rPr>
+        <w:t>Founder</w:t>
+      </w:r>
+      <w:r>
+        <w:rPr>
+          <w:rFonts w:asciiTheme="majorHAnsi" w:hAnsiTheme="majorHAnsi"/>
+          <w:b/>
+          <w:i/>
+          <w:sz w:val="21"/>
+          <w:szCs w:val="21"/>
+        </w:rPr>
+        <w:t xml:space="preserve"> &amp;</w:t>
+      </w:r>
+      <w:r>
+        <w:rPr>
+          <w:rFonts w:asciiTheme="majorHAnsi" w:hAnsiTheme="majorHAnsi"/>
+          <w:b/>
+          <w:i/>
+          <w:sz w:val="21"/>
+          <w:szCs w:val="21"/>
+        </w:rPr>
+        <w:t xml:space="preserve"> Developer</w:t>
       </w:r>
     </w:p>
     <w:p>
@@ -1521,31 +1116,71 @@
           <w:sz w:val="20"/>
           <w:szCs w:val="20"/>
         </w:rPr>
-        <w:t>Implemented numerous</w:t>
-      </w:r>
-      <w:r>
-        <w:rPr>
-          <w:rFonts w:asciiTheme="majorHAnsi" w:hAnsiTheme="majorHAnsi" w:cs="Times New Roman"/>
-          <w:sz w:val="20"/>
-          <w:szCs w:val="20"/>
-        </w:rPr>
-        <w:t xml:space="preserve"> front-end development projects for clients including Dartmouth College and Coldwell Banker</w:t>
-      </w:r>
-      <w:r>
-        <w:rPr>
-          <w:rFonts w:asciiTheme="majorHAnsi" w:hAnsiTheme="majorHAnsi" w:cs="Times New Roman"/>
-          <w:sz w:val="20"/>
-          <w:szCs w:val="20"/>
-        </w:rPr>
-        <w:t>.</w:t>
-      </w:r>
-      <w:r>
-        <w:rPr>
-          <w:rFonts w:asciiTheme="majorHAnsi" w:hAnsiTheme="majorHAnsi" w:cs="Times New Roman"/>
-          <w:sz w:val="20"/>
-          <w:szCs w:val="20"/>
-        </w:rPr>
-        <w:t xml:space="preserve"> </w:t>
+        <w:t xml:space="preserve">Created fan website dedicated to Myst computer game from while in middle school. </w:t>
+      </w:r>
+      <w:r>
+        <w:rPr>
+          <w:rFonts w:asciiTheme="majorHAnsi" w:hAnsiTheme="majorHAnsi" w:cs="Times New Roman"/>
+          <w:sz w:val="20"/>
+          <w:szCs w:val="20"/>
+        </w:rPr>
+        <w:t xml:space="preserve">Recruited the help </w:t>
+      </w:r>
+      <w:r>
+        <w:rPr>
+          <w:rFonts w:asciiTheme="majorHAnsi" w:hAnsiTheme="majorHAnsi" w:cs="Times New Roman"/>
+          <w:sz w:val="20"/>
+          <w:szCs w:val="20"/>
+        </w:rPr>
+        <w:t>of 20+ other developers</w:t>
+      </w:r>
+      <w:r>
+        <w:rPr>
+          <w:rFonts w:asciiTheme="majorHAnsi" w:hAnsiTheme="majorHAnsi" w:cs="Times New Roman"/>
+          <w:sz w:val="20"/>
+          <w:szCs w:val="20"/>
+        </w:rPr>
+        <w:t xml:space="preserve"> from around the world to host</w:t>
+      </w:r>
+      <w:r>
+        <w:rPr>
+          <w:rFonts w:asciiTheme="majorHAnsi" w:hAnsiTheme="majorHAnsi" w:cs="Times New Roman"/>
+          <w:sz w:val="20"/>
+          <w:szCs w:val="20"/>
+        </w:rPr>
+        <w:t xml:space="preserve"> and maintain the website</w:t>
+      </w:r>
+      <w:r>
+        <w:rPr>
+          <w:rFonts w:asciiTheme="majorHAnsi" w:hAnsiTheme="majorHAnsi" w:cs="Times New Roman"/>
+          <w:sz w:val="20"/>
+          <w:szCs w:val="20"/>
+        </w:rPr>
+        <w:t xml:space="preserve">. Myst Obsession </w:t>
+      </w:r>
+      <w:r>
+        <w:rPr>
+          <w:rFonts w:asciiTheme="majorHAnsi" w:hAnsiTheme="majorHAnsi" w:cs="Times New Roman"/>
+          <w:sz w:val="20"/>
+          <w:szCs w:val="20"/>
+        </w:rPr>
+        <w:t>was</w:t>
+      </w:r>
+      <w:r>
+        <w:rPr>
+          <w:rFonts w:asciiTheme="majorHAnsi" w:hAnsiTheme="majorHAnsi" w:cs="Times New Roman"/>
+          <w:sz w:val="20"/>
+          <w:szCs w:val="20"/>
+        </w:rPr>
+        <w:t xml:space="preserve"> the definitive website dedicated to Myst with a thriving community of over 10,000 registered users and millions </w:t>
+      </w:r>
+      <w:r>
+        <w:rPr>
+          <w:rFonts w:asciiTheme="majorHAnsi" w:hAnsiTheme="majorHAnsi" w:cs="Times New Roman"/>
+          <w:sz w:val="20"/>
+          <w:szCs w:val="20"/>
+        </w:rPr>
+        <w:t>of page views.</w:t>
       </w:r>
     </w:p>
     <w:p>
@@ -1561,277 +1196,13 @@
           <w:szCs w:val="20"/>
         </w:rPr>
       </w:pPr>
-      <w:proofErr w:type="spellStart"/>
-      <w:r>
-        <w:rPr>
-          <w:rFonts w:asciiTheme="majorHAnsi" w:hAnsiTheme="majorHAnsi" w:cs="Times New Roman"/>
-          <w:sz w:val="20"/>
-          <w:szCs w:val="20"/>
-        </w:rPr>
-        <w:t>Javascript</w:t>
-      </w:r>
-      <w:proofErr w:type="spellEnd"/>
-      <w:r>
-        <w:rPr>
-          <w:rFonts w:asciiTheme="majorHAnsi" w:hAnsiTheme="majorHAnsi" w:cs="Times New Roman"/>
-          <w:sz w:val="20"/>
-          <w:szCs w:val="20"/>
-        </w:rPr>
-        <w:t xml:space="preserve">, </w:t>
-      </w:r>
-      <w:proofErr w:type="spellStart"/>
-      <w:r>
-        <w:rPr>
-          <w:rFonts w:asciiTheme="majorHAnsi" w:hAnsiTheme="majorHAnsi" w:cs="Times New Roman"/>
-          <w:sz w:val="20"/>
-          <w:szCs w:val="20"/>
-        </w:rPr>
-        <w:t>JQuery</w:t>
-      </w:r>
-      <w:proofErr w:type="spellEnd"/>
-      <w:r>
-        <w:rPr>
-          <w:rFonts w:asciiTheme="majorHAnsi" w:hAnsiTheme="majorHAnsi" w:cs="Times New Roman"/>
-          <w:sz w:val="20"/>
-          <w:szCs w:val="20"/>
-        </w:rPr>
-        <w:t xml:space="preserve">, HTML/CSS, </w:t>
-      </w:r>
-      <w:proofErr w:type="spellStart"/>
-      <w:r>
-        <w:rPr>
-          <w:rFonts w:asciiTheme="majorHAnsi" w:hAnsiTheme="majorHAnsi" w:cs="Times New Roman"/>
-          <w:sz w:val="20"/>
-          <w:szCs w:val="20"/>
-        </w:rPr>
-        <w:t>Git</w:t>
-      </w:r>
-      <w:proofErr w:type="spellEnd"/>
-      <w:r>
-        <w:rPr>
-          <w:rFonts w:asciiTheme="majorHAnsi" w:hAnsiTheme="majorHAnsi" w:cs="Times New Roman"/>
-          <w:sz w:val="20"/>
-          <w:szCs w:val="20"/>
-        </w:rPr>
-        <w:t xml:space="preserve">, </w:t>
-      </w:r>
-      <w:proofErr w:type="spellStart"/>
-      <w:r>
-        <w:rPr>
-          <w:rFonts w:asciiTheme="majorHAnsi" w:hAnsiTheme="majorHAnsi" w:cs="Times New Roman"/>
-          <w:sz w:val="20"/>
-          <w:szCs w:val="20"/>
-        </w:rPr>
-        <w:t>Github</w:t>
-      </w:r>
-      <w:proofErr w:type="spellEnd"/>
-    </w:p>
-    <w:p>
-      <w:pPr>
-        <w:pStyle w:val="ListParagraph"/>
-        <w:ind w:left="360"/>
-        <w:rPr>
-          <w:rFonts w:asciiTheme="majorHAnsi" w:hAnsiTheme="majorHAnsi" w:cs="Times New Roman"/>
-          <w:sz w:val="16"/>
-          <w:szCs w:val="16"/>
-        </w:rPr>
-      </w:pPr>
-    </w:p>
-    <w:p>
-      <w:pPr>
-        <w:ind w:right="-1350"/>
-        <w:rPr>
-          <w:rFonts w:asciiTheme="majorHAnsi" w:hAnsiTheme="majorHAnsi"/>
-          <w:b/>
-          <w:sz w:val="21"/>
-          <w:szCs w:val="21"/>
-        </w:rPr>
-      </w:pPr>
-      <w:proofErr w:type="spellStart"/>
-      <w:r>
-        <w:rPr>
-          <w:rFonts w:asciiTheme="majorHAnsi" w:hAnsiTheme="majorHAnsi"/>
-          <w:b/>
-          <w:sz w:val="22"/>
-          <w:szCs w:val="22"/>
-        </w:rPr>
-        <w:t>Myst</w:t>
-      </w:r>
-      <w:proofErr w:type="spellEnd"/>
-      <w:r>
-        <w:rPr>
-          <w:rFonts w:asciiTheme="majorHAnsi" w:hAnsiTheme="majorHAnsi"/>
-          <w:b/>
-          <w:sz w:val="22"/>
-          <w:szCs w:val="22"/>
-        </w:rPr>
-        <w:t xml:space="preserve"> Obsession</w:t>
-      </w:r>
-      <w:r>
-        <w:rPr>
-          <w:rFonts w:asciiTheme="majorHAnsi" w:hAnsiTheme="majorHAnsi"/>
-          <w:b/>
-          <w:sz w:val="22"/>
-          <w:szCs w:val="22"/>
-        </w:rPr>
-        <w:t>, Niskayuna, NY</w:t>
-      </w:r>
-      <w:r>
-        <w:rPr>
-          <w:rFonts w:asciiTheme="majorHAnsi" w:hAnsiTheme="majorHAnsi"/>
-          <w:b/>
-          <w:sz w:val="22"/>
-          <w:szCs w:val="22"/>
-        </w:rPr>
-        <w:tab/>
-      </w:r>
-      <w:r>
-        <w:rPr>
-          <w:rFonts w:asciiTheme="majorHAnsi" w:hAnsiTheme="majorHAnsi"/>
-          <w:b/>
-          <w:sz w:val="22"/>
-          <w:szCs w:val="22"/>
-        </w:rPr>
-        <w:tab/>
-      </w:r>
-      <w:r>
-        <w:rPr>
-          <w:rFonts w:asciiTheme="majorHAnsi" w:hAnsiTheme="majorHAnsi"/>
-          <w:sz w:val="22"/>
-          <w:szCs w:val="22"/>
-        </w:rPr>
-        <w:tab/>
-      </w:r>
-      <w:r>
-        <w:rPr>
-          <w:rFonts w:asciiTheme="majorHAnsi" w:hAnsiTheme="majorHAnsi"/>
-          <w:sz w:val="22"/>
-          <w:szCs w:val="22"/>
-        </w:rPr>
-        <w:tab/>
-      </w:r>
-      <w:r>
-        <w:rPr>
-          <w:rFonts w:asciiTheme="majorHAnsi" w:hAnsiTheme="majorHAnsi"/>
-          <w:sz w:val="22"/>
-          <w:szCs w:val="22"/>
-        </w:rPr>
-        <w:tab/>
-      </w:r>
-      <w:r>
-        <w:rPr>
-          <w:rFonts w:asciiTheme="majorHAnsi" w:hAnsiTheme="majorHAnsi"/>
-          <w:sz w:val="22"/>
-          <w:szCs w:val="22"/>
-        </w:rPr>
-        <w:tab/>
-      </w:r>
-      <w:r>
-        <w:rPr>
-          <w:rFonts w:asciiTheme="majorHAnsi" w:hAnsiTheme="majorHAnsi"/>
-          <w:sz w:val="22"/>
-          <w:szCs w:val="22"/>
-        </w:rPr>
-        <w:tab/>
-      </w:r>
-      <w:r>
-        <w:rPr>
-          <w:rFonts w:asciiTheme="majorHAnsi" w:hAnsiTheme="majorHAnsi"/>
-          <w:sz w:val="22"/>
-          <w:szCs w:val="22"/>
-        </w:rPr>
-        <w:tab/>
-      </w:r>
-      <w:r>
-        <w:rPr>
-          <w:rFonts w:asciiTheme="majorHAnsi" w:hAnsiTheme="majorHAnsi"/>
-          <w:sz w:val="22"/>
-          <w:szCs w:val="22"/>
-        </w:rPr>
-        <w:tab/>
-      </w:r>
-      <w:r>
-        <w:rPr>
-          <w:rFonts w:asciiTheme="majorHAnsi" w:hAnsiTheme="majorHAnsi"/>
-          <w:sz w:val="22"/>
-          <w:szCs w:val="22"/>
-        </w:rPr>
-        <w:t xml:space="preserve">  </w:t>
-      </w:r>
-      <w:r>
-        <w:rPr>
-          <w:rFonts w:asciiTheme="majorHAnsi" w:hAnsiTheme="majorHAnsi"/>
-          <w:sz w:val="22"/>
-          <w:szCs w:val="22"/>
-        </w:rPr>
-        <w:t xml:space="preserve">   </w:t>
-      </w:r>
-      <w:r>
-        <w:rPr>
-          <w:rFonts w:asciiTheme="majorHAnsi" w:hAnsiTheme="majorHAnsi"/>
-          <w:sz w:val="22"/>
-          <w:szCs w:val="22"/>
-        </w:rPr>
-        <w:t xml:space="preserve">   </w:t>
-      </w:r>
-      <w:r>
-        <w:rPr>
-          <w:rFonts w:asciiTheme="majorHAnsi" w:hAnsiTheme="majorHAnsi"/>
-          <w:sz w:val="22"/>
-          <w:szCs w:val="22"/>
-        </w:rPr>
-        <w:t xml:space="preserve">   </w:t>
-      </w:r>
-      <w:r>
-        <w:rPr>
-          <w:rFonts w:asciiTheme="majorHAnsi" w:hAnsiTheme="majorHAnsi"/>
-          <w:b/>
-          <w:sz w:val="21"/>
-          <w:szCs w:val="21"/>
-        </w:rPr>
-        <w:t>2000-2004</w:t>
-      </w:r>
-    </w:p>
-    <w:p>
-      <w:pPr>
-        <w:ind w:right="-1350"/>
-        <w:rPr>
-          <w:rFonts w:asciiTheme="majorHAnsi" w:hAnsiTheme="majorHAnsi"/>
-          <w:b/>
-          <w:i/>
-          <w:sz w:val="21"/>
-          <w:szCs w:val="21"/>
-        </w:rPr>
-      </w:pPr>
-      <w:r>
-        <w:rPr>
-          <w:rFonts w:asciiTheme="majorHAnsi" w:hAnsiTheme="majorHAnsi"/>
-          <w:b/>
-          <w:i/>
-          <w:sz w:val="21"/>
-          <w:szCs w:val="21"/>
-        </w:rPr>
-        <w:t>Founder</w:t>
-      </w:r>
-      <w:r>
-        <w:rPr>
-          <w:rFonts w:asciiTheme="majorHAnsi" w:hAnsiTheme="majorHAnsi"/>
-          <w:b/>
-          <w:i/>
-          <w:sz w:val="21"/>
-          <w:szCs w:val="21"/>
-        </w:rPr>
-        <w:t xml:space="preserve"> &amp;</w:t>
-      </w:r>
-      <w:r>
-        <w:rPr>
-          <w:rFonts w:asciiTheme="majorHAnsi" w:hAnsiTheme="majorHAnsi"/>
-          <w:b/>
-          <w:i/>
-          <w:sz w:val="21"/>
-          <w:szCs w:val="21"/>
-        </w:rPr>
-        <w:t xml:space="preserve"> Developer</w:t>
+      <w:r>
+        <w:rPr>
+          <w:rFonts w:asciiTheme="majorHAnsi" w:hAnsiTheme="majorHAnsi" w:cs="Times New Roman"/>
+          <w:sz w:val="20"/>
+          <w:szCs w:val="20"/>
+        </w:rPr>
+        <w:t>Helped create and manage news content. Helped troubleshoot and keep the website running despite high volume of users.</w:t>
       </w:r>
     </w:p>
     <w:p>
@@ -1853,281 +1224,7 @@
           <w:sz w:val="20"/>
           <w:szCs w:val="20"/>
         </w:rPr>
-        <w:t xml:space="preserve">Created </w:t>
-      </w:r>
-      <w:r>
-        <w:rPr>
-          <w:rFonts w:asciiTheme="majorHAnsi" w:hAnsiTheme="majorHAnsi" w:cs="Times New Roman"/>
-          <w:sz w:val="20"/>
-          <w:szCs w:val="20"/>
-        </w:rPr>
-        <w:t>fan</w:t>
-      </w:r>
-      <w:r>
-        <w:rPr>
-          <w:rFonts w:asciiTheme="majorHAnsi" w:hAnsiTheme="majorHAnsi" w:cs="Times New Roman"/>
-          <w:sz w:val="20"/>
-          <w:szCs w:val="20"/>
-        </w:rPr>
-        <w:t xml:space="preserve"> website</w:t>
-      </w:r>
-      <w:r>
-        <w:rPr>
-          <w:rFonts w:asciiTheme="majorHAnsi" w:hAnsiTheme="majorHAnsi" w:cs="Times New Roman"/>
-          <w:sz w:val="20"/>
-          <w:szCs w:val="20"/>
-        </w:rPr>
-        <w:t xml:space="preserve"> dedicated to </w:t>
-      </w:r>
-      <w:proofErr w:type="spellStart"/>
-      <w:r>
-        <w:rPr>
-          <w:rFonts w:asciiTheme="majorHAnsi" w:hAnsiTheme="majorHAnsi" w:cs="Times New Roman"/>
-          <w:sz w:val="20"/>
-          <w:szCs w:val="20"/>
-        </w:rPr>
-        <w:t>Myst</w:t>
-      </w:r>
-      <w:proofErr w:type="spellEnd"/>
-      <w:r>
-        <w:rPr>
-          <w:rFonts w:asciiTheme="majorHAnsi" w:hAnsiTheme="majorHAnsi" w:cs="Times New Roman"/>
-          <w:sz w:val="20"/>
-          <w:szCs w:val="20"/>
-        </w:rPr>
-        <w:t xml:space="preserve"> computer game</w:t>
-      </w:r>
-      <w:r>
-        <w:rPr>
-          <w:rFonts w:asciiTheme="majorHAnsi" w:hAnsiTheme="majorHAnsi" w:cs="Times New Roman"/>
-          <w:sz w:val="20"/>
-          <w:szCs w:val="20"/>
-        </w:rPr>
-        <w:t xml:space="preserve"> from scratch</w:t>
-      </w:r>
-      <w:r>
-        <w:rPr>
-          <w:rFonts w:asciiTheme="majorHAnsi" w:hAnsiTheme="majorHAnsi" w:cs="Times New Roman"/>
-          <w:sz w:val="20"/>
-          <w:szCs w:val="20"/>
-        </w:rPr>
-        <w:t xml:space="preserve"> while a middle school student</w:t>
-      </w:r>
-      <w:r>
-        <w:rPr>
-          <w:rFonts w:asciiTheme="majorHAnsi" w:hAnsiTheme="majorHAnsi" w:cs="Times New Roman"/>
-          <w:sz w:val="20"/>
-          <w:szCs w:val="20"/>
-        </w:rPr>
-        <w:t xml:space="preserve">. </w:t>
-      </w:r>
-      <w:r>
-        <w:rPr>
-          <w:rFonts w:asciiTheme="majorHAnsi" w:hAnsiTheme="majorHAnsi" w:cs="Times New Roman"/>
-          <w:sz w:val="20"/>
-          <w:szCs w:val="20"/>
-        </w:rPr>
-        <w:t>Recruited the</w:t>
-      </w:r>
-      <w:r>
-        <w:rPr>
-          <w:rFonts w:asciiTheme="majorHAnsi" w:hAnsiTheme="majorHAnsi" w:cs="Times New Roman"/>
-          <w:sz w:val="20"/>
-          <w:szCs w:val="20"/>
-        </w:rPr>
-        <w:t xml:space="preserve"> help </w:t>
-      </w:r>
-      <w:r>
-        <w:rPr>
-          <w:rFonts w:asciiTheme="majorHAnsi" w:hAnsiTheme="majorHAnsi" w:cs="Times New Roman"/>
-          <w:sz w:val="20"/>
-          <w:szCs w:val="20"/>
-        </w:rPr>
-        <w:t xml:space="preserve">of </w:t>
-      </w:r>
-      <w:r>
-        <w:rPr>
-          <w:rFonts w:asciiTheme="majorHAnsi" w:hAnsiTheme="majorHAnsi" w:cs="Times New Roman"/>
-          <w:sz w:val="20"/>
-          <w:szCs w:val="20"/>
-        </w:rPr>
-        <w:t>20+ other</w:t>
-      </w:r>
-      <w:r>
-        <w:rPr>
-          <w:rFonts w:asciiTheme="majorHAnsi" w:hAnsiTheme="majorHAnsi" w:cs="Times New Roman"/>
-          <w:sz w:val="20"/>
-          <w:szCs w:val="20"/>
-        </w:rPr>
-        <w:t xml:space="preserve"> developers</w:t>
-      </w:r>
-      <w:r>
-        <w:rPr>
-          <w:rFonts w:asciiTheme="majorHAnsi" w:hAnsiTheme="majorHAnsi" w:cs="Times New Roman"/>
-          <w:sz w:val="20"/>
-          <w:szCs w:val="20"/>
-        </w:rPr>
-        <w:t xml:space="preserve"> from around the world</w:t>
-      </w:r>
-      <w:r>
-        <w:rPr>
-          <w:rFonts w:asciiTheme="majorHAnsi" w:hAnsiTheme="majorHAnsi" w:cs="Times New Roman"/>
-          <w:sz w:val="20"/>
-          <w:szCs w:val="20"/>
-        </w:rPr>
-        <w:t xml:space="preserve"> to </w:t>
-      </w:r>
-      <w:r>
-        <w:rPr>
-          <w:rFonts w:asciiTheme="majorHAnsi" w:hAnsiTheme="majorHAnsi" w:cs="Times New Roman"/>
-          <w:sz w:val="20"/>
-          <w:szCs w:val="20"/>
-        </w:rPr>
-        <w:t>host</w:t>
-      </w:r>
-      <w:r>
-        <w:rPr>
-          <w:rFonts w:asciiTheme="majorHAnsi" w:hAnsiTheme="majorHAnsi" w:cs="Times New Roman"/>
-          <w:sz w:val="20"/>
-          <w:szCs w:val="20"/>
-        </w:rPr>
-        <w:t xml:space="preserve"> the website</w:t>
-      </w:r>
-      <w:r>
-        <w:rPr>
-          <w:rFonts w:asciiTheme="majorHAnsi" w:hAnsiTheme="majorHAnsi" w:cs="Times New Roman"/>
-          <w:sz w:val="20"/>
-          <w:szCs w:val="20"/>
-        </w:rPr>
-        <w:t xml:space="preserve"> on a proper server</w:t>
-      </w:r>
-      <w:r>
-        <w:rPr>
-          <w:rFonts w:asciiTheme="majorHAnsi" w:hAnsiTheme="majorHAnsi" w:cs="Times New Roman"/>
-          <w:sz w:val="20"/>
-          <w:szCs w:val="20"/>
-        </w:rPr>
-        <w:t xml:space="preserve">. </w:t>
-      </w:r>
-      <w:proofErr w:type="spellStart"/>
-      <w:r>
-        <w:rPr>
-          <w:rFonts w:asciiTheme="majorHAnsi" w:hAnsiTheme="majorHAnsi" w:cs="Times New Roman"/>
-          <w:sz w:val="20"/>
-          <w:szCs w:val="20"/>
-        </w:rPr>
-        <w:t>Myst</w:t>
-      </w:r>
-      <w:proofErr w:type="spellEnd"/>
-      <w:r>
-        <w:rPr>
-          <w:rFonts w:asciiTheme="majorHAnsi" w:hAnsiTheme="majorHAnsi" w:cs="Times New Roman"/>
-          <w:sz w:val="20"/>
-          <w:szCs w:val="20"/>
-        </w:rPr>
-        <w:t xml:space="preserve"> Obsession </w:t>
-      </w:r>
-      <w:r>
-        <w:rPr>
-          <w:rFonts w:asciiTheme="majorHAnsi" w:hAnsiTheme="majorHAnsi" w:cs="Times New Roman"/>
-          <w:sz w:val="20"/>
-          <w:szCs w:val="20"/>
-        </w:rPr>
-        <w:t xml:space="preserve">became the definitive website dedicated to </w:t>
-      </w:r>
-      <w:proofErr w:type="spellStart"/>
-      <w:r>
-        <w:rPr>
-          <w:rFonts w:asciiTheme="majorHAnsi" w:hAnsiTheme="majorHAnsi" w:cs="Times New Roman"/>
-          <w:sz w:val="20"/>
-          <w:szCs w:val="20"/>
-        </w:rPr>
-        <w:t>Myst</w:t>
-      </w:r>
-      <w:proofErr w:type="spellEnd"/>
-      <w:r>
-        <w:rPr>
-          <w:rFonts w:asciiTheme="majorHAnsi" w:hAnsiTheme="majorHAnsi" w:cs="Times New Roman"/>
-          <w:sz w:val="20"/>
-          <w:szCs w:val="20"/>
-        </w:rPr>
-        <w:t xml:space="preserve"> with a thriving community of</w:t>
-      </w:r>
-      <w:r>
-        <w:rPr>
-          <w:rFonts w:asciiTheme="majorHAnsi" w:hAnsiTheme="majorHAnsi" w:cs="Times New Roman"/>
-          <w:sz w:val="20"/>
-          <w:szCs w:val="20"/>
-        </w:rPr>
-        <w:t xml:space="preserve"> over 10,000 registered users and millions of hits</w:t>
-      </w:r>
-      <w:r>
-        <w:rPr>
-          <w:rFonts w:asciiTheme="majorHAnsi" w:hAnsiTheme="majorHAnsi" w:cs="Times New Roman"/>
-          <w:sz w:val="20"/>
-          <w:szCs w:val="20"/>
-        </w:rPr>
-        <w:t>.</w:t>
-      </w:r>
-    </w:p>
-    <w:p>
-      <w:pPr>
-        <w:pStyle w:val="ListParagraph"/>
-        <w:numPr>
-          <w:ilvl w:val="0"/>
-          <w:numId w:val="3"/>
-        </w:numPr>
-        <w:rPr>
-          <w:rFonts w:asciiTheme="majorHAnsi" w:hAnsiTheme="majorHAnsi" w:cs="Times New Roman"/>
-          <w:sz w:val="20"/>
-          <w:szCs w:val="20"/>
-        </w:rPr>
-      </w:pPr>
-      <w:r>
-        <w:rPr>
-          <w:rFonts w:asciiTheme="majorHAnsi" w:hAnsiTheme="majorHAnsi" w:cs="Times New Roman"/>
-          <w:sz w:val="20"/>
-          <w:szCs w:val="20"/>
-        </w:rPr>
-        <w:t>Helped create and manage content. Helped troubleshoot and keep the website running despite high volume of users.</w:t>
-      </w:r>
-    </w:p>
-    <w:p>
-      <w:pPr>
-        <w:pStyle w:val="ListParagraph"/>
-        <w:numPr>
-          <w:ilvl w:val="0"/>
-          <w:numId w:val="3"/>
-        </w:numPr>
-        <w:rPr>
-          <w:rFonts w:asciiTheme="majorHAnsi" w:hAnsiTheme="majorHAnsi" w:cs="Times New Roman"/>
-          <w:sz w:val="20"/>
-          <w:szCs w:val="20"/>
-        </w:rPr>
-      </w:pPr>
-      <w:r>
-        <w:rPr>
-          <w:rFonts w:asciiTheme="majorHAnsi" w:hAnsiTheme="majorHAnsi" w:cs="Times New Roman"/>
-          <w:sz w:val="20"/>
-          <w:szCs w:val="20"/>
-        </w:rPr>
-        <w:t>P</w:t>
-      </w:r>
-      <w:r>
-        <w:rPr>
-          <w:rFonts w:asciiTheme="majorHAnsi" w:hAnsiTheme="majorHAnsi" w:cs="Times New Roman"/>
-          <w:sz w:val="20"/>
-          <w:szCs w:val="20"/>
-        </w:rPr>
-        <w:t>HP, HTML/CSS</w:t>
-      </w:r>
-      <w:r>
-        <w:rPr>
-          <w:rFonts w:asciiTheme="majorHAnsi" w:hAnsiTheme="majorHAnsi" w:cs="Times New Roman"/>
-          <w:sz w:val="20"/>
-          <w:szCs w:val="20"/>
-        </w:rPr>
-        <w:t>, CMS</w:t>
+        <w:t>PHP, HTML/CSS, CMS</w:t>
       </w:r>
     </w:p>
     <w:p>
@@ -2235,81 +1332,57 @@
           <w:sz w:val="22"/>
           <w:szCs w:val="22"/>
         </w:rPr>
-        <w:t xml:space="preserve"> of State</w:t>
-      </w:r>
-      <w:r>
-        <w:rPr>
-          <w:rFonts w:asciiTheme="majorHAnsi" w:hAnsiTheme="majorHAnsi"/>
-          <w:b/>
-          <w:sz w:val="22"/>
-          <w:szCs w:val="22"/>
-        </w:rPr>
-        <w:t xml:space="preserve">, </w:t>
-      </w:r>
-      <w:r>
-        <w:rPr>
-          <w:rFonts w:asciiTheme="majorHAnsi" w:hAnsiTheme="majorHAnsi"/>
-          <w:sz w:val="22"/>
-          <w:szCs w:val="22"/>
-        </w:rPr>
-        <w:t>Washington, D.C.</w:t>
-      </w:r>
-      <w:r>
-        <w:rPr>
-          <w:rFonts w:asciiTheme="majorHAnsi" w:hAnsiTheme="majorHAnsi"/>
-          <w:sz w:val="22"/>
-          <w:szCs w:val="22"/>
-        </w:rPr>
-        <w:t xml:space="preserve"> &amp; Mumbai, India</w:t>
-      </w:r>
-      <w:r>
-        <w:rPr>
-          <w:rFonts w:asciiTheme="majorHAnsi" w:hAnsiTheme="majorHAnsi"/>
-          <w:b/>
-          <w:sz w:val="22"/>
-          <w:szCs w:val="22"/>
-        </w:rPr>
-        <w:tab/>
-      </w:r>
-      <w:r>
-        <w:rPr>
-          <w:rFonts w:asciiTheme="majorHAnsi" w:hAnsiTheme="majorHAnsi"/>
-          <w:b/>
-          <w:sz w:val="22"/>
-          <w:szCs w:val="22"/>
-        </w:rPr>
-        <w:tab/>
-      </w:r>
-      <w:r>
-        <w:rPr>
-          <w:rFonts w:asciiTheme="majorHAnsi" w:hAnsiTheme="majorHAnsi"/>
-          <w:sz w:val="22"/>
-          <w:szCs w:val="22"/>
-        </w:rPr>
-        <w:tab/>
-      </w:r>
-      <w:r>
-        <w:rPr>
-          <w:rFonts w:asciiTheme="majorHAnsi" w:hAnsiTheme="majorHAnsi"/>
-          <w:sz w:val="22"/>
-          <w:szCs w:val="22"/>
-        </w:rPr>
-        <w:tab/>
-      </w:r>
-      <w:r>
-        <w:rPr>
-          <w:rFonts w:asciiTheme="majorHAnsi" w:hAnsiTheme="majorHAnsi"/>
-          <w:sz w:val="22"/>
-          <w:szCs w:val="22"/>
-        </w:rPr>
-        <w:tab/>
-      </w:r>
-      <w:r>
-        <w:rPr>
-          <w:rFonts w:asciiTheme="majorHAnsi" w:hAnsiTheme="majorHAnsi"/>
-          <w:sz w:val="22"/>
-          <w:szCs w:val="22"/>
-        </w:rPr>
+        <w:t xml:space="preserve"> of State, </w:t>
+      </w:r>
+      <w:r>
+        <w:rPr>
+          <w:rFonts w:asciiTheme="majorHAnsi" w:hAnsiTheme="majorHAnsi"/>
+          <w:sz w:val="22"/>
+          <w:szCs w:val="22"/>
+        </w:rPr>
+        <w:t>Washington, D.C. &amp; Mumbai, India</w:t>
+      </w:r>
+      <w:r>
+        <w:rPr>
+          <w:rFonts w:asciiTheme="majorHAnsi" w:hAnsiTheme="majorHAnsi"/>
+          <w:b/>
+          <w:sz w:val="22"/>
+          <w:szCs w:val="22"/>
+        </w:rPr>
+        <w:tab/>
+      </w:r>
+      <w:r>
+        <w:rPr>
+          <w:rFonts w:asciiTheme="majorHAnsi" w:hAnsiTheme="majorHAnsi"/>
+          <w:b/>
+          <w:sz w:val="22"/>
+          <w:szCs w:val="22"/>
+        </w:rPr>
+        <w:tab/>
+      </w:r>
+      <w:r>
+        <w:rPr>
+          <w:rFonts w:asciiTheme="majorHAnsi" w:hAnsiTheme="majorHAnsi"/>
+          <w:sz w:val="22"/>
+          <w:szCs w:val="22"/>
+        </w:rPr>
+        <w:tab/>
+      </w:r>
+      <w:r>
+        <w:rPr>
+          <w:rFonts w:asciiTheme="majorHAnsi" w:hAnsiTheme="majorHAnsi"/>
+          <w:sz w:val="22"/>
+          <w:szCs w:val="22"/>
+        </w:rPr>
+        <w:tab/>
+      </w:r>
+      <w:r>
+        <w:rPr>
+          <w:rFonts w:asciiTheme="majorHAnsi" w:hAnsiTheme="majorHAnsi"/>
+          <w:sz w:val="22"/>
+          <w:szCs w:val="22"/>
+        </w:rPr>
+        <w:tab/>
         <w:t xml:space="preserve">           </w:t>
       </w:r>
       <w:r>
@@ -2351,17 +1424,7 @@
           <w:sz w:val="21"/>
           <w:szCs w:val="21"/>
         </w:rPr>
-        <w:t xml:space="preserve"> </w:t>
-      </w:r>
-      <w:r>
-        <w:rPr>
-          <w:rFonts w:asciiTheme="majorHAnsi" w:hAnsiTheme="majorHAnsi"/>
-          <w:b/>
-          <w:i/>
-          <w:sz w:val="21"/>
-          <w:szCs w:val="21"/>
-        </w:rPr>
-        <w:t>(for government security clearances)</w:t>
+        <w:t xml:space="preserve"> (for government security clearances)</w:t>
       </w:r>
     </w:p>
     <w:p>
@@ -2390,16 +1453,7 @@
           <w:sz w:val="22"/>
           <w:szCs w:val="22"/>
         </w:rPr>
-        <w:t xml:space="preserve">The </w:t>
-      </w:r>
-      <w:r>
-        <w:rPr>
-          <w:rFonts w:asciiTheme="majorHAnsi" w:hAnsiTheme="majorHAnsi"/>
-          <w:b/>
-          <w:sz w:val="22"/>
-          <w:szCs w:val="22"/>
-        </w:rPr>
-        <w:t xml:space="preserve">American Board, </w:t>
+        <w:t xml:space="preserve">The American Board, </w:t>
       </w:r>
       <w:r>
         <w:rPr>
@@ -2567,55 +1621,15 @@
           <w:sz w:val="21"/>
           <w:szCs w:val="21"/>
         </w:rPr>
-        <w:t>Worked with development team to</w:t>
-      </w:r>
-      <w:r>
-        <w:rPr>
-          <w:rFonts w:asciiTheme="majorHAnsi" w:hAnsiTheme="majorHAnsi"/>
-          <w:sz w:val="21"/>
-          <w:szCs w:val="21"/>
-        </w:rPr>
-        <w:t xml:space="preserve"> </w:t>
-      </w:r>
-      <w:r>
-        <w:rPr>
-          <w:rFonts w:asciiTheme="majorHAnsi" w:hAnsiTheme="majorHAnsi"/>
-          <w:sz w:val="21"/>
-          <w:szCs w:val="21"/>
-        </w:rPr>
-        <w:t>digitize steps in certification process</w:t>
-      </w:r>
-      <w:r>
-        <w:rPr>
-          <w:rFonts w:asciiTheme="majorHAnsi" w:hAnsiTheme="majorHAnsi"/>
-          <w:sz w:val="21"/>
-          <w:szCs w:val="21"/>
-        </w:rPr>
-        <w:t>,</w:t>
-      </w:r>
-      <w:r>
-        <w:rPr>
-          <w:rFonts w:asciiTheme="majorHAnsi" w:hAnsiTheme="majorHAnsi"/>
-          <w:sz w:val="21"/>
-          <w:szCs w:val="21"/>
-        </w:rPr>
-        <w:t xml:space="preserve"> </w:t>
-      </w:r>
-      <w:r>
-        <w:rPr>
-          <w:rFonts w:asciiTheme="majorHAnsi" w:hAnsiTheme="majorHAnsi"/>
-          <w:sz w:val="21"/>
-          <w:szCs w:val="21"/>
-        </w:rPr>
-        <w:t>including</w:t>
-      </w:r>
-      <w:r>
-        <w:rPr>
-          <w:rFonts w:asciiTheme="majorHAnsi" w:hAnsiTheme="majorHAnsi"/>
-          <w:sz w:val="21"/>
-          <w:szCs w:val="21"/>
-        </w:rPr>
-        <w:t xml:space="preserve"> automating exam score record reports.</w:t>
+        <w:t xml:space="preserve">Worked with development team to </w:t>
+      </w:r>
+      <w:r>
+        <w:rPr>
+          <w:rFonts w:asciiTheme="majorHAnsi" w:hAnsiTheme="majorHAnsi"/>
+          <w:sz w:val="21"/>
+          <w:szCs w:val="21"/>
+        </w:rPr>
+        <w:t>digitize steps in certification process, including automating exam score record reports.</w:t>
       </w:r>
     </w:p>
     <w:p>
@@ -2637,24 +1651,14 @@
           <w:szCs w:val="21"/>
         </w:rPr>
       </w:pPr>
-      <w:proofErr w:type="gramStart"/>
-      <w:r>
-        <w:rPr>
-          <w:rFonts w:asciiTheme="majorHAnsi" w:hAnsiTheme="majorHAnsi"/>
-          <w:b/>
-          <w:sz w:val="22"/>
-          <w:szCs w:val="22"/>
-        </w:rPr>
-        <w:t>High School English Teacher</w:t>
-      </w:r>
-      <w:r>
-        <w:rPr>
-          <w:rFonts w:asciiTheme="majorHAnsi" w:hAnsiTheme="majorHAnsi"/>
-          <w:b/>
-          <w:sz w:val="22"/>
-          <w:szCs w:val="22"/>
-        </w:rPr>
-        <w:t xml:space="preserve">, </w:t>
+      <w:r>
+        <w:rPr>
+          <w:rFonts w:asciiTheme="majorHAnsi" w:hAnsiTheme="majorHAnsi"/>
+          <w:b/>
+          <w:sz w:val="22"/>
+          <w:szCs w:val="22"/>
+        </w:rPr>
+        <w:t xml:space="preserve">High School English Teacher, </w:t>
       </w:r>
       <w:r>
         <w:rPr>
@@ -2664,7 +1668,6 @@
         </w:rPr>
         <w:t>Marshall Islands &amp; Washington, D.C.</w:t>
       </w:r>
-      <w:proofErr w:type="gramEnd"/>
       <w:r>
         <w:rPr>
           <w:rFonts w:asciiTheme="majorHAnsi" w:hAnsiTheme="majorHAnsi"/>
@@ -2706,16 +1709,7 @@
           <w:sz w:val="21"/>
           <w:szCs w:val="21"/>
         </w:rPr>
-        <w:t>20</w:t>
-      </w:r>
-      <w:r>
-        <w:rPr>
-          <w:rFonts w:asciiTheme="majorHAnsi" w:hAnsiTheme="majorHAnsi"/>
-          <w:b/>
-          <w:sz w:val="21"/>
-          <w:szCs w:val="21"/>
-        </w:rPr>
-        <w:t>10-2012</w:t>
+        <w:t>2010-2012</w:t>
       </w:r>
     </w:p>
     <w:p>
@@ -2725,6 +1719,9 @@
           <w:ilvl w:val="0"/>
           <w:numId w:val="3"/>
         </w:numPr>
+        <w:tabs>
+          <w:tab w:val="left" w:pos="3510"/>
+        </w:tabs>
         <w:rPr>
           <w:rFonts w:asciiTheme="majorHAnsi" w:hAnsiTheme="majorHAnsi"/>
           <w:sz w:val="20"/>
@@ -2753,15 +1750,7 @@
           <w:sz w:val="20"/>
           <w:szCs w:val="20"/>
         </w:rPr>
-        <w:t xml:space="preserve"> high school students.</w:t>
-      </w:r>
-      <w:r>
-        <w:rPr>
-          <w:rFonts w:asciiTheme="majorHAnsi" w:hAnsiTheme="majorHAnsi"/>
-          <w:sz w:val="20"/>
-          <w:szCs w:val="20"/>
-        </w:rPr>
-        <w:t xml:space="preserve">  Wrote successful grant for new high school library collection.  </w:t>
+        <w:t xml:space="preserve"> high school students.  Successfully applied for grant for new high school library collection.  </w:t>
       </w:r>
     </w:p>
     <w:p>
@@ -2783,41 +1772,7 @@
           <w:sz w:val="20"/>
           <w:szCs w:val="20"/>
         </w:rPr>
-        <w:t>Advisor to</w:t>
-      </w:r>
-      <w:r>
-        <w:rPr>
-          <w:rFonts w:asciiTheme="majorHAnsi" w:hAnsiTheme="majorHAnsi"/>
-          <w:sz w:val="20"/>
-          <w:szCs w:val="20"/>
-        </w:rPr>
-        <w:t xml:space="preserve"> first student from </w:t>
-      </w:r>
-      <w:proofErr w:type="spellStart"/>
-      <w:r>
-        <w:rPr>
-          <w:rFonts w:asciiTheme="majorHAnsi" w:hAnsiTheme="majorHAnsi"/>
-          <w:sz w:val="20"/>
-          <w:szCs w:val="20"/>
-        </w:rPr>
-        <w:t>Jaluit</w:t>
-      </w:r>
-      <w:proofErr w:type="spellEnd"/>
-      <w:r>
-        <w:rPr>
-          <w:rFonts w:asciiTheme="majorHAnsi" w:hAnsiTheme="majorHAnsi"/>
-          <w:sz w:val="20"/>
-          <w:szCs w:val="20"/>
-        </w:rPr>
-        <w:t>, Marshall Islands</w:t>
-      </w:r>
-      <w:r>
-        <w:rPr>
-          <w:rFonts w:asciiTheme="majorHAnsi" w:hAnsiTheme="majorHAnsi"/>
-          <w:sz w:val="20"/>
-          <w:szCs w:val="20"/>
-        </w:rPr>
-        <w:t xml:space="preserve"> who won prestigious </w:t>
+        <w:t xml:space="preserve">Advisor to first student from Jaluit, Marshall Islands who won prestigious </w:t>
       </w:r>
       <w:r>
         <w:rPr>
@@ -2833,15 +1788,7 @@
           <w:sz w:val="20"/>
           <w:szCs w:val="20"/>
         </w:rPr>
-        <w:t xml:space="preserve"> scholarship for program at Stanford.</w:t>
-      </w:r>
-      <w:r>
-        <w:rPr>
-          <w:rFonts w:asciiTheme="majorHAnsi" w:hAnsiTheme="majorHAnsi"/>
-          <w:sz w:val="20"/>
-          <w:szCs w:val="20"/>
-        </w:rPr>
-        <w:t xml:space="preserve">  </w:t>
+        <w:t xml:space="preserve"> scholarship for program at Stanford.  </w:t>
       </w:r>
     </w:p>
     <w:p>
@@ -2863,15 +1810,7 @@
           <w:sz w:val="20"/>
           <w:szCs w:val="20"/>
         </w:rPr>
-        <w:t xml:space="preserve">After my class, </w:t>
-      </w:r>
-      <w:r>
-        <w:rPr>
-          <w:rFonts w:asciiTheme="majorHAnsi" w:hAnsiTheme="majorHAnsi"/>
-          <w:sz w:val="20"/>
-          <w:szCs w:val="20"/>
-        </w:rPr>
-        <w:t>students outperformed growth of honor-student peers on school network exam in English.</w:t>
+        <w:t>After my class, students outperformed growth of honor-student peers on school network exam in English.</w:t>
       </w:r>
     </w:p>
     <w:p>
@@ -2947,16 +1886,7 @@
                 <w:sz w:val="24"/>
                 <w:szCs w:val="24"/>
               </w:rPr>
-              <w:t xml:space="preserve"> COURSEWORK</w:t>
-            </w:r>
-            <w:r>
-              <w:rPr>
-                <w:rFonts w:asciiTheme="majorHAnsi" w:hAnsiTheme="majorHAnsi"/>
-                <w:b/>
-                <w:sz w:val="24"/>
-                <w:szCs w:val="24"/>
-              </w:rPr>
-              <w:t>/SAMPLE PROJECTS</w:t>
+              <w:t xml:space="preserve"> COURSEWORK/SAMPLE PROJECTS</w:t>
             </w:r>
           </w:p>
         </w:tc>
@@ -2978,7 +1908,6 @@
           <w:szCs w:val="20"/>
         </w:rPr>
       </w:pPr>
-      <w:proofErr w:type="spellStart"/>
       <w:r>
         <w:rPr>
           <w:rFonts w:asciiTheme="majorHAnsi" w:hAnsiTheme="majorHAnsi"/>
@@ -2988,7 +1917,6 @@
         </w:rPr>
         <w:t>TubeTube</w:t>
       </w:r>
-      <w:proofErr w:type="spellEnd"/>
       <w:r>
         <w:rPr>
           <w:rFonts w:asciiTheme="majorHAnsi" w:hAnsiTheme="majorHAnsi"/>
@@ -3076,21 +2004,18 @@
           <w:szCs w:val="20"/>
         </w:rPr>
       </w:pPr>
-      <w:proofErr w:type="spellStart"/>
-      <w:r>
-        <w:rPr>
-          <w:rFonts w:asciiTheme="majorHAnsi" w:hAnsiTheme="majorHAnsi"/>
-          <w:b/>
-          <w:sz w:val="20"/>
-          <w:szCs w:val="20"/>
-        </w:rPr>
-        <w:t>Coursera</w:t>
-      </w:r>
-      <w:proofErr w:type="spellEnd"/>
-      <w:r>
-        <w:rPr>
-          <w:rFonts w:asciiTheme="majorHAnsi" w:hAnsiTheme="majorHAnsi"/>
-          <w:b/>
+      <w:r>
+        <w:rPr>
+          <w:rFonts w:asciiTheme="majorHAnsi" w:hAnsiTheme="majorHAnsi"/>
+          <w:b/>
+          <w:sz w:val="20"/>
+          <w:szCs w:val="20"/>
+        </w:rPr>
+        <w:t>Coursera Coursework:</w:t>
+      </w:r>
+      <w:r>
+        <w:rPr>
+          <w:rFonts w:asciiTheme="majorHAnsi" w:hAnsiTheme="majorHAnsi"/>
           <w:sz w:val="20"/>
           <w:szCs w:val="20"/>
         </w:rPr>
@@ -3099,24 +2024,6 @@
       <w:r>
         <w:rPr>
           <w:rFonts w:asciiTheme="majorHAnsi" w:hAnsiTheme="majorHAnsi"/>
-          <w:b/>
-          <w:sz w:val="20"/>
-          <w:szCs w:val="20"/>
-        </w:rPr>
-        <w:t>Coursework</w:t>
-      </w:r>
-      <w:r>
-        <w:rPr>
-          <w:rFonts w:asciiTheme="majorHAnsi" w:hAnsiTheme="majorHAnsi"/>
-          <w:b/>
-          <w:sz w:val="20"/>
-          <w:szCs w:val="20"/>
-        </w:rPr>
-        <w:t>:</w:t>
-      </w:r>
-      <w:r>
-        <w:rPr>
-          <w:rFonts w:asciiTheme="majorHAnsi" w:hAnsiTheme="majorHAnsi"/>
           <w:sz w:val="20"/>
           <w:szCs w:val="20"/>
         </w:rPr>
@@ -3128,14 +2035,6 @@
           <w:sz w:val="20"/>
           <w:szCs w:val="20"/>
         </w:rPr>
-        <w:t xml:space="preserve"> </w:t>
-      </w:r>
-      <w:r>
-        <w:rPr>
-          <w:rFonts w:asciiTheme="majorHAnsi" w:hAnsiTheme="majorHAnsi"/>
-          <w:sz w:val="20"/>
-          <w:szCs w:val="20"/>
-        </w:rPr>
         <w:t>Java Programming: Object-Oriented Design of Data Structures</w:t>
       </w:r>
       <w:r>
@@ -3144,16 +2043,21 @@
           <w:sz w:val="20"/>
           <w:szCs w:val="20"/>
         </w:rPr>
-        <w:t>;</w:t>
-      </w:r>
-      <w:r>
-        <w:rPr>
-          <w:rFonts w:asciiTheme="majorHAnsi" w:hAnsiTheme="majorHAnsi"/>
-          <w:sz w:val="20"/>
-          <w:szCs w:val="20"/>
-        </w:rPr>
-        <w:t xml:space="preserve"> Programming in Python</w:t>
-      </w:r>
+        <w:t xml:space="preserve">; Programming in Python; </w:t>
+      </w:r>
+      <w:r>
+        <w:rPr>
+          <w:rFonts w:asciiTheme="majorHAnsi" w:hAnsiTheme="majorHAnsi"/>
+          <w:sz w:val="20"/>
+          <w:szCs w:val="20"/>
+        </w:rPr>
+        <w:br/>
+        <w:t>Principles of Computing</w:t>
+      </w:r>
+    </w:p>
+    <w:p>
+      <w:bookmarkStart w:id="0" w:name="_GoBack"/>
+      <w:bookmarkEnd w:id="0"/>
     </w:p>
     <w:sectPr>
       <w:pgSz w:w="12240" w:h="15840"/>
@@ -4723,6 +3627,7 @@
   <w:style w:type="paragraph" w:default="1" w:styleId="Normal">
     <w:name w:val="Normal"/>
     <w:qFormat/>
+    <w:rsid w:val="00EC5DEA"/>
   </w:style>
   <w:style w:type="character" w:default="1" w:styleId="DefaultParagraphFont">
     <w:name w:val="Default Paragraph Font"/>
@@ -5063,6 +3968,7 @@
   <w:style w:type="paragraph" w:default="1" w:styleId="Normal">
     <w:name w:val="Normal"/>
     <w:qFormat/>
+    <w:rsid w:val="00EC5DEA"/>
   </w:style>
   <w:style w:type="character" w:default="1" w:styleId="DefaultParagraphFont">
     <w:name w:val="Default Paragraph Font"/>
@@ -5573,7 +4479,7 @@
 </file>
 
 <file path=customXml/itemProps1.xml><?xml version="1.0" encoding="utf-8"?>
-<ds:datastoreItem xmlns:ds="http://schemas.openxmlformats.org/officeDocument/2006/customXml" ds:itemID="{961634AE-7C99-1E4F-9BEF-10197108D12B}">
+<ds:datastoreItem xmlns:ds="http://schemas.openxmlformats.org/officeDocument/2006/customXml" ds:itemID="{31DAA4EB-01F2-4D43-BCEA-5814A9A04DE3}">
   <ds:schemaRefs>
     <ds:schemaRef ds:uri="http://schemas.openxmlformats.org/officeDocument/2006/bibliography"/>
   </ds:schemaRefs>
